--- a/templates/CMIS/TB-NCD-HetHopDong.docx
+++ b/templates/CMIS/TB-NCD-HetHopDong.docx
@@ -21,7 +21,7 @@
             <w:pPr>
               <w:jc w:val="center"/>
               <w:rPr>
-                <w:rFonts w:ascii="Times New Roman" w:hAnsi="Times New Roman" w:cs="Times New Roman"/>
+                <w:rFonts w:asciiTheme="majorHAnsi" w:hAnsiTheme="majorHAnsi" w:cstheme="majorHAnsi"/>
                 <w:color w:val="000000"/>
                 <w:sz w:val="26"/>
                 <w:szCs w:val="26"/>
@@ -30,23 +30,12 @@
             </w:pPr>
             <w:r>
               <w:rPr>
-                <w:rFonts w:ascii="Times New Roman" w:hAnsi="Times New Roman" w:cs="Times New Roman"/>
-                <w:color w:val="000000"/>
+                <w:rFonts w:asciiTheme="majorHAnsi" w:hAnsiTheme="majorHAnsi" w:cstheme="majorHAnsi"/>
                 <w:sz w:val="26"/>
                 <w:szCs w:val="26"/>
                 <w:lang w:val="vi-VN"/>
               </w:rPr>
-              <w:t xml:space="preserve">CÔNG TY </w:t>
-            </w:r>
-            <w:r>
-              <w:rPr>
-                <w:rFonts w:ascii="Times New Roman" w:hAnsi="Times New Roman" w:cs="Times New Roman"/>
-                <w:color w:val="000000"/>
-                <w:sz w:val="26"/>
-                <w:szCs w:val="26"/>
-                <w:lang w:val="vi-VN"/>
-              </w:rPr>
-              <w:t>ĐIỆN LỰC ĐỒNG NAI</w:t>
+              <w:t>CÔNG TY ĐIỆN LỰC ĐỒNG NAI</w:t>
             </w:r>
           </w:p>
         </w:tc>
@@ -71,82 +60,7 @@
                 <w:color w:val="000000"/>
                 <w:lang w:val="vi-VN"/>
               </w:rPr>
-              <w:t xml:space="preserve">CỘNG HÒA XÃ HỘI CHỦ NGHĨA VIỆT </w:t>
-            </w:r>
-            <w:smartTag w:uri="urn:schemas-microsoft-com:office:smarttags" w:element="place">
-              <w:smartTag w:uri="urn:schemas-microsoft-com:office:smarttags" w:element="country-region">
-                <w:r>
-                  <w:rPr>
-                    <w:rFonts w:ascii="Times New Roman" w:hAnsi="Times New Roman" w:cs="Times New Roman"/>
-                    <w:b/>
-                    <w:color w:val="000000"/>
-                    <w:lang w:val="vi-VN"/>
-                  </w:rPr>
-                  <w:t>NAM</w:t>
-                </w:r>
-              </w:smartTag>
-            </w:smartTag>
-          </w:p>
-        </w:tc>
-      </w:tr>
-      <w:tr>
-        <w:tc>
-          <w:tcPr>
-            <w:tcW w:w="4428" w:type="dxa"/>
-          </w:tcPr>
-          <w:p>
-            <w:pPr>
-              <w:jc w:val="center"/>
-              <w:rPr>
-                <w:rFonts w:ascii="Times New Roman" w:hAnsi="Times New Roman" w:cs="Times New Roman"/>
-                <w:b/>
-                <w:bCs/>
-                <w:color w:val="000000"/>
-                <w:sz w:val="28"/>
-                <w:szCs w:val="28"/>
-                <w:lang w:val="vi-VN"/>
-              </w:rPr>
-            </w:pPr>
-            <w:r>
-              <w:rPr>
-                <w:rFonts w:ascii="Times New Roman" w:hAnsi="Times New Roman" w:cs="Times New Roman"/>
-                <w:b/>
-                <w:bCs/>
-                <w:color w:val="000000"/>
-                <w:sz w:val="28"/>
-                <w:szCs w:val="28"/>
-                <w:lang w:val="vi-VN"/>
-              </w:rPr>
-              <w:t>ĐỘI QUẢN LÝ ĐIỆN XUÂN LỘC</w:t>
-            </w:r>
-          </w:p>
-        </w:tc>
-        <w:tc>
-          <w:tcPr>
-            <w:tcW w:w="5280" w:type="dxa"/>
-          </w:tcPr>
-          <w:p>
-            <w:pPr>
-              <w:jc w:val="center"/>
-              <w:rPr>
-                <w:rFonts w:ascii="Times New Roman" w:hAnsi="Times New Roman" w:cs="Times New Roman"/>
-                <w:b/>
-                <w:color w:val="000000"/>
-                <w:sz w:val="26"/>
-                <w:szCs w:val="26"/>
-                <w:lang w:val="vi-VN"/>
-              </w:rPr>
-            </w:pPr>
-            <w:r>
-              <w:rPr>
-                <w:rFonts w:ascii="Times New Roman" w:hAnsi="Times New Roman" w:cs="Times New Roman"/>
-                <w:b/>
-                <w:color w:val="000000"/>
-                <w:sz w:val="26"/>
-                <w:szCs w:val="26"/>
-                <w:lang w:val="vi-VN"/>
-              </w:rPr>
-              <w:t>Độc Lập - Tự Do - Hạnh Phúc</w:t>
+              <w:t>CỘNG HÒA XÃ HỘI CHỦ NGHĨA VIỆT NAM</w:t>
             </w:r>
           </w:p>
         </w:tc>
@@ -160,6 +74,67 @@
             <w:pPr>
               <w:jc w:val="center"/>
               <w:rPr>
+                <w:rFonts w:asciiTheme="majorHAnsi" w:hAnsiTheme="majorHAnsi" w:cstheme="majorHAnsi"/>
+                <w:b/>
+                <w:bCs/>
+                <w:color w:val="000000"/>
+                <w:sz w:val="26"/>
+                <w:szCs w:val="26"/>
+                <w:lang w:val="vi-VN"/>
+              </w:rPr>
+            </w:pPr>
+            <w:r>
+              <w:rPr>
+                <w:rFonts w:asciiTheme="majorHAnsi" w:hAnsiTheme="majorHAnsi" w:cstheme="majorHAnsi"/>
+                <w:b/>
+                <w:bCs/>
+                <w:sz w:val="28"/>
+                <w:szCs w:val="28"/>
+                <w:lang w:val="vi-VN"/>
+              </w:rPr>
+              <w:t>ĐIỆN LỰC XUÂN LỘC</w:t>
+            </w:r>
+          </w:p>
+        </w:tc>
+        <w:tc>
+          <w:tcPr>
+            <w:tcW w:w="5280" w:type="dxa"/>
+          </w:tcPr>
+          <w:p>
+            <w:pPr>
+              <w:jc w:val="center"/>
+              <w:rPr>
+                <w:rFonts w:ascii="Times New Roman" w:hAnsi="Times New Roman" w:cs="Times New Roman"/>
+                <w:b/>
+                <w:color w:val="000000"/>
+                <w:sz w:val="26"/>
+                <w:szCs w:val="26"/>
+                <w:lang w:val="vi-VN"/>
+              </w:rPr>
+            </w:pPr>
+            <w:r>
+              <w:rPr>
+                <w:rFonts w:ascii="Times New Roman" w:hAnsi="Times New Roman" w:cs="Times New Roman"/>
+                <w:b/>
+                <w:color w:val="000000"/>
+                <w:sz w:val="26"/>
+                <w:szCs w:val="26"/>
+                <w:lang w:val="vi-VN"/>
+              </w:rPr>
+              <w:t>Độc lập - Tự do - Hạnh phúc</w:t>
+            </w:r>
+          </w:p>
+        </w:tc>
+      </w:tr>
+      <w:tr>
+        <w:tc>
+          <w:tcPr>
+            <w:tcW w:w="4428" w:type="dxa"/>
+          </w:tcPr>
+          <w:p>
+            <w:pPr>
+              <w:jc w:val="center"/>
+              <w:rPr>
                 <w:rFonts w:ascii=".VnTime" w:hAnsi=".VnTime"/>
                 <w:color w:val="000000"/>
                 <w:sz w:val="26"/>
@@ -195,7 +170,7 @@
                 <w:szCs w:val="26"/>
                 <w:lang w:val="vi-VN"/>
               </w:rPr>
-              <w:t>–––––</w:t>
+              <w:t>––</w:t>
             </w:r>
           </w:p>
         </w:tc>
@@ -240,12 +215,10 @@
                 <w:color w:val="000000"/>
                 <w:sz w:val="26"/>
                 <w:szCs w:val="26"/>
+                <w:lang w:val="vi-VN"/>
               </w:rPr>
             </w:pPr>
-          </w:p>
-          <w:p>
-            <w:pPr>
-              <w:jc w:val="center"/>
+            <w:r>
               <w:rPr>
                 <w:rFonts w:ascii="Times New Roman" w:hAnsi="Times New Roman" w:cs="Times New Roman"/>
                 <w:color w:val="000000"/>
@@ -253,7 +226,8 @@
                 <w:szCs w:val="26"/>
                 <w:lang w:val="vi-VN"/>
               </w:rPr>
-            </w:pPr>
+              <w:t>Số:</w:t>
+            </w:r>
             <w:r>
               <w:rPr>
                 <w:rFonts w:ascii="Times New Roman" w:hAnsi="Times New Roman" w:cs="Times New Roman"/>
@@ -262,7 +236,7 @@
                 <w:szCs w:val="26"/>
                 <w:lang w:val="vi-VN"/>
               </w:rPr>
-              <w:t>Số:</w:t>
+              <w:t xml:space="preserve"> </w:t>
             </w:r>
             <w:r>
               <w:rPr>
@@ -280,8 +254,9 @@
                 <w:color w:val="000000"/>
                 <w:sz w:val="26"/>
                 <w:szCs w:val="26"/>
-              </w:rPr>
-              <w:t xml:space="preserve"> </w:t>
+                <w:lang w:val="vi-VN"/>
+              </w:rPr>
+              <w:t xml:space="preserve">          </w:t>
             </w:r>
             <w:r>
               <w:rPr>
@@ -289,8 +264,9 @@
                 <w:color w:val="000000"/>
                 <w:sz w:val="26"/>
                 <w:szCs w:val="26"/>
-              </w:rPr>
-              <w:t xml:space="preserve">          </w:t>
+                <w:lang w:val="vi-VN"/>
+              </w:rPr>
+              <w:t>/TB-Đ</w:t>
             </w:r>
             <w:r>
               <w:rPr>
@@ -300,7 +276,17 @@
                 <w:szCs w:val="26"/>
                 <w:lang w:val="vi-VN"/>
               </w:rPr>
-              <w:t>/TB-ĐXL</w:t>
+              <w:t>L</w:t>
+            </w:r>
+            <w:r>
+              <w:rPr>
+                <w:rFonts w:ascii="Times New Roman" w:hAnsi="Times New Roman" w:cs="Times New Roman"/>
+                <w:color w:val="000000"/>
+                <w:sz w:val="26"/>
+                <w:szCs w:val="26"/>
+                <w:lang w:val="vi-VN"/>
+              </w:rPr>
+              <w:t>XL</w:t>
             </w:r>
           </w:p>
         </w:tc>
@@ -310,17 +296,6 @@
           </w:tcPr>
           <w:p>
             <w:pPr>
-              <w:rPr>
-                <w:rFonts w:ascii="Times New Roman" w:hAnsi="Times New Roman" w:cs="Times New Roman"/>
-                <w:color w:val="000000"/>
-                <w:sz w:val="26"/>
-                <w:szCs w:val="26"/>
-                <w:lang w:val="vi-VN"/>
-              </w:rPr>
-            </w:pPr>
-          </w:p>
-          <w:p>
-            <w:pPr>
               <w:tabs>
                 <w:tab w:val="left" w:pos="1375"/>
               </w:tabs>
@@ -352,7 +327,7 @@
                 <w:szCs w:val="26"/>
                 <w:lang w:val="vi-VN"/>
               </w:rPr>
-              <w:fldChar w:fldCharType="begin"/>
+              <w:t xml:space="preserve">         </w:t>
             </w:r>
             <w:r>
               <w:rPr>
@@ -363,7 +338,62 @@
                 <w:szCs w:val="26"/>
                 <w:lang w:val="vi-VN"/>
               </w:rPr>
-              <w:instrText xml:space="preserve"> DATE  \@ "DD"  \* MERGEFORMAT </w:instrText>
+              <w:t xml:space="preserve"> </w:t>
+            </w:r>
+            <w:r>
+              <w:rPr>
+                <w:rFonts w:ascii="Times New Roman" w:hAnsi="Times New Roman" w:cs="Times New Roman"/>
+                <w:i/>
+                <w:color w:val="000000"/>
+                <w:sz w:val="26"/>
+                <w:szCs w:val="26"/>
+                <w:lang w:val="vi-VN"/>
+              </w:rPr>
+              <w:t xml:space="preserve">tháng </w:t>
+            </w:r>
+            <w:r>
+              <w:rPr>
+                <w:rFonts w:ascii="Times New Roman" w:hAnsi="Times New Roman" w:cs="Times New Roman"/>
+                <w:i/>
+                <w:color w:val="000000"/>
+                <w:sz w:val="26"/>
+                <w:szCs w:val="26"/>
+                <w:lang w:val="vi-VN"/>
+              </w:rPr>
+              <w:t xml:space="preserve">       </w:t>
+            </w:r>
+            <w:r>
+              <w:rPr>
+                <w:rFonts w:ascii="Times New Roman" w:hAnsi="Times New Roman" w:cs="Times New Roman"/>
+                <w:i/>
+                <w:color w:val="000000"/>
+                <w:sz w:val="26"/>
+                <w:szCs w:val="26"/>
+                <w:lang w:val="vi-VN"/>
+              </w:rPr>
+              <w:t xml:space="preserve">năm </w:t>
+            </w:r>
+            <w:r>
+              <w:rPr>
+                <w:rFonts w:ascii="Times New Roman" w:hAnsi="Times New Roman" w:cs="Times New Roman"/>
+                <w:i/>
+                <w:color w:val="000000"/>
+                <w:sz w:val="26"/>
+                <w:szCs w:val="26"/>
+                <w:lang w:val="vi-VN"/>
+              </w:rPr>
+              <w:fldChar w:fldCharType="begin"/>
+            </w:r>
+            <w:r>
+              <w:rPr>
+                <w:rFonts w:ascii="Times New Roman" w:hAnsi="Times New Roman" w:cs="Times New Roman"/>
+                <w:i/>
+                <w:color w:val="000000"/>
+                <w:sz w:val="26"/>
+                <w:szCs w:val="26"/>
+                <w:lang w:val="vi-VN"/>
+              </w:rPr>
+              <w:instrText xml:space="preserve"> DATE  \@ "YYYY"  \* MERGEFORMAT </w:instrText>
             </w:r>
             <w:r>
               <w:rPr>
@@ -386,163 +416,7 @@
                 <w:szCs w:val="26"/>
                 <w:lang w:val="vi-VN"/>
               </w:rPr>
-              <w:t>30</w:t>
-            </w:r>
-            <w:r>
-              <w:rPr>
-                <w:rFonts w:ascii="Times New Roman" w:hAnsi="Times New Roman" w:cs="Times New Roman"/>
-                <w:i/>
-                <w:color w:val="000000"/>
-                <w:sz w:val="26"/>
-                <w:szCs w:val="26"/>
-                <w:lang w:val="vi-VN"/>
-              </w:rPr>
-              <w:fldChar w:fldCharType="end"/>
-            </w:r>
-            <w:r>
-              <w:rPr>
-                <w:rFonts w:ascii="Times New Roman" w:hAnsi="Times New Roman" w:cs="Times New Roman"/>
-                <w:i/>
-                <w:color w:val="000000"/>
-                <w:sz w:val="26"/>
-                <w:szCs w:val="26"/>
-                <w:lang w:val="vi-VN"/>
-              </w:rPr>
-              <w:t xml:space="preserve">  </w:t>
-            </w:r>
-            <w:r>
-              <w:rPr>
-                <w:rFonts w:ascii="Times New Roman" w:hAnsi="Times New Roman" w:cs="Times New Roman"/>
-                <w:i/>
-                <w:color w:val="000000"/>
-                <w:sz w:val="26"/>
-                <w:szCs w:val="26"/>
-                <w:lang w:val="vi-VN"/>
-              </w:rPr>
-              <w:t xml:space="preserve">tháng </w:t>
-            </w:r>
-            <w:r>
-              <w:rPr>
-                <w:rFonts w:ascii="Times New Roman" w:hAnsi="Times New Roman" w:cs="Times New Roman"/>
-                <w:i/>
-                <w:color w:val="000000"/>
-                <w:sz w:val="26"/>
-                <w:szCs w:val="26"/>
-                <w:lang w:val="vi-VN"/>
-              </w:rPr>
-              <w:fldChar w:fldCharType="begin"/>
-            </w:r>
-            <w:r>
-              <w:rPr>
-                <w:rFonts w:ascii="Times New Roman" w:hAnsi="Times New Roman" w:cs="Times New Roman"/>
-                <w:i/>
-                <w:color w:val="000000"/>
-                <w:sz w:val="26"/>
-                <w:szCs w:val="26"/>
-                <w:lang w:val="vi-VN"/>
-              </w:rPr>
-              <w:instrText xml:space="preserve"> DATE  \@ "MM"  \* MERGEFORMAT </w:instrText>
-            </w:r>
-            <w:r>
-              <w:rPr>
-                <w:rFonts w:ascii="Times New Roman" w:hAnsi="Times New Roman" w:cs="Times New Roman"/>
-                <w:i/>
-                <w:color w:val="000000"/>
-                <w:sz w:val="26"/>
-                <w:szCs w:val="26"/>
-                <w:lang w:val="vi-VN"/>
-              </w:rPr>
-              <w:fldChar w:fldCharType="separate"/>
-            </w:r>
-            <w:r>
-              <w:rPr>
-                <w:rFonts w:ascii="Times New Roman" w:hAnsi="Times New Roman" w:cs="Times New Roman"/>
-                <w:i/>
-                <w:noProof/>
-                <w:color w:val="000000"/>
-                <w:sz w:val="26"/>
-                <w:szCs w:val="26"/>
-                <w:lang w:val="vi-VN"/>
-              </w:rPr>
-              <w:t>12</w:t>
-            </w:r>
-            <w:r>
-              <w:rPr>
-                <w:rFonts w:ascii="Times New Roman" w:hAnsi="Times New Roman" w:cs="Times New Roman"/>
-                <w:i/>
-                <w:color w:val="000000"/>
-                <w:sz w:val="26"/>
-                <w:szCs w:val="26"/>
-                <w:lang w:val="vi-VN"/>
-              </w:rPr>
-              <w:fldChar w:fldCharType="end"/>
-            </w:r>
-            <w:r>
-              <w:rPr>
-                <w:rFonts w:ascii="Times New Roman" w:hAnsi="Times New Roman" w:cs="Times New Roman"/>
-                <w:i/>
-                <w:color w:val="000000"/>
-                <w:sz w:val="26"/>
-                <w:szCs w:val="26"/>
-                <w:lang w:val="vi-VN"/>
-              </w:rPr>
-              <w:t xml:space="preserve">  </w:t>
-            </w:r>
-            <w:r>
-              <w:rPr>
-                <w:rFonts w:ascii="Times New Roman" w:hAnsi="Times New Roman" w:cs="Times New Roman"/>
-                <w:i/>
-                <w:color w:val="000000"/>
-                <w:sz w:val="26"/>
-                <w:szCs w:val="26"/>
-                <w:lang w:val="vi-VN"/>
-              </w:rPr>
-              <w:t xml:space="preserve">năm </w:t>
-            </w:r>
-            <w:r>
-              <w:rPr>
-                <w:rFonts w:ascii="Times New Roman" w:hAnsi="Times New Roman" w:cs="Times New Roman"/>
-                <w:i/>
-                <w:color w:val="000000"/>
-                <w:sz w:val="26"/>
-                <w:szCs w:val="26"/>
-                <w:lang w:val="vi-VN"/>
-              </w:rPr>
-              <w:fldChar w:fldCharType="begin"/>
-            </w:r>
-            <w:r>
-              <w:rPr>
-                <w:rFonts w:ascii="Times New Roman" w:hAnsi="Times New Roman" w:cs="Times New Roman"/>
-                <w:i/>
-                <w:color w:val="000000"/>
-                <w:sz w:val="26"/>
-                <w:szCs w:val="26"/>
-                <w:lang w:val="vi-VN"/>
-              </w:rPr>
-              <w:instrText xml:space="preserve"> DATE  \@ "YYYY"  \* MERGEFORMAT </w:instrText>
-            </w:r>
-            <w:r>
-              <w:rPr>
-                <w:rFonts w:ascii="Times New Roman" w:hAnsi="Times New Roman" w:cs="Times New Roman"/>
-                <w:i/>
-                <w:color w:val="000000"/>
-                <w:sz w:val="26"/>
-                <w:szCs w:val="26"/>
-                <w:lang w:val="vi-VN"/>
-              </w:rPr>
-              <w:fldChar w:fldCharType="separate"/>
-            </w:r>
-            <w:r>
-              <w:rPr>
-                <w:rFonts w:ascii="Times New Roman" w:hAnsi="Times New Roman" w:cs="Times New Roman"/>
-                <w:i/>
-                <w:noProof/>
-                <w:color w:val="000000"/>
-                <w:sz w:val="26"/>
-                <w:szCs w:val="26"/>
-                <w:lang w:val="vi-VN"/>
-              </w:rPr>
-              <w:t>2025</w:t>
+              <w:t>2026</w:t>
             </w:r>
             <w:r>
               <w:rPr>
@@ -600,77 +474,7 @@
     </w:tbl>
     <w:p>
       <w:pPr>
-        <w:rPr>
-          <w:rFonts w:ascii="Times New Roman" w:hAnsi="Times New Roman" w:cs="Times New Roman"/>
-          <w:color w:val="000000"/>
-          <w:sz w:val="26"/>
-          <w:szCs w:val="26"/>
-          <w:lang w:val="vi-VN"/>
-        </w:rPr>
-      </w:pPr>
-      <w:r>
-        <w:rPr>
-          <w:rFonts w:ascii="Times New Roman" w:hAnsi="Times New Roman" w:cs="Times New Roman"/>
-          <w:color w:val="000000"/>
-          <w:sz w:val="26"/>
-          <w:szCs w:val="26"/>
-          <w:lang w:val="vi-VN"/>
-        </w:rPr>
-        <w:tab/>
-      </w:r>
-      <w:r>
-        <w:rPr>
-          <w:rFonts w:ascii="Times New Roman" w:hAnsi="Times New Roman" w:cs="Times New Roman"/>
-          <w:color w:val="000000"/>
-          <w:sz w:val="26"/>
-          <w:szCs w:val="26"/>
-          <w:lang w:val="vi-VN"/>
-        </w:rPr>
-        <w:tab/>
-      </w:r>
-      <w:r>
-        <w:rPr>
-          <w:rFonts w:ascii="Times New Roman" w:hAnsi="Times New Roman" w:cs="Times New Roman"/>
-          <w:color w:val="000000"/>
-          <w:sz w:val="26"/>
-          <w:szCs w:val="26"/>
-          <w:lang w:val="vi-VN"/>
-        </w:rPr>
-        <w:tab/>
-      </w:r>
-      <w:r>
-        <w:rPr>
-          <w:rFonts w:ascii="Times New Roman" w:hAnsi="Times New Roman" w:cs="Times New Roman"/>
-          <w:color w:val="000000"/>
-          <w:sz w:val="26"/>
-          <w:szCs w:val="26"/>
-          <w:lang w:val="vi-VN"/>
-        </w:rPr>
-        <w:tab/>
-      </w:r>
-      <w:r>
-        <w:rPr>
-          <w:rFonts w:ascii="Times New Roman" w:hAnsi="Times New Roman" w:cs="Times New Roman"/>
-          <w:color w:val="000000"/>
-          <w:sz w:val="26"/>
-          <w:szCs w:val="26"/>
-          <w:lang w:val="vi-VN"/>
-        </w:rPr>
-        <w:t xml:space="preserve">                </w:t>
-      </w:r>
-      <w:r>
-        <w:rPr>
-          <w:rFonts w:ascii="Times New Roman" w:hAnsi="Times New Roman" w:cs="Times New Roman"/>
-          <w:color w:val="000000"/>
-          <w:sz w:val="26"/>
-          <w:szCs w:val="26"/>
-          <w:lang w:val="vi-VN"/>
-        </w:rPr>
-        <w:t xml:space="preserve">        </w:t>
-      </w:r>
-    </w:p>
-    <w:p>
-      <w:pPr>
+        <w:jc w:val="center"/>
         <w:rPr>
           <w:rFonts w:ascii="Times New Roman" w:hAnsi="Times New Roman"/>
           <w:b/>
@@ -682,46 +486,6 @@
       </w:pPr>
       <w:r>
         <w:rPr>
-          <w:rFonts w:ascii=".VnTimeH" w:hAnsi=".VnTimeH"/>
-          <w:color w:val="000000"/>
-          <w:sz w:val="26"/>
-          <w:szCs w:val="26"/>
-          <w:lang w:val="vi-VN"/>
-        </w:rPr>
-        <w:tab/>
-      </w:r>
-      <w:r>
-        <w:rPr>
-          <w:rFonts w:ascii=".VnTimeH" w:hAnsi=".VnTimeH"/>
-          <w:color w:val="000000"/>
-          <w:sz w:val="28"/>
-          <w:szCs w:val="28"/>
-          <w:lang w:val="vi-VN"/>
-        </w:rPr>
-        <w:t xml:space="preserve">            </w:t>
-      </w:r>
-      <w:r>
-        <w:rPr>
-          <w:rFonts w:ascii=".VnTimeH" w:hAnsi=".VnTimeH"/>
-          <w:color w:val="000000"/>
-          <w:sz w:val="28"/>
-          <w:szCs w:val="28"/>
-          <w:lang w:val="vi-VN"/>
-        </w:rPr>
-        <w:tab/>
-      </w:r>
-      <w:r>
-        <w:rPr>
-          <w:rFonts w:ascii=".VnTimeH" w:hAnsi=".VnTimeH"/>
-          <w:color w:val="000000"/>
-          <w:sz w:val="28"/>
-          <w:szCs w:val="28"/>
-          <w:lang w:val="vi-VN"/>
-        </w:rPr>
-        <w:tab/>
-      </w:r>
-      <w:r>
-        <w:rPr>
           <w:rFonts w:ascii="Times New Roman" w:hAnsi="Times New Roman"/>
           <w:b/>
           <w:color w:val="000000"/>
@@ -730,17 +494,6 @@
           <w:lang w:val="vi-VN"/>
         </w:rPr>
         <w:t>THÔNG BÁO</w:t>
-      </w:r>
-      <w:r>
-        <w:rPr>
-          <w:rFonts w:ascii="Times New Roman" w:hAnsi="Times New Roman"/>
-          <w:b/>
-          <w:color w:val="000000"/>
-          <w:sz w:val="28"/>
-          <w:szCs w:val="28"/>
-          <w:lang w:val="vi-VN"/>
-        </w:rPr>
-        <w:t xml:space="preserve"> </w:t>
       </w:r>
     </w:p>
     <w:p>
@@ -980,6 +733,7 @@
           <w:lang w:val="vi-VN"/>
         </w:rPr>
         <w:tab/>
+        <w:t xml:space="preserve">Địa chỉ </w:t>
       </w:r>
       <w:r>
         <w:rPr>
@@ -989,7 +743,7 @@
           <w:szCs w:val="28"/>
           <w:lang w:val="vi-VN"/>
         </w:rPr>
-        <w:t>Địa chỉ</w:t>
+        <w:t>sử dụng điện</w:t>
       </w:r>
       <w:r>
         <w:rPr>
@@ -999,57 +753,7 @@
           <w:szCs w:val="28"/>
           <w:lang w:val="vi-VN"/>
         </w:rPr>
-        <w:t xml:space="preserve"> </w:t>
-      </w:r>
-      <w:r>
-        <w:rPr>
-          <w:rFonts w:ascii="Times New Roman" w:hAnsi="Times New Roman"/>
-          <w:color w:val="000000"/>
-          <w:sz w:val="28"/>
-          <w:szCs w:val="28"/>
-          <w:lang w:val="vi-VN"/>
-        </w:rPr>
-        <w:t>sử dụng điện</w:t>
-      </w:r>
-      <w:r>
-        <w:rPr>
-          <w:rFonts w:ascii="Times New Roman" w:hAnsi="Times New Roman"/>
-          <w:color w:val="000000"/>
-          <w:sz w:val="28"/>
-          <w:szCs w:val="28"/>
-          <w:lang w:val="vi-VN"/>
-        </w:rPr>
-        <w:t xml:space="preserve">: </w:t>
-      </w:r>
-      <w:r>
-        <w:rPr>
-          <w:rFonts w:ascii="Times New Roman" w:hAnsi="Times New Roman"/>
-          <w:color w:val="000000"/>
-          <w:sz w:val="28"/>
-          <w:szCs w:val="28"/>
-          <w:lang w:val="vi-VN"/>
-        </w:rPr>
-        <w:t>{</w:t>
-      </w:r>
-      <w:r>
-        <w:rPr>
-          <w:rFonts w:ascii="Times New Roman" w:hAnsi="Times New Roman"/>
-          <w:color w:val="000000"/>
-          <w:sz w:val="28"/>
-          <w:szCs w:val="28"/>
-          <w:lang w:val="vi-VN"/>
-        </w:rPr>
-        <w:t>DCHI_DIEMDO</w:t>
-      </w:r>
-      <w:r>
-        <w:rPr>
-          <w:rFonts w:ascii="Times New Roman" w:hAnsi="Times New Roman"/>
-          <w:color w:val="000000"/>
-          <w:sz w:val="28"/>
-          <w:szCs w:val="28"/>
-          <w:lang w:val="vi-VN"/>
-        </w:rPr>
-        <w:t>}.</w:t>
+        <w:t>: {DCHI_DIEMDO}.</w:t>
       </w:r>
     </w:p>
     <w:p>
@@ -1273,7 +977,17 @@
           <w:szCs w:val="28"/>
           <w:lang w:val="vi-VN"/>
         </w:rPr>
-        <w:t>Đội quản lý điện Xuân Lộc</w:t>
+        <w:t>Điện lực</w:t>
+      </w:r>
+      <w:r>
+        <w:rPr>
+          <w:rFonts w:ascii="Times New Roman" w:hAnsi="Times New Roman" w:cs="Times New Roman"/>
+          <w:color w:val="000000"/>
+          <w:sz w:val="28"/>
+          <w:szCs w:val="28"/>
+          <w:lang w:val="vi-VN"/>
+        </w:rPr>
+        <w:t xml:space="preserve"> Xuân Lộc</w:t>
       </w:r>
       <w:r>
         <w:rPr>
@@ -1363,7 +1077,17 @@
           <w:szCs w:val="28"/>
           <w:lang w:val="vi-VN"/>
         </w:rPr>
-        <w:t>Đội quản lý điện Xuân Lộc</w:t>
+        <w:t>Điện lực</w:t>
+      </w:r>
+      <w:r>
+        <w:rPr>
+          <w:rFonts w:ascii="Times New Roman" w:hAnsi="Times New Roman" w:cs="Times New Roman"/>
+          <w:color w:val="000000"/>
+          <w:sz w:val="28"/>
+          <w:szCs w:val="28"/>
+          <w:lang w:val="vi-VN"/>
+        </w:rPr>
+        <w:t xml:space="preserve"> Xuân Lộc</w:t>
       </w:r>
       <w:r>
         <w:rPr>
@@ -1409,17 +1133,58 @@
           <w:color w:val="000000"/>
           <w:sz w:val="28"/>
           <w:szCs w:val="28"/>
-        </w:rPr>
-      </w:pPr>
-      <w:r>
-        <w:rPr>
-          <w:rFonts w:ascii="Times New Roman" w:hAnsi="Times New Roman" w:cs="Times New Roman"/>
-          <w:color w:val="000000"/>
-          <w:sz w:val="28"/>
-          <w:szCs w:val="28"/>
-          <w:lang w:val="vi-VN"/>
-        </w:rPr>
-        <w:t>Đội quản lý điện Xuân Lộc</w:t>
+          <w:lang w:val="vi-VN"/>
+        </w:rPr>
+      </w:pPr>
+      <w:r>
+        <w:rPr>
+          <w:rFonts w:ascii="Times New Roman" w:hAnsi="Times New Roman" w:cs="Times New Roman"/>
+          <w:color w:val="000000"/>
+          <w:sz w:val="28"/>
+          <w:szCs w:val="28"/>
+          <w:lang w:val="vi-VN"/>
+        </w:rPr>
+        <w:t xml:space="preserve">Điện lực Xuân Lộc </w:t>
+      </w:r>
+      <w:r>
+        <w:rPr>
+          <w:rFonts w:ascii="Times New Roman" w:hAnsi="Times New Roman" w:cs="Times New Roman"/>
+          <w:color w:val="000000"/>
+          <w:sz w:val="28"/>
+          <w:szCs w:val="28"/>
+          <w:lang w:val="vi-VN"/>
+        </w:rPr>
+        <w:t>buộc lòng phải n</w:t>
+      </w:r>
+      <w:r>
+        <w:rPr>
+          <w:rFonts w:ascii="Times New Roman" w:hAnsi="Times New Roman" w:cs="Times New Roman"/>
+          <w:color w:val="000000"/>
+          <w:sz w:val="28"/>
+          <w:szCs w:val="28"/>
+          <w:lang w:val="vi-VN"/>
+        </w:rPr>
+        <w:t>gừng cấp điện</w:t>
+      </w:r>
+      <w:r>
+        <w:rPr>
+          <w:rFonts w:ascii="Times New Roman" w:hAnsi="Times New Roman" w:cs="Times New Roman"/>
+          <w:color w:val="000000"/>
+          <w:sz w:val="28"/>
+          <w:szCs w:val="28"/>
+          <w:lang w:val="vi-VN"/>
+        </w:rPr>
+        <w:t xml:space="preserve"> của quý</w:t>
+      </w:r>
+      <w:r>
+        <w:rPr>
+          <w:rFonts w:ascii="Times New Roman" w:hAnsi="Times New Roman" w:cs="Times New Roman"/>
+          <w:color w:val="000000"/>
+          <w:sz w:val="28"/>
+          <w:szCs w:val="28"/>
+          <w:lang w:val="vi-VN"/>
+        </w:rPr>
+        <w:t xml:space="preserve"> khách hàng</w:t>
       </w:r>
       <w:r>
         <w:rPr>
@@ -1433,73 +1198,13 @@
       </w:r>
       <w:r>
         <w:rPr>
-          <w:rFonts w:ascii="Times New Roman" w:hAnsi="Times New Roman" w:cs="Times New Roman"/>
-          <w:color w:val="000000"/>
-          <w:sz w:val="28"/>
-          <w:szCs w:val="28"/>
-          <w:lang w:val="vi-VN"/>
-        </w:rPr>
-        <w:t>buộc lòng phải n</w:t>
-      </w:r>
-      <w:r>
-        <w:rPr>
-          <w:rFonts w:ascii="Times New Roman" w:hAnsi="Times New Roman" w:cs="Times New Roman"/>
-          <w:color w:val="000000"/>
-          <w:sz w:val="28"/>
-          <w:szCs w:val="28"/>
-          <w:lang w:val="vi-VN"/>
-        </w:rPr>
-        <w:t>gừng cấp điện</w:t>
-      </w:r>
-      <w:r>
-        <w:rPr>
-          <w:rFonts w:ascii="Times New Roman" w:hAnsi="Times New Roman" w:cs="Times New Roman"/>
-          <w:color w:val="000000"/>
-          <w:sz w:val="28"/>
-          <w:szCs w:val="28"/>
-          <w:lang w:val="vi-VN"/>
-        </w:rPr>
-        <w:t xml:space="preserve"> của quý</w:t>
-      </w:r>
-      <w:r>
-        <w:rPr>
-          <w:rFonts w:ascii="Times New Roman" w:hAnsi="Times New Roman" w:cs="Times New Roman"/>
-          <w:color w:val="000000"/>
-          <w:sz w:val="28"/>
-          <w:szCs w:val="28"/>
-          <w:lang w:val="vi-VN"/>
-        </w:rPr>
-        <w:t xml:space="preserve"> khách hàng</w:t>
-      </w:r>
-      <w:r>
-        <w:rPr>
-          <w:rFonts w:ascii="Times New Roman" w:hAnsi="Times New Roman" w:cs="Times New Roman"/>
-          <w:color w:val="000000"/>
-          <w:sz w:val="28"/>
-          <w:szCs w:val="28"/>
-          <w:lang w:val="vi-VN"/>
-        </w:rPr>
-        <w:t xml:space="preserve"> </w:t>
-      </w:r>
-      <w:r>
-        <w:rPr>
           <w:rFonts w:ascii="Times New Roman" w:hAnsi="Times New Roman"/>
           <w:color w:val="000000"/>
           <w:sz w:val="28"/>
           <w:szCs w:val="28"/>
           <w:lang w:val="vi-VN"/>
         </w:rPr>
-        <w:t>với nội dung cụ thể như sa</w:t>
-      </w:r>
-      <w:r>
-        <w:rPr>
-          <w:rFonts w:ascii="Times New Roman" w:hAnsi="Times New Roman"/>
-          <w:color w:val="000000"/>
-          <w:sz w:val="28"/>
-          <w:szCs w:val="28"/>
-          <w:lang w:val="vi-VN"/>
-        </w:rPr>
-        <w:t>u</w:t>
+        <w:t>với nội dung cụ thể như sau</w:t>
       </w:r>
       <w:r>
         <w:rPr>
@@ -1626,27 +1331,7 @@
           <w:szCs w:val="28"/>
           <w:lang w:val="vi-VN"/>
         </w:rPr>
-        <w:t>1 | dm</w:t>
-      </w:r>
-      <w:r>
-        <w:rPr>
-          <w:rFonts w:ascii="Times New Roman" w:hAnsi="Times New Roman" w:cs="Times New Roman"/>
-          <w:color w:val="000000"/>
-          <w:sz w:val="28"/>
-          <w:szCs w:val="28"/>
-          <w:lang w:val="vi-VN"/>
-        </w:rPr>
-        <w:t>y</w:t>
-      </w:r>
-      <w:r>
-        <w:rPr>
-          <w:rFonts w:ascii="Times New Roman" w:hAnsi="Times New Roman" w:cs="Times New Roman"/>
-          <w:color w:val="000000"/>
-          <w:sz w:val="28"/>
-          <w:szCs w:val="28"/>
-          <w:lang w:val="vi-VN"/>
-        </w:rPr>
-        <w:t>}</w:t>
+        <w:t>1 | dmy}</w:t>
       </w:r>
       <w:r>
         <w:rPr>
@@ -1800,7 +1485,27 @@
           <w:szCs w:val="28"/>
           <w:lang w:val="vi-VN"/>
         </w:rPr>
-        <w:t>HĐMBĐ</w:t>
+        <w:t xml:space="preserve">HĐMBĐ </w:t>
+      </w:r>
+      <w:r>
+        <w:rPr>
+          <w:rFonts w:ascii="Times New Roman" w:hAnsi="Times New Roman" w:cs="Times New Roman"/>
+          <w:color w:val="000000"/>
+          <w:sz w:val="28"/>
+          <w:szCs w:val="28"/>
+          <w:lang w:val="vi-VN"/>
+        </w:rPr>
+        <w:t>đã hết hiệu lực</w:t>
+      </w:r>
+      <w:r>
+        <w:rPr>
+          <w:rFonts w:ascii="Times New Roman" w:hAnsi="Times New Roman" w:cs="Times New Roman"/>
+          <w:color w:val="000000"/>
+          <w:sz w:val="28"/>
+          <w:szCs w:val="28"/>
+          <w:lang w:val="vi-VN"/>
+        </w:rPr>
+        <w:t>,</w:t>
       </w:r>
       <w:r>
         <w:rPr>
@@ -1820,36 +1525,6 @@
           <w:szCs w:val="28"/>
           <w:lang w:val="vi-VN"/>
         </w:rPr>
-        <w:t>đã hết hiệu lực</w:t>
-      </w:r>
-      <w:r>
-        <w:rPr>
-          <w:rFonts w:ascii="Times New Roman" w:hAnsi="Times New Roman" w:cs="Times New Roman"/>
-          <w:color w:val="000000"/>
-          <w:sz w:val="28"/>
-          <w:szCs w:val="28"/>
-          <w:lang w:val="vi-VN"/>
-        </w:rPr>
-        <w:t>,</w:t>
-      </w:r>
-      <w:r>
-        <w:rPr>
-          <w:rFonts w:ascii="Times New Roman" w:hAnsi="Times New Roman" w:cs="Times New Roman"/>
-          <w:color w:val="000000"/>
-          <w:sz w:val="28"/>
-          <w:szCs w:val="28"/>
-          <w:lang w:val="vi-VN"/>
-        </w:rPr>
-        <w:t xml:space="preserve"> </w:t>
-      </w:r>
-      <w:r>
-        <w:rPr>
-          <w:rFonts w:ascii="Times New Roman" w:hAnsi="Times New Roman" w:cs="Times New Roman"/>
-          <w:color w:val="000000"/>
-          <w:sz w:val="28"/>
-          <w:szCs w:val="28"/>
-          <w:lang w:val="vi-VN"/>
-        </w:rPr>
         <w:t xml:space="preserve">khách hàng {TEN_KHANG} </w:t>
       </w:r>
       <w:r>
@@ -1870,17 +1545,7 @@
           <w:szCs w:val="28"/>
           <w:lang w:val="vi-VN"/>
         </w:rPr>
-        <w:t>HĐMBĐ</w:t>
-      </w:r>
-      <w:r>
-        <w:rPr>
-          <w:rFonts w:ascii="Times New Roman" w:hAnsi="Times New Roman" w:cs="Times New Roman"/>
-          <w:color w:val="000000"/>
-          <w:sz w:val="28"/>
-          <w:szCs w:val="28"/>
-          <w:lang w:val="vi-VN"/>
-        </w:rPr>
-        <w:t xml:space="preserve"> </w:t>
+        <w:t xml:space="preserve">HĐMBĐ </w:t>
       </w:r>
       <w:r>
         <w:rPr>
@@ -1977,17 +1642,7 @@
           <w:szCs w:val="28"/>
           <w:lang w:val="vi-VN"/>
         </w:rPr>
-        <w:t>HĐMBĐ</w:t>
-      </w:r>
-      <w:r>
-        <w:rPr>
-          <w:rFonts w:ascii="Times New Roman" w:hAnsi="Times New Roman" w:cs="Times New Roman"/>
-          <w:color w:val="000000"/>
-          <w:sz w:val="28"/>
-          <w:szCs w:val="28"/>
-          <w:lang w:val="vi-VN"/>
-        </w:rPr>
-        <w:t xml:space="preserve"> </w:t>
+        <w:t xml:space="preserve">HĐMBĐ </w:t>
       </w:r>
       <w:r>
         <w:rPr>
@@ -2007,27 +1662,7 @@
           <w:szCs w:val="28"/>
           <w:lang w:val="vi-VN"/>
         </w:rPr>
-        <w:t xml:space="preserve"> và </w:t>
-      </w:r>
-      <w:r>
-        <w:rPr>
-          <w:rFonts w:ascii="Times New Roman" w:hAnsi="Times New Roman" w:cs="Times New Roman"/>
-          <w:color w:val="000000"/>
-          <w:sz w:val="28"/>
-          <w:szCs w:val="28"/>
-          <w:lang w:val="vi-VN"/>
-        </w:rPr>
-        <w:t>Quý khách hàng</w:t>
-      </w:r>
-      <w:r>
-        <w:rPr>
-          <w:rFonts w:ascii="Times New Roman" w:hAnsi="Times New Roman" w:cs="Times New Roman"/>
-          <w:color w:val="000000"/>
-          <w:sz w:val="28"/>
-          <w:szCs w:val="28"/>
-          <w:lang w:val="vi-VN"/>
-        </w:rPr>
-        <w:t xml:space="preserve"> đóng</w:t>
+        <w:t xml:space="preserve"> và Quý khách hàng đóng</w:t>
       </w:r>
       <w:r>
         <w:rPr>
@@ -2104,17 +1739,7 @@
           <w:szCs w:val="28"/>
           <w:lang w:val="vi-VN"/>
         </w:rPr>
-        <w:t>HĐMBĐ</w:t>
-      </w:r>
-      <w:r>
-        <w:rPr>
-          <w:rFonts w:ascii="Times New Roman" w:hAnsi="Times New Roman" w:cs="Times New Roman"/>
-          <w:color w:val="000000"/>
-          <w:sz w:val="28"/>
-          <w:szCs w:val="28"/>
-          <w:lang w:val="vi-VN"/>
-        </w:rPr>
-        <w:t xml:space="preserve"> </w:t>
+        <w:t xml:space="preserve">HĐMBĐ </w:t>
       </w:r>
       <w:r>
         <w:rPr>
@@ -2144,7 +1769,7 @@
           <w:szCs w:val="28"/>
           <w:lang w:val="vi-VN"/>
         </w:rPr>
-        <w:t>Đội quản lý điện Xuân Lộc</w:t>
+        <w:t>Điện lực Xuân Lộc</w:t>
       </w:r>
       <w:r>
         <w:rPr>
@@ -2209,6 +1834,7 @@
           <w:color w:val="000000"/>
           <w:sz w:val="28"/>
           <w:szCs w:val="28"/>
+          <w:lang w:val="vi-VN"/>
         </w:rPr>
       </w:pPr>
       <w:r>
@@ -2238,16 +1864,21 @@
         <w:tblLook w:val="01E0" w:firstRow="1" w:lastRow="1" w:firstColumn="1" w:lastColumn="1" w:noHBand="0" w:noVBand="0"/>
       </w:tblPr>
       <w:tblGrid>
-        <w:gridCol w:w="4657"/>
-        <w:gridCol w:w="4676"/>
+        <w:gridCol w:w="5036"/>
+        <w:gridCol w:w="4297"/>
       </w:tblGrid>
       <w:tr>
         <w:tc>
           <w:tcPr>
-            <w:tcW w:w="4786" w:type="dxa"/>
+            <w:tcW w:w="4784" w:type="dxa"/>
           </w:tcPr>
           <w:p>
             <w:pPr>
+              <w:tabs>
+                <w:tab w:val="center" w:pos="2040"/>
+                <w:tab w:val="center" w:pos="6860"/>
+                <w:tab w:val="left" w:pos="7230"/>
+              </w:tabs>
               <w:rPr>
                 <w:rFonts w:ascii="Times New Roman" w:hAnsi="Times New Roman" w:cs="Times New Roman"/>
                 <w:b/>
@@ -2262,60 +1893,35 @@
                 <w:i/>
                 <w:lang w:val="vi-VN"/>
               </w:rPr>
-              <w:t xml:space="preserve">Nơi nhận:   </w:t>
+              <w:t>Nơi nhận:</w:t>
+            </w:r>
+            <w:r>
+              <w:rPr>
+                <w:rFonts w:ascii="Times New Roman" w:hAnsi="Times New Roman" w:cs="Times New Roman"/>
+                <w:b/>
+                <w:i/>
+                <w:lang w:val="vi-VN"/>
+              </w:rPr>
+              <w:tab/>
+            </w:r>
+            <w:r>
+              <w:rPr>
+                <w:rFonts w:ascii="Times New Roman" w:hAnsi="Times New Roman" w:cs="Times New Roman"/>
+                <w:b/>
+                <w:i/>
+                <w:lang w:val="vi-VN"/>
+              </w:rPr>
+              <w:tab/>
+              <w:t xml:space="preserve">       </w:t>
             </w:r>
           </w:p>
-        </w:tc>
-        <w:tc>
-          <w:tcPr>
-            <w:tcW w:w="4787" w:type="dxa"/>
-          </w:tcPr>
           <w:p>
             <w:pPr>
-              <w:jc w:val="center"/>
-              <w:rPr>
-                <w:rFonts w:ascii="Times New Roman" w:hAnsi="Times New Roman" w:cs="Times New Roman"/>
-                <w:b/>
-                <w:sz w:val="26"/>
-                <w:szCs w:val="26"/>
-                <w:lang w:val="vi-VN"/>
-              </w:rPr>
-            </w:pPr>
-            <w:r>
-              <w:rPr>
-                <w:rFonts w:ascii="Times New Roman" w:hAnsi="Times New Roman" w:cs="Times New Roman"/>
-                <w:b/>
-                <w:sz w:val="26"/>
-                <w:szCs w:val="26"/>
-                <w:lang w:val="vi-VN"/>
-              </w:rPr>
-              <w:t xml:space="preserve">KT. </w:t>
-            </w:r>
-            <w:r>
-              <w:rPr>
-                <w:rFonts w:ascii="Times New Roman" w:hAnsi="Times New Roman" w:cs="Times New Roman"/>
-                <w:b/>
-                <w:sz w:val="26"/>
-                <w:szCs w:val="26"/>
-                <w:lang w:val="vi-VN"/>
-              </w:rPr>
-              <w:t>ĐỘI TRƯỞNG</w:t>
-            </w:r>
-          </w:p>
-        </w:tc>
-      </w:tr>
-      <w:tr>
-        <w:tc>
-          <w:tcPr>
-            <w:tcW w:w="4786" w:type="dxa"/>
-          </w:tcPr>
-          <w:p>
-            <w:pPr>
-              <w:numPr>
-                <w:ilvl w:val="0"/>
-                <w:numId w:val="1"/>
-              </w:numPr>
-              <w:ind w:left="0"/>
+              <w:tabs>
+                <w:tab w:val="center" w:pos="2040"/>
+                <w:tab w:val="center" w:pos="6860"/>
+                <w:tab w:val="left" w:pos="7230"/>
+              </w:tabs>
               <w:rPr>
                 <w:rFonts w:ascii="Times New Roman" w:hAnsi="Times New Roman" w:cs="Times New Roman"/>
                 <w:sz w:val="22"/>
@@ -2330,140 +1936,41 @@
                 <w:szCs w:val="22"/>
                 <w:lang w:val="vi-VN"/>
               </w:rPr>
-              <w:t>- Như trên</w:t>
+              <w:t>- Như trên;</w:t>
             </w:r>
-            <w:r>
+          </w:p>
+          <w:p>
+            <w:pPr>
+              <w:tabs>
+                <w:tab w:val="center" w:pos="2040"/>
+                <w:tab w:val="center" w:pos="6360"/>
+                <w:tab w:val="center" w:pos="6860"/>
+              </w:tabs>
               <w:rPr>
                 <w:rFonts w:ascii="Times New Roman" w:hAnsi="Times New Roman" w:cs="Times New Roman"/>
                 <w:sz w:val="22"/>
                 <w:szCs w:val="22"/>
                 <w:lang w:val="vi-VN"/>
               </w:rPr>
-              <w:t>;</w:t>
-            </w:r>
-          </w:p>
-        </w:tc>
-        <w:tc>
-          <w:tcPr>
-            <w:tcW w:w="4787" w:type="dxa"/>
-          </w:tcPr>
-          <w:p>
-            <w:pPr>
-              <w:jc w:val="center"/>
-              <w:rPr>
-                <w:rFonts w:ascii="Times New Roman" w:hAnsi="Times New Roman" w:cs="Times New Roman"/>
-                <w:b/>
-                <w:sz w:val="26"/>
-                <w:szCs w:val="26"/>
-                <w:lang w:val="vi-VN"/>
-              </w:rPr>
             </w:pPr>
             <w:r>
-              <w:rPr>
-                <w:rFonts w:ascii="Times New Roman" w:hAnsi="Times New Roman" w:cs="Times New Roman"/>
-                <w:b/>
-                <w:sz w:val="26"/>
-                <w:szCs w:val="26"/>
-                <w:lang w:val="vi-VN"/>
-              </w:rPr>
-              <w:t xml:space="preserve">PHÓ </w:t>
-            </w:r>
-            <w:r>
-              <w:rPr>
-                <w:rFonts w:ascii="Times New Roman" w:hAnsi="Times New Roman" w:cs="Times New Roman"/>
-                <w:b/>
-                <w:sz w:val="26"/>
-                <w:szCs w:val="26"/>
-                <w:lang w:val="vi-VN"/>
-              </w:rPr>
-              <w:t>ĐỘI TRƯỞNG</w:t>
-            </w:r>
-          </w:p>
-        </w:tc>
-      </w:tr>
-      <w:tr>
-        <w:tc>
-          <w:tcPr>
-            <w:tcW w:w="4786" w:type="dxa"/>
-          </w:tcPr>
-          <w:p>
-            <w:pPr>
-              <w:numPr>
-                <w:ilvl w:val="0"/>
-                <w:numId w:val="1"/>
-              </w:numPr>
-              <w:ind w:left="0"/>
               <w:rPr>
                 <w:rFonts w:ascii="Times New Roman" w:hAnsi="Times New Roman" w:cs="Times New Roman"/>
                 <w:sz w:val="22"/>
                 <w:szCs w:val="22"/>
                 <w:lang w:val="vi-VN"/>
               </w:rPr>
-            </w:pPr>
-            <w:r>
-              <w:rPr>
-                <w:rFonts w:ascii="Times New Roman" w:hAnsi="Times New Roman" w:cs="Times New Roman"/>
-                <w:sz w:val="22"/>
-                <w:szCs w:val="22"/>
-                <w:lang w:val="vi-VN"/>
-              </w:rPr>
-              <w:t>- Lưu</w:t>
-            </w:r>
-            <w:r>
-              <w:rPr>
-                <w:rFonts w:ascii="Times New Roman" w:hAnsi="Times New Roman" w:cs="Times New Roman"/>
-                <w:sz w:val="22"/>
-                <w:szCs w:val="22"/>
-                <w:lang w:val="vi-VN"/>
-              </w:rPr>
-              <w:t>:</w:t>
-            </w:r>
-            <w:r>
-              <w:rPr>
-                <w:rFonts w:ascii="Times New Roman" w:hAnsi="Times New Roman" w:cs="Times New Roman"/>
-                <w:sz w:val="22"/>
-                <w:szCs w:val="22"/>
-                <w:lang w:val="vi-VN"/>
-              </w:rPr>
-              <w:t xml:space="preserve"> VT, KD.</w:t>
+              <w:t>- Lưu: VT, KD.</w:t>
             </w:r>
           </w:p>
-        </w:tc>
-        <w:tc>
-          <w:tcPr>
-            <w:tcW w:w="4787" w:type="dxa"/>
-          </w:tcPr>
           <w:p>
             <w:pPr>
-              <w:jc w:val="center"/>
+              <w:spacing w:before="80" w:after="80"/>
+              <w:jc w:val="both"/>
               <w:rPr>
                 <w:rFonts w:ascii="Times New Roman" w:hAnsi="Times New Roman" w:cs="Times New Roman"/>
-                <w:b/>
                 <w:sz w:val="26"/>
-                <w:szCs w:val="26"/>
-                <w:lang w:val="vi-VN"/>
-              </w:rPr>
-            </w:pPr>
-          </w:p>
-        </w:tc>
-      </w:tr>
-      <w:tr>
-        <w:tc>
-          <w:tcPr>
-            <w:tcW w:w="4786" w:type="dxa"/>
-          </w:tcPr>
-          <w:p>
-            <w:pPr>
-              <w:numPr>
-                <w:ilvl w:val="0"/>
-                <w:numId w:val="1"/>
-              </w:numPr>
-              <w:ind w:left="0"/>
-              <w:rPr>
-                <w:rFonts w:ascii="Times New Roman" w:hAnsi="Times New Roman" w:cs="Times New Roman"/>
-                <w:i/>
-                <w:sz w:val="22"/>
-                <w:szCs w:val="22"/>
+                <w:szCs w:val="28"/>
                 <w:lang w:val="vi-VN"/>
               </w:rPr>
             </w:pPr>
@@ -2471,16 +1978,138 @@
         </w:tc>
         <w:tc>
           <w:tcPr>
-            <w:tcW w:w="4787" w:type="dxa"/>
+            <w:tcW w:w="4785" w:type="dxa"/>
           </w:tcPr>
+          <w:sdt>
+            <w:sdtPr>
+              <w:rPr>
+                <w:rFonts w:ascii="Times New Roman" w:hAnsi="Times New Roman" w:cs="Times New Roman"/>
+                <w:b/>
+                <w:sz w:val="28"/>
+                <w:szCs w:val="28"/>
+                <w:lang w:val="vi-VN"/>
+              </w:rPr>
+              <w:id w:val="726425373"/>
+              <w:placeholder>
+                <w:docPart w:val="AE94E83C43DE4CF98FFD7F9760CA6668"/>
+              </w:placeholder>
+              <w:dropDownList>
+                <w:listItem w:displayText="TRƯỞNG ĐIỆN LỰC" w:value="TRƯỞNG ĐIỆN LỰC"/>
+                <w:listItem w:displayText="KT. TRƯỞNG ĐIỆN LỰC" w:value="KT. TRƯỞNG ĐIỆN LỰC"/>
+                <w:listItem w:displayText="PHÓ TRƯỞNG ĐIỆN LỰC" w:value="PHÓ TRƯỞNG ĐIỆN LỰC"/>
+                <w:listItem w:displayText="TỔ TRƯỞNG" w:value="TỔ TRƯỞNG"/>
+                <w:listItem w:displayText="TỔ PHÓ" w:value="TỔ PHÓ"/>
+                <w:listItem w:displayText="Phạm Quang Vĩnh Phú" w:value="Phạm Quang Vĩnh Phú"/>
+                <w:listItem w:displayText="Nguyễn Trọng Nghĩa" w:value="Nguyễn Trọng Nghĩa"/>
+                <w:listItem w:displayText="Nguyễn Thành Đạt" w:value="Nguyễn Thành Đạt"/>
+              </w:dropDownList>
+            </w:sdtPr>
+            <w:sdtContent>
+              <w:p>
+                <w:pPr>
+                  <w:tabs>
+                    <w:tab w:val="left" w:pos="1604"/>
+                  </w:tabs>
+                  <w:jc w:val="center"/>
+                  <w:rPr>
+                    <w:rFonts w:ascii="Times New Roman" w:hAnsi="Times New Roman" w:cs="Times New Roman"/>
+                    <w:b/>
+                    <w:sz w:val="28"/>
+                    <w:szCs w:val="28"/>
+                    <w:lang w:val="vi-VN"/>
+                  </w:rPr>
+                </w:pPr>
+                <w:r>
+                  <w:rPr>
+                    <w:rFonts w:ascii="Times New Roman" w:hAnsi="Times New Roman" w:cs="Times New Roman"/>
+                    <w:b/>
+                    <w:sz w:val="28"/>
+                    <w:szCs w:val="28"/>
+                    <w:lang w:val="vi-VN"/>
+                  </w:rPr>
+                  <w:t>KT. TRƯỞNG ĐIỆN LỰC</w:t>
+                </w:r>
+              </w:p>
+            </w:sdtContent>
+          </w:sdt>
+          <w:sdt>
+            <w:sdtPr>
+              <w:rPr>
+                <w:rFonts w:ascii="Times New Roman" w:hAnsi="Times New Roman" w:cs="Times New Roman"/>
+                <w:b/>
+                <w:sz w:val="28"/>
+                <w:szCs w:val="28"/>
+                <w:lang w:val="vi-VN"/>
+              </w:rPr>
+              <w:id w:val="860785462"/>
+              <w:placeholder>
+                <w:docPart w:val="A2E1E9E46E4E4CE7B5E66BA65FF211D5"/>
+              </w:placeholder>
+              <w:dropDownList>
+                <w:listItem w:displayText="TRƯỞNG ĐIỆN LỰC" w:value="TRƯỞNG ĐIỆN LỰC"/>
+                <w:listItem w:displayText="KT. TRƯỞNG ĐIỆN LỰC" w:value="KT. TRƯỞNG ĐIỆN LỰC"/>
+                <w:listItem w:displayText="PHÓ TRƯỞNG ĐIỆN LỰC" w:value="PHÓ TRƯỞNG ĐIỆN LỰC"/>
+                <w:listItem w:displayText="TỔ TRƯỞNG" w:value="TỔ TRƯỞNG"/>
+                <w:listItem w:displayText="TỔ PHÓ" w:value="TỔ PHÓ"/>
+                <w:listItem w:displayText="Phạm Quang Vĩnh Phú" w:value="Phạm Quang Vĩnh Phú"/>
+                <w:listItem w:displayText="Nguyễn Trọng Nghĩa" w:value="Nguyễn Trọng Nghĩa"/>
+                <w:listItem w:displayText="Nguyễn Thành Đạt" w:value="Nguyễn Thành Đạt"/>
+              </w:dropDownList>
+            </w:sdtPr>
+            <w:sdtContent>
+              <w:p>
+                <w:pPr>
+                  <w:tabs>
+                    <w:tab w:val="left" w:pos="1604"/>
+                  </w:tabs>
+                  <w:jc w:val="center"/>
+                  <w:rPr>
+                    <w:rFonts w:ascii="Times New Roman" w:hAnsi="Times New Roman" w:cs="Times New Roman"/>
+                    <w:b/>
+                    <w:sz w:val="28"/>
+                    <w:szCs w:val="28"/>
+                    <w:lang w:val="vi-VN"/>
+                  </w:rPr>
+                </w:pPr>
+                <w:r>
+                  <w:rPr>
+                    <w:rFonts w:ascii="Times New Roman" w:hAnsi="Times New Roman" w:cs="Times New Roman"/>
+                    <w:b/>
+                    <w:sz w:val="28"/>
+                    <w:szCs w:val="28"/>
+                    <w:lang w:val="vi-VN"/>
+                  </w:rPr>
+                  <w:t>PHÓ TRƯỞNG ĐIỆN LỰC</w:t>
+                </w:r>
+              </w:p>
+            </w:sdtContent>
+          </w:sdt>
           <w:p>
             <w:pPr>
+              <w:tabs>
+                <w:tab w:val="left" w:pos="1604"/>
+              </w:tabs>
               <w:jc w:val="center"/>
               <w:rPr>
                 <w:rFonts w:ascii="Times New Roman" w:hAnsi="Times New Roman" w:cs="Times New Roman"/>
                 <w:b/>
-                <w:sz w:val="26"/>
-                <w:szCs w:val="26"/>
+                <w:sz w:val="28"/>
+                <w:szCs w:val="28"/>
+                <w:lang w:val="vi-VN"/>
+              </w:rPr>
+            </w:pPr>
+          </w:p>
+          <w:p>
+            <w:pPr>
+              <w:tabs>
+                <w:tab w:val="left" w:pos="1604"/>
+              </w:tabs>
+              <w:jc w:val="center"/>
+              <w:rPr>
+                <w:rFonts w:ascii="Times New Roman" w:hAnsi="Times New Roman" w:cs="Times New Roman"/>
+                <w:b/>
+                <w:sz w:val="28"/>
+                <w:szCs w:val="28"/>
                 <w:lang w:val="vi-VN"/>
               </w:rPr>
             </w:pPr>
@@ -2491,8 +2120,41 @@
               <w:rPr>
                 <w:rFonts w:ascii="Times New Roman" w:hAnsi="Times New Roman" w:cs="Times New Roman"/>
                 <w:b/>
-                <w:sz w:val="26"/>
-                <w:szCs w:val="26"/>
+                <w:sz w:val="28"/>
+                <w:szCs w:val="28"/>
+                <w:lang w:val="vi-VN"/>
+              </w:rPr>
+            </w:pPr>
+          </w:p>
+          <w:p>
+            <w:pPr>
+              <w:rPr>
+                <w:rFonts w:ascii="Times New Roman" w:hAnsi="Times New Roman" w:cs="Times New Roman"/>
+                <w:b/>
+                <w:sz w:val="28"/>
+                <w:szCs w:val="28"/>
+                <w:lang w:val="vi-VN"/>
+              </w:rPr>
+            </w:pPr>
+          </w:p>
+          <w:p>
+            <w:pPr>
+              <w:rPr>
+                <w:rFonts w:ascii="Times New Roman" w:hAnsi="Times New Roman" w:cs="Times New Roman"/>
+                <w:b/>
+                <w:sz w:val="28"/>
+                <w:szCs w:val="28"/>
+                <w:lang w:val="vi-VN"/>
+              </w:rPr>
+            </w:pPr>
+          </w:p>
+          <w:p>
+            <w:pPr>
+              <w:rPr>
+                <w:rFonts w:ascii="Times New Roman" w:hAnsi="Times New Roman" w:cs="Times New Roman"/>
+                <w:b/>
+                <w:sz w:val="28"/>
+                <w:szCs w:val="28"/>
                 <w:lang w:val="vi-VN"/>
               </w:rPr>
             </w:pPr>
@@ -2503,86 +2165,60 @@
               <w:rPr>
                 <w:rFonts w:ascii="Times New Roman" w:hAnsi="Times New Roman" w:cs="Times New Roman"/>
                 <w:b/>
-                <w:sz w:val="26"/>
-                <w:szCs w:val="26"/>
+                <w:sz w:val="28"/>
+                <w:szCs w:val="28"/>
                 <w:lang w:val="vi-VN"/>
               </w:rPr>
             </w:pPr>
           </w:p>
-          <w:p>
-            <w:pPr>
-              <w:jc w:val="center"/>
+          <w:sdt>
+            <w:sdtPr>
               <w:rPr>
                 <w:rFonts w:ascii="Times New Roman" w:hAnsi="Times New Roman" w:cs="Times New Roman"/>
                 <w:b/>
-                <w:sz w:val="26"/>
-                <w:szCs w:val="26"/>
-                <w:lang w:val="vi-VN"/>
-              </w:rPr>
-            </w:pPr>
-          </w:p>
-          <w:p>
-            <w:pPr>
-              <w:jc w:val="center"/>
-              <w:rPr>
-                <w:rFonts w:ascii="Times New Roman" w:hAnsi="Times New Roman" w:cs="Times New Roman"/>
-                <w:b/>
-                <w:sz w:val="26"/>
-                <w:szCs w:val="26"/>
-                <w:lang w:val="vi-VN"/>
-              </w:rPr>
-            </w:pPr>
-          </w:p>
-        </w:tc>
-      </w:tr>
-      <w:tr>
-        <w:tc>
-          <w:tcPr>
-            <w:tcW w:w="4786" w:type="dxa"/>
-          </w:tcPr>
-          <w:p>
-            <w:pPr>
-              <w:numPr>
-                <w:ilvl w:val="0"/>
-                <w:numId w:val="1"/>
-              </w:numPr>
-              <w:ind w:left="0"/>
-              <w:rPr>
-                <w:rFonts w:ascii="Times New Roman" w:hAnsi="Times New Roman" w:cs="Times New Roman"/>
-                <w:i/>
-                <w:sz w:val="22"/>
-                <w:szCs w:val="22"/>
-                <w:lang w:val="vi-VN"/>
-              </w:rPr>
-            </w:pPr>
-          </w:p>
-        </w:tc>
-        <w:tc>
-          <w:tcPr>
-            <w:tcW w:w="4787" w:type="dxa"/>
-          </w:tcPr>
-          <w:p>
-            <w:pPr>
-              <w:jc w:val="center"/>
-              <w:rPr>
-                <w:rFonts w:ascii="Times New Roman" w:hAnsi="Times New Roman" w:cs="Times New Roman"/>
-                <w:b/>
-                <w:sz w:val="26"/>
-                <w:szCs w:val="26"/>
-                <w:lang w:val="vi-VN"/>
-              </w:rPr>
-            </w:pPr>
-            <w:r>
-              <w:rPr>
-                <w:rFonts w:ascii="Times New Roman" w:hAnsi="Times New Roman" w:cs="Times New Roman"/>
-                <w:b/>
-                <w:sz w:val="26"/>
-                <w:szCs w:val="26"/>
-                <w:lang w:val="vi-VN"/>
-              </w:rPr>
-              <w:t>Nguyễn Trọng Nghĩa</w:t>
-            </w:r>
-          </w:p>
+                <w:sz w:val="28"/>
+                <w:szCs w:val="28"/>
+                <w:lang w:val="vi-VN"/>
+              </w:rPr>
+              <w:id w:val="-1240796735"/>
+              <w:placeholder>
+                <w:docPart w:val="D8303E7A25C2432E842B014A18027C34"/>
+              </w:placeholder>
+              <w:dropDownList>
+                <w:listItem w:displayText="Nguyễn Thành Đạt" w:value="Nguyễn Thành Đạt"/>
+                <w:listItem w:displayText="Hồ Văn Sơn" w:value="Hồ Văn Sơn"/>
+                <w:listItem w:displayText="Phạm Quang Vĩnh Phú" w:value="Phạm Quang Vĩnh Phú"/>
+                <w:listItem w:displayText="Nguyễn Trọng Nghĩa" w:value="Nguyễn Trọng Nghĩa"/>
+              </w:dropDownList>
+            </w:sdtPr>
+            <w:sdtContent>
+              <w:p>
+                <w:pPr>
+                  <w:tabs>
+                    <w:tab w:val="left" w:pos="1604"/>
+                  </w:tabs>
+                  <w:jc w:val="center"/>
+                  <w:rPr>
+                    <w:rFonts w:ascii="Times New Roman" w:hAnsi="Times New Roman" w:cs="Times New Roman"/>
+                    <w:b/>
+                    <w:sz w:val="28"/>
+                    <w:szCs w:val="28"/>
+                    <w:lang w:val="vi-VN"/>
+                  </w:rPr>
+                </w:pPr>
+                <w:r>
+                  <w:rPr>
+                    <w:rFonts w:ascii="Times New Roman" w:hAnsi="Times New Roman" w:cs="Times New Roman"/>
+                    <w:b/>
+                    <w:sz w:val="28"/>
+                    <w:szCs w:val="28"/>
+                    <w:lang w:val="vi-VN"/>
+                  </w:rPr>
+                  <w:t>Nguyễn Trọng Nghĩa</w:t>
+                </w:r>
+              </w:p>
+            </w:sdtContent>
+          </w:sdt>
         </w:tc>
       </w:tr>
     </w:tbl>
@@ -2595,13 +2231,12 @@
           <w:color w:val="000000"/>
           <w:sz w:val="28"/>
           <w:szCs w:val="28"/>
-          <w:lang w:val="vi-VN"/>
         </w:rPr>
       </w:pPr>
     </w:p>
     <w:sectPr>
       <w:pgSz w:w="11909" w:h="16834" w:code="9"/>
-      <w:pgMar w:top="720" w:right="1136" w:bottom="900" w:left="1440" w:header="720" w:footer="720" w:gutter="0"/>
+      <w:pgMar w:top="851" w:right="1136" w:bottom="709" w:left="1440" w:header="720" w:footer="720" w:gutter="0"/>
       <w:cols w:space="720"/>
       <w:docGrid w:linePitch="360"/>
     </w:sectPr>
@@ -4549,6 +4184,668 @@
 </w:styles>
 </file>
 
+<file path=word/glossary/document.xml><?xml version="1.0" encoding="utf-8"?>
+<w:glossaryDocument xmlns:wpc="http://schemas.microsoft.com/office/word/2010/wordprocessingCanvas" xmlns:cx="http://schemas.microsoft.com/office/drawing/2014/chartex" xmlns:cx1="http://schemas.microsoft.com/office/drawing/2015/9/8/chartex" xmlns:cx2="http://schemas.microsoft.com/office/drawing/2015/10/21/chartex" xmlns:cx3="http://schemas.microsoft.com/office/drawing/2016/5/9/chartex" xmlns:cx4="http://schemas.microsoft.com/office/drawing/2016/5/10/chartex" xmlns:cx5="http://schemas.microsoft.com/office/drawing/2016/5/11/chartex" xmlns:cx6="http://schemas.microsoft.com/office/drawing/2016/5/12/chartex" xmlns:cx7="http://schemas.microsoft.com/office/drawing/2016/5/13/chartex" xmlns:cx8="http://schemas.microsoft.com/office/drawing/2016/5/14/chartex" xmlns:mc="http://schemas.openxmlformats.org/markup-compatibility/2006" xmlns:aink="http://schemas.microsoft.com/office/drawing/2016/ink" xmlns:am3d="http://schemas.microsoft.com/office/drawing/2017/model3d" xmlns:o="urn:schemas-microsoft-com:office:office" xmlns:oel="http://schemas.microsoft.com/office/2019/extlst" xmlns:r="http://schemas.openxmlformats.org/officeDocument/2006/relationships" xmlns:m="http://schemas.openxmlformats.org/officeDocument/2006/math" xmlns:v="urn:schemas-microsoft-com:vml" xmlns:wp14="http://schemas.microsoft.com/office/word/2010/wordprocessingDrawing" xmlns:wp="http://schemas.openxmlformats.org/drawingml/2006/wordprocessingDrawing" xmlns:w10="urn:schemas-microsoft-com:office:word" xmlns:w="http://schemas.openxmlformats.org/wordprocessingml/2006/main" xmlns:w14="http://schemas.microsoft.com/office/word/2010/wordml" xmlns:w15="http://schemas.microsoft.com/office/word/2012/wordml" xmlns:w16cex="http://schemas.microsoft.com/office/word/2018/wordml/cex" xmlns:w16cid="http://schemas.microsoft.com/office/word/2016/wordml/cid" xmlns:w16="http://schemas.microsoft.com/office/word/2018/wordml" xmlns:w16du="http://schemas.microsoft.com/office/word/2023/wordml/word16du" xmlns:w16sdtdh="http://schemas.microsoft.com/office/word/2020/wordml/sdtdatahash" xmlns:w16sdtfl="http://schemas.microsoft.com/office/word/2024/wordml/sdtformatlock" xmlns:w16se="http://schemas.microsoft.com/office/word/2015/wordml/symex" xmlns:wpg="http://schemas.microsoft.com/office/word/2010/wordprocessingGroup" xmlns:wpi="http://schemas.microsoft.com/office/word/2010/wordprocessingInk" xmlns:wne="http://schemas.microsoft.com/office/word/2006/wordml" xmlns:wps="http://schemas.microsoft.com/office/word/2010/wordprocessingShape" mc:Ignorable="w14 w15 w16se w16cid w16 w16cex w16sdtdh w16sdtfl w16du wp14">
+  <w:docParts>
+    <w:docPart>
+      <w:docPartPr>
+        <w:name w:val="AE94E83C43DE4CF98FFD7F9760CA6668"/>
+        <w:category>
+          <w:name w:val="General"/>
+          <w:gallery w:val="placeholder"/>
+        </w:category>
+        <w:types>
+          <w:type w:val="bbPlcHdr"/>
+        </w:types>
+        <w:behaviors>
+          <w:behavior w:val="content"/>
+        </w:behaviors>
+        <w:guid w:val="{68D7BFD5-FAEB-4833-8725-66867147E555}"/>
+      </w:docPartPr>
+      <w:docPartBody>
+        <w:p>
+          <w:pPr>
+            <w:pStyle w:val="AE94E83C43DE4CF98FFD7F9760CA6668"/>
+          </w:pPr>
+          <w:r>
+            <w:rPr>
+              <w:rStyle w:val="PlaceholderText"/>
+            </w:rPr>
+            <w:t>Choose an item.</w:t>
+          </w:r>
+        </w:p>
+      </w:docPartBody>
+    </w:docPart>
+    <w:docPart>
+      <w:docPartPr>
+        <w:name w:val="A2E1E9E46E4E4CE7B5E66BA65FF211D5"/>
+        <w:category>
+          <w:name w:val="General"/>
+          <w:gallery w:val="placeholder"/>
+        </w:category>
+        <w:types>
+          <w:type w:val="bbPlcHdr"/>
+        </w:types>
+        <w:behaviors>
+          <w:behavior w:val="content"/>
+        </w:behaviors>
+        <w:guid w:val="{AD088156-5054-4E5A-8D41-85725CD6B763}"/>
+      </w:docPartPr>
+      <w:docPartBody>
+        <w:p>
+          <w:pPr>
+            <w:pStyle w:val="A2E1E9E46E4E4CE7B5E66BA65FF211D5"/>
+          </w:pPr>
+          <w:r>
+            <w:rPr>
+              <w:rStyle w:val="PlaceholderText"/>
+            </w:rPr>
+            <w:t>Choose an item.</w:t>
+          </w:r>
+        </w:p>
+      </w:docPartBody>
+    </w:docPart>
+    <w:docPart>
+      <w:docPartPr>
+        <w:name w:val="D8303E7A25C2432E842B014A18027C34"/>
+        <w:category>
+          <w:name w:val="General"/>
+          <w:gallery w:val="placeholder"/>
+        </w:category>
+        <w:types>
+          <w:type w:val="bbPlcHdr"/>
+        </w:types>
+        <w:behaviors>
+          <w:behavior w:val="content"/>
+        </w:behaviors>
+        <w:guid w:val="{59EB6739-F897-4F1F-BED7-474822C208AB}"/>
+      </w:docPartPr>
+      <w:docPartBody>
+        <w:p>
+          <w:pPr>
+            <w:pStyle w:val="D8303E7A25C2432E842B014A18027C34"/>
+          </w:pPr>
+          <w:r>
+            <w:rPr>
+              <w:rStyle w:val="PlaceholderText"/>
+            </w:rPr>
+            <w:t>Choose an item.</w:t>
+          </w:r>
+        </w:p>
+      </w:docPartBody>
+    </w:docPart>
+  </w:docParts>
+</w:glossaryDocument>
+</file>
+
+<file path=word/glossary/fontTable.xml><?xml version="1.0" encoding="utf-8"?>
+<w:fonts xmlns:mc="http://schemas.openxmlformats.org/markup-compatibility/2006" xmlns:r="http://schemas.openxmlformats.org/officeDocument/2006/relationships" xmlns:w="http://schemas.openxmlformats.org/wordprocessingml/2006/main" xmlns:w14="http://schemas.microsoft.com/office/word/2010/wordml" xmlns:w15="http://schemas.microsoft.com/office/word/2012/wordml" xmlns:w16cex="http://schemas.microsoft.com/office/word/2018/wordml/cex" xmlns:w16cid="http://schemas.microsoft.com/office/word/2016/wordml/cid" xmlns:w16="http://schemas.microsoft.com/office/word/2018/wordml" xmlns:w16du="http://schemas.microsoft.com/office/word/2023/wordml/word16du" xmlns:w16sdtdh="http://schemas.microsoft.com/office/word/2020/wordml/sdtdatahash" xmlns:w16sdtfl="http://schemas.microsoft.com/office/word/2024/wordml/sdtformatlock" xmlns:w16se="http://schemas.microsoft.com/office/word/2015/wordml/symex" mc:Ignorable="w14 w15 w16se w16cid w16 w16cex w16sdtdh w16sdtfl w16du">
+  <w:font w:name="Times New Roman">
+    <w:panose1 w:val="02020603050405020304"/>
+    <w:charset w:val="00"/>
+    <w:family w:val="roman"/>
+    <w:pitch w:val="variable"/>
+    <w:sig w:usb0="E0002EFF" w:usb1="C000785B" w:usb2="00000009" w:usb3="00000000" w:csb0="000001FF" w:csb1="00000000"/>
+  </w:font>
+  <w:font w:name="Courier New">
+    <w:panose1 w:val="02070309020205020404"/>
+    <w:charset w:val="00"/>
+    <w:family w:val="modern"/>
+    <w:pitch w:val="fixed"/>
+    <w:sig w:usb0="E0002EFF" w:usb1="C0007843" w:usb2="00000009" w:usb3="00000000" w:csb0="000001FF" w:csb1="00000000"/>
+  </w:font>
+  <w:font w:name="Wingdings">
+    <w:panose1 w:val="05000000000000000000"/>
+    <w:charset w:val="02"/>
+    <w:family w:val="auto"/>
+    <w:pitch w:val="variable"/>
+    <w:sig w:usb0="00000000" w:usb1="10000000" w:usb2="00000000" w:usb3="00000000" w:csb0="80000000" w:csb1="00000000"/>
+  </w:font>
+  <w:font w:name="Symbol">
+    <w:panose1 w:val="05050102010706020507"/>
+    <w:charset w:val="02"/>
+    <w:family w:val="roman"/>
+    <w:pitch w:val="variable"/>
+    <w:sig w:usb0="00000000" w:usb1="10000000" w:usb2="00000000" w:usb3="00000000" w:csb0="80000000" w:csb1="00000000"/>
+  </w:font>
+  <w:font w:name="Tahoma">
+    <w:panose1 w:val="020B0604030504040204"/>
+    <w:charset w:val="00"/>
+    <w:family w:val="swiss"/>
+    <w:pitch w:val="variable"/>
+    <w:sig w:usb0="E1002EFF" w:usb1="C000605B" w:usb2="00000029" w:usb3="00000000" w:csb0="000101FF" w:csb1="00000000"/>
+  </w:font>
+  <w:font w:name=".VnTime">
+    <w:altName w:val="Times New Roman"/>
+    <w:charset w:val="00"/>
+    <w:family w:val="swiss"/>
+    <w:pitch w:val="variable"/>
+    <w:sig w:usb0="00000003" w:usb1="00000000" w:usb2="00000000" w:usb3="00000000" w:csb0="00000001" w:csb1="00000000"/>
+  </w:font>
+  <w:font w:name="Arial">
+    <w:panose1 w:val="020B0604020202020204"/>
+    <w:charset w:val="00"/>
+    <w:family w:val="swiss"/>
+    <w:pitch w:val="variable"/>
+    <w:sig w:usb0="E0002EFF" w:usb1="C000785B" w:usb2="00000009" w:usb3="00000000" w:csb0="000001FF" w:csb1="00000000"/>
+  </w:font>
+</w:fonts>
+</file>
+
+<file path=word/glossary/settings.xml><?xml version="1.0" encoding="utf-8"?>
+<w:settings xmlns:mc="http://schemas.openxmlformats.org/markup-compatibility/2006" xmlns:o="urn:schemas-microsoft-com:office:office" xmlns:r="http://schemas.openxmlformats.org/officeDocument/2006/relationships" xmlns:m="http://schemas.openxmlformats.org/officeDocument/2006/math" xmlns:v="urn:schemas-microsoft-com:vml" xmlns:w10="urn:schemas-microsoft-com:office:word" xmlns:w="http://schemas.openxmlformats.org/wordprocessingml/2006/main" xmlns:w14="http://schemas.microsoft.com/office/word/2010/wordml" xmlns:w15="http://schemas.microsoft.com/office/word/2012/wordml" xmlns:w16cex="http://schemas.microsoft.com/office/word/2018/wordml/cex" xmlns:w16cid="http://schemas.microsoft.com/office/word/2016/wordml/cid" xmlns:w16="http://schemas.microsoft.com/office/word/2018/wordml" xmlns:w16du="http://schemas.microsoft.com/office/word/2023/wordml/word16du" xmlns:w16sdtdh="http://schemas.microsoft.com/office/word/2020/wordml/sdtdatahash" xmlns:w16sdtfl="http://schemas.microsoft.com/office/word/2024/wordml/sdtformatlock" xmlns:w16se="http://schemas.microsoft.com/office/word/2015/wordml/symex" xmlns:sl="http://schemas.openxmlformats.org/schemaLibrary/2006/main" mc:Ignorable="w14 w15 w16se w16cid w16 w16cex w16sdtdh w16sdtfl w16du">
+  <w:view w:val="normal"/>
+  <w:revisionView w:insDel="0" w:formatting="0"/>
+  <w:defaultTabStop w:val="720"/>
+  <w:characterSpacingControl w:val="doNotCompress"/>
+  <w:compat>
+    <w:useFELayout/>
+    <w:compatSetting w:name="compatibilityMode" w:uri="http://schemas.microsoft.com/office/word" w:val="15"/>
+    <w:compatSetting w:name="overrideTableStyleFontSizeAndJustification" w:uri="http://schemas.microsoft.com/office/word" w:val="1"/>
+    <w:compatSetting w:name="enableOpenTypeFeatures" w:uri="http://schemas.microsoft.com/office/word" w:val="1"/>
+    <w:compatSetting w:name="doNotFlipMirrorIndents" w:uri="http://schemas.microsoft.com/office/word" w:val="1"/>
+    <w:compatSetting w:name="differentiateMultirowTableHeaders" w:uri="http://schemas.microsoft.com/office/word" w:val="1"/>
+    <w:compatSetting w:name="useWord2013TrackBottomHyphenation" w:uri="http://schemas.microsoft.com/office/word" w:val="0"/>
+  </w:compat>
+  <w:rsids>
+    <w:rsidRoot w:val="00F433DC"/>
+    <w:rsid w:val="006C08E1"/>
+    <w:rsid w:val="00907160"/>
+    <w:rsid w:val="00F433DC"/>
+  </w:rsids>
+  <m:mathPr>
+    <m:mathFont m:val="Cambria Math"/>
+    <m:brkBin m:val="before"/>
+    <m:brkBinSub m:val="--"/>
+    <m:smallFrac m:val="0"/>
+    <m:dispDef/>
+    <m:lMargin m:val="0"/>
+    <m:rMargin m:val="0"/>
+    <m:defJc m:val="centerGroup"/>
+    <m:wrapIndent m:val="1440"/>
+    <m:intLim m:val="subSup"/>
+    <m:naryLim m:val="undOvr"/>
+  </m:mathPr>
+  <w:themeFontLang w:val="vi-VN"/>
+  <w:clrSchemeMapping w:bg1="light1" w:t1="dark1" w:bg2="light2" w:t2="dark2" w:accent1="accent1" w:accent2="accent2" w:accent3="accent3" w:accent4="accent4" w:accent5="accent5" w:accent6="accent6" w:hyperlink="hyperlink" w:followedHyperlink="followedHyperlink"/>
+  <w:decimalSymbol w:val=","/>
+  <w:listSeparator w:val=","/>
+  <w15:chartTrackingRefBased/>
+</w:settings>
+</file>
+
+<file path=word/glossary/styles.xml><?xml version="1.0" encoding="utf-8"?>
+<w:styles xmlns:mc="http://schemas.openxmlformats.org/markup-compatibility/2006" xmlns:r="http://schemas.openxmlformats.org/officeDocument/2006/relationships" xmlns:w="http://schemas.openxmlformats.org/wordprocessingml/2006/main" xmlns:w14="http://schemas.microsoft.com/office/word/2010/wordml" xmlns:w15="http://schemas.microsoft.com/office/word/2012/wordml" xmlns:w16cex="http://schemas.microsoft.com/office/word/2018/wordml/cex" xmlns:w16cid="http://schemas.microsoft.com/office/word/2016/wordml/cid" xmlns:w16="http://schemas.microsoft.com/office/word/2018/wordml" xmlns:w16du="http://schemas.microsoft.com/office/word/2023/wordml/word16du" xmlns:w16sdtdh="http://schemas.microsoft.com/office/word/2020/wordml/sdtdatahash" xmlns:w16sdtfl="http://schemas.microsoft.com/office/word/2024/wordml/sdtformatlock" xmlns:w16se="http://schemas.microsoft.com/office/word/2015/wordml/symex" mc:Ignorable="w14 w15 w16se w16cid w16 w16cex w16sdtdh w16sdtfl w16du">
+  <w:docDefaults>
+    <w:rPrDefault>
+      <w:rPr>
+        <w:rFonts w:asciiTheme="minorHAnsi" w:eastAsiaTheme="minorEastAsia" w:hAnsiTheme="minorHAnsi" w:cstheme="minorBidi"/>
+        <w:kern w:val="2"/>
+        <w:sz w:val="24"/>
+        <w:szCs w:val="24"/>
+        <w:lang w:val="vi-VN" w:eastAsia="vi-VN" w:bidi="ar-SA"/>
+        <w14:ligatures w14:val="standardContextual"/>
+      </w:rPr>
+    </w:rPrDefault>
+    <w:pPrDefault>
+      <w:pPr>
+        <w:spacing w:after="160" w:line="278" w:lineRule="auto"/>
+      </w:pPr>
+    </w:pPrDefault>
+  </w:docDefaults>
+  <w:latentStyles w:defLockedState="0" w:defUIPriority="99" w:defSemiHidden="0" w:defUnhideWhenUsed="0" w:defQFormat="0" w:count="376">
+    <w:lsdException w:name="Normal" w:uiPriority="0" w:qFormat="1"/>
+    <w:lsdException w:name="heading 1" w:uiPriority="9" w:qFormat="1"/>
+    <w:lsdException w:name="heading 2" w:semiHidden="1" w:uiPriority="9" w:unhideWhenUsed="1" w:qFormat="1"/>
+    <w:lsdException w:name="heading 3" w:semiHidden="1" w:uiPriority="9" w:unhideWhenUsed="1" w:qFormat="1"/>
+    <w:lsdException w:name="heading 4" w:semiHidden="1" w:uiPriority="9" w:unhideWhenUsed="1" w:qFormat="1"/>
+    <w:lsdException w:name="heading 5" w:semiHidden="1" w:uiPriority="9" w:unhideWhenUsed="1" w:qFormat="1"/>
+    <w:lsdException w:name="heading 6" w:semiHidden="1" w:uiPriority="9" w:unhideWhenUsed="1" w:qFormat="1"/>
+    <w:lsdException w:name="heading 7" w:semiHidden="1" w:uiPriority="9" w:unhideWhenUsed="1" w:qFormat="1"/>
+    <w:lsdException w:name="heading 8" w:semiHidden="1" w:uiPriority="9" w:unhideWhenUsed="1" w:qFormat="1"/>
+    <w:lsdException w:name="heading 9" w:semiHidden="1" w:uiPriority="9" w:unhideWhenUsed="1" w:qFormat="1"/>
+    <w:lsdException w:name="index 1" w:semiHidden="1" w:unhideWhenUsed="1"/>
+    <w:lsdException w:name="index 2" w:semiHidden="1" w:unhideWhenUsed="1"/>
+    <w:lsdException w:name="index 3" w:semiHidden="1" w:unhideWhenUsed="1"/>
+    <w:lsdException w:name="index 4" w:semiHidden="1" w:unhideWhenUsed="1"/>
+    <w:lsdException w:name="index 5" w:semiHidden="1" w:unhideWhenUsed="1"/>
+    <w:lsdException w:name="index 6" w:semiHidden="1" w:unhideWhenUsed="1"/>
+    <w:lsdException w:name="index 7" w:semiHidden="1" w:unhideWhenUsed="1"/>
+    <w:lsdException w:name="index 8" w:semiHidden="1" w:unhideWhenUsed="1"/>
+    <w:lsdException w:name="index 9" w:semiHidden="1" w:unhideWhenUsed="1"/>
+    <w:lsdException w:name="toc 1" w:semiHidden="1" w:uiPriority="39" w:unhideWhenUsed="1"/>
+    <w:lsdException w:name="toc 2" w:semiHidden="1" w:uiPriority="39" w:unhideWhenUsed="1"/>
+    <w:lsdException w:name="toc 3" w:semiHidden="1" w:uiPriority="39" w:unhideWhenUsed="1"/>
+    <w:lsdException w:name="toc 4" w:semiHidden="1" w:uiPriority="39" w:unhideWhenUsed="1"/>
+    <w:lsdException w:name="toc 5" w:semiHidden="1" w:uiPriority="39" w:unhideWhenUsed="1"/>
+    <w:lsdException w:name="toc 6" w:semiHidden="1" w:uiPriority="39" w:unhideWhenUsed="1"/>
+    <w:lsdException w:name="toc 7" w:semiHidden="1" w:uiPriority="39" w:unhideWhenUsed="1"/>
+    <w:lsdException w:name="toc 8" w:semiHidden="1" w:uiPriority="39" w:unhideWhenUsed="1"/>
+    <w:lsdException w:name="toc 9" w:semiHidden="1" w:uiPriority="39" w:unhideWhenUsed="1"/>
+    <w:lsdException w:name="Normal Indent" w:semiHidden="1" w:unhideWhenUsed="1"/>
+    <w:lsdException w:name="footnote text" w:semiHidden="1" w:unhideWhenUsed="1"/>
+    <w:lsdException w:name="annotation text" w:semiHidden="1" w:unhideWhenUsed="1"/>
+    <w:lsdException w:name="header" w:semiHidden="1" w:unhideWhenUsed="1"/>
+    <w:lsdException w:name="footer" w:semiHidden="1" w:unhideWhenUsed="1"/>
+    <w:lsdException w:name="index heading" w:semiHidden="1" w:unhideWhenUsed="1"/>
+    <w:lsdException w:name="caption" w:semiHidden="1" w:uiPriority="35" w:unhideWhenUsed="1" w:qFormat="1"/>
+    <w:lsdException w:name="table of figures" w:semiHidden="1" w:unhideWhenUsed="1"/>
+    <w:lsdException w:name="envelope address" w:semiHidden="1" w:unhideWhenUsed="1"/>
+    <w:lsdException w:name="envelope return" w:semiHidden="1" w:unhideWhenUsed="1"/>
+    <w:lsdException w:name="footnote reference" w:semiHidden="1" w:unhideWhenUsed="1"/>
+    <w:lsdException w:name="annotation reference" w:semiHidden="1" w:unhideWhenUsed="1"/>
+    <w:lsdException w:name="line number" w:semiHidden="1" w:unhideWhenUsed="1"/>
+    <w:lsdException w:name="page number" w:semiHidden="1" w:unhideWhenUsed="1"/>
+    <w:lsdException w:name="endnote reference" w:semiHidden="1" w:unhideWhenUsed="1"/>
+    <w:lsdException w:name="endnote text" w:semiHidden="1" w:unhideWhenUsed="1"/>
+    <w:lsdException w:name="table of authorities" w:semiHidden="1" w:unhideWhenUsed="1"/>
+    <w:lsdException w:name="macro" w:semiHidden="1" w:unhideWhenUsed="1"/>
+    <w:lsdException w:name="toa heading" w:semiHidden="1" w:unhideWhenUsed="1"/>
+    <w:lsdException w:name="List" w:semiHidden="1" w:unhideWhenUsed="1"/>
+    <w:lsdException w:name="List Bullet" w:semiHidden="1" w:unhideWhenUsed="1"/>
+    <w:lsdException w:name="List Number" w:semiHidden="1" w:unhideWhenUsed="1"/>
+    <w:lsdException w:name="List 2" w:semiHidden="1" w:unhideWhenUsed="1"/>
+    <w:lsdException w:name="List 3" w:semiHidden="1" w:unhideWhenUsed="1"/>
+    <w:lsdException w:name="List 4" w:semiHidden="1" w:unhideWhenUsed="1"/>
+    <w:lsdException w:name="List 5" w:semiHidden="1" w:unhideWhenUsed="1"/>
+    <w:lsdException w:name="List Bullet 2" w:semiHidden="1" w:unhideWhenUsed="1"/>
+    <w:lsdException w:name="List Bullet 3" w:semiHidden="1" w:unhideWhenUsed="1"/>
+    <w:lsdException w:name="List Bullet 4" w:semiHidden="1" w:unhideWhenUsed="1"/>
+    <w:lsdException w:name="List Bullet 5" w:semiHidden="1" w:unhideWhenUsed="1"/>
+    <w:lsdException w:name="List Number 2" w:semiHidden="1" w:unhideWhenUsed="1"/>
+    <w:lsdException w:name="List Number 3" w:semiHidden="1" w:unhideWhenUsed="1"/>
+    <w:lsdException w:name="List Number 4" w:semiHidden="1" w:unhideWhenUsed="1"/>
+    <w:lsdException w:name="List Number 5" w:semiHidden="1" w:unhideWhenUsed="1"/>
+    <w:lsdException w:name="Title" w:uiPriority="10" w:qFormat="1"/>
+    <w:lsdException w:name="Closing" w:semiHidden="1" w:unhideWhenUsed="1"/>
+    <w:lsdException w:name="Signature" w:semiHidden="1" w:unhideWhenUsed="1"/>
+    <w:lsdException w:name="Default Paragraph Font" w:semiHidden="1" w:uiPriority="1" w:unhideWhenUsed="1"/>
+    <w:lsdException w:name="Body Text" w:semiHidden="1" w:unhideWhenUsed="1"/>
+    <w:lsdException w:name="Body Text Indent" w:semiHidden="1" w:unhideWhenUsed="1"/>
+    <w:lsdException w:name="List Continue" w:semiHidden="1" w:unhideWhenUsed="1"/>
+    <w:lsdException w:name="List Continue 2" w:semiHidden="1" w:unhideWhenUsed="1"/>
+    <w:lsdException w:name="List Continue 3" w:semiHidden="1" w:unhideWhenUsed="1"/>
+    <w:lsdException w:name="List Continue 4" w:semiHidden="1" w:unhideWhenUsed="1"/>
+    <w:lsdException w:name="List Continue 5" w:semiHidden="1" w:unhideWhenUsed="1"/>
+    <w:lsdException w:name="Message Header" w:semiHidden="1" w:unhideWhenUsed="1"/>
+    <w:lsdException w:name="Subtitle" w:uiPriority="11" w:qFormat="1"/>
+    <w:lsdException w:name="Salutation" w:semiHidden="1" w:unhideWhenUsed="1"/>
+    <w:lsdException w:name="Date" w:semiHidden="1" w:unhideWhenUsed="1"/>
+    <w:lsdException w:name="Body Text First Indent" w:semiHidden="1" w:unhideWhenUsed="1"/>
+    <w:lsdException w:name="Body Text First Indent 2" w:semiHidden="1" w:unhideWhenUsed="1"/>
+    <w:lsdException w:name="Note Heading" w:semiHidden="1" w:unhideWhenUsed="1"/>
+    <w:lsdException w:name="Body Text 2" w:semiHidden="1" w:unhideWhenUsed="1"/>
+    <w:lsdException w:name="Body Text 3" w:semiHidden="1" w:unhideWhenUsed="1"/>
+    <w:lsdException w:name="Body Text Indent 2" w:semiHidden="1" w:unhideWhenUsed="1"/>
+    <w:lsdException w:name="Body Text Indent 3" w:semiHidden="1" w:unhideWhenUsed="1"/>
+    <w:lsdException w:name="Block Text" w:semiHidden="1" w:unhideWhenUsed="1"/>
+    <w:lsdException w:name="Hyperlink" w:semiHidden="1" w:unhideWhenUsed="1"/>
+    <w:lsdException w:name="FollowedHyperlink" w:semiHidden="1" w:unhideWhenUsed="1"/>
+    <w:lsdException w:name="Strong" w:uiPriority="22" w:qFormat="1"/>
+    <w:lsdException w:name="Emphasis" w:uiPriority="20" w:qFormat="1"/>
+    <w:lsdException w:name="Document Map" w:semiHidden="1" w:unhideWhenUsed="1"/>
+    <w:lsdException w:name="Plain Text" w:semiHidden="1" w:unhideWhenUsed="1"/>
+    <w:lsdException w:name="E-mail Signature" w:semiHidden="1" w:unhideWhenUsed="1"/>
+    <w:lsdException w:name="HTML Top of Form" w:semiHidden="1" w:unhideWhenUsed="1"/>
+    <w:lsdException w:name="HTML Bottom of Form" w:semiHidden="1" w:unhideWhenUsed="1"/>
+    <w:lsdException w:name="Normal (Web)" w:semiHidden="1" w:unhideWhenUsed="1"/>
+    <w:lsdException w:name="HTML Acronym" w:semiHidden="1" w:unhideWhenUsed="1"/>
+    <w:lsdException w:name="HTML Address" w:semiHidden="1" w:unhideWhenUsed="1"/>
+    <w:lsdException w:name="HTML Cite" w:semiHidden="1" w:unhideWhenUsed="1"/>
+    <w:lsdException w:name="HTML Code" w:semiHidden="1" w:unhideWhenUsed="1"/>
+    <w:lsdException w:name="HTML Definition" w:semiHidden="1" w:unhideWhenUsed="1"/>
+    <w:lsdException w:name="HTML Keyboard" w:semiHidden="1" w:unhideWhenUsed="1"/>
+    <w:lsdException w:name="HTML Preformatted" w:semiHidden="1" w:unhideWhenUsed="1"/>
+    <w:lsdException w:name="HTML Sample" w:semiHidden="1" w:unhideWhenUsed="1"/>
+    <w:lsdException w:name="HTML Typewriter" w:semiHidden="1" w:unhideWhenUsed="1"/>
+    <w:lsdException w:name="HTML Variable" w:semiHidden="1" w:unhideWhenUsed="1"/>
+    <w:lsdException w:name="Normal Table" w:semiHidden="1" w:unhideWhenUsed="1"/>
+    <w:lsdException w:name="annotation subject" w:semiHidden="1" w:unhideWhenUsed="1"/>
+    <w:lsdException w:name="No List" w:semiHidden="1" w:unhideWhenUsed="1"/>
+    <w:lsdException w:name="Outline List 1" w:semiHidden="1" w:unhideWhenUsed="1"/>
+    <w:lsdException w:name="Outline List 2" w:semiHidden="1" w:unhideWhenUsed="1"/>
+    <w:lsdException w:name="Outline List 3" w:semiHidden="1" w:unhideWhenUsed="1"/>
+    <w:lsdException w:name="Table Simple 1" w:semiHidden="1" w:unhideWhenUsed="1"/>
+    <w:lsdException w:name="Table Simple 2" w:semiHidden="1" w:unhideWhenUsed="1"/>
+    <w:lsdException w:name="Table Simple 3" w:semiHidden="1" w:unhideWhenUsed="1"/>
+    <w:lsdException w:name="Table Classic 1" w:semiHidden="1" w:unhideWhenUsed="1"/>
+    <w:lsdException w:name="Table Classic 2" w:semiHidden="1" w:unhideWhenUsed="1"/>
+    <w:lsdException w:name="Table Classic 3" w:semiHidden="1" w:unhideWhenUsed="1"/>
+    <w:lsdException w:name="Table Classic 4" w:semiHidden="1" w:unhideWhenUsed="1"/>
+    <w:lsdException w:name="Table Colorful 1" w:semiHidden="1" w:unhideWhenUsed="1"/>
+    <w:lsdException w:name="Table Colorful 2" w:semiHidden="1" w:unhideWhenUsed="1"/>
+    <w:lsdException w:name="Table Colorful 3" w:semiHidden="1" w:unhideWhenUsed="1"/>
+    <w:lsdException w:name="Table Columns 1" w:semiHidden="1" w:unhideWhenUsed="1"/>
+    <w:lsdException w:name="Table Columns 2" w:semiHidden="1" w:unhideWhenUsed="1"/>
+    <w:lsdException w:name="Table Columns 3" w:semiHidden="1" w:unhideWhenUsed="1"/>
+    <w:lsdException w:name="Table Columns 4" w:semiHidden="1" w:unhideWhenUsed="1"/>
+    <w:lsdException w:name="Table Columns 5" w:semiHidden="1" w:unhideWhenUsed="1"/>
+    <w:lsdException w:name="Table Grid 1" w:semiHidden="1" w:unhideWhenUsed="1"/>
+    <w:lsdException w:name="Table Grid 2" w:semiHidden="1" w:unhideWhenUsed="1"/>
+    <w:lsdException w:name="Table Grid 3" w:semiHidden="1" w:unhideWhenUsed="1"/>
+    <w:lsdException w:name="Table Grid 4" w:semiHidden="1" w:unhideWhenUsed="1"/>
+    <w:lsdException w:name="Table Grid 5" w:semiHidden="1" w:unhideWhenUsed="1"/>
+    <w:lsdException w:name="Table Grid 6" w:semiHidden="1" w:unhideWhenUsed="1"/>
+    <w:lsdException w:name="Table Grid 7" w:semiHidden="1" w:unhideWhenUsed="1"/>
+    <w:lsdException w:name="Table Grid 8" w:semiHidden="1" w:unhideWhenUsed="1"/>
+    <w:lsdException w:name="Table List 1" w:semiHidden="1" w:unhideWhenUsed="1"/>
+    <w:lsdException w:name="Table List 2" w:semiHidden="1" w:unhideWhenUsed="1"/>
+    <w:lsdException w:name="Table List 3" w:semiHidden="1" w:unhideWhenUsed="1"/>
+    <w:lsdException w:name="Table List 4" w:semiHidden="1" w:unhideWhenUsed="1"/>
+    <w:lsdException w:name="Table List 5" w:semiHidden="1" w:unhideWhenUsed="1"/>
+    <w:lsdException w:name="Table List 6" w:semiHidden="1" w:unhideWhenUsed="1"/>
+    <w:lsdException w:name="Table List 7" w:semiHidden="1" w:unhideWhenUsed="1"/>
+    <w:lsdException w:name="Table List 8" w:semiHidden="1" w:unhideWhenUsed="1"/>
+    <w:lsdException w:name="Table 3D effects 1" w:semiHidden="1" w:unhideWhenUsed="1"/>
+    <w:lsdException w:name="Table 3D effects 2" w:semiHidden="1" w:unhideWhenUsed="1"/>
+    <w:lsdException w:name="Table 3D effects 3" w:semiHidden="1" w:unhideWhenUsed="1"/>
+    <w:lsdException w:name="Table Contemporary" w:semiHidden="1" w:unhideWhenUsed="1"/>
+    <w:lsdException w:name="Table Elegant" w:semiHidden="1" w:unhideWhenUsed="1"/>
+    <w:lsdException w:name="Table Professional" w:semiHidden="1" w:unhideWhenUsed="1"/>
+    <w:lsdException w:name="Table Subtle 1" w:semiHidden="1" w:unhideWhenUsed="1"/>
+    <w:lsdException w:name="Table Subtle 2" w:semiHidden="1" w:unhideWhenUsed="1"/>
+    <w:lsdException w:name="Table Web 1" w:semiHidden="1" w:unhideWhenUsed="1"/>
+    <w:lsdException w:name="Table Web 2" w:semiHidden="1" w:unhideWhenUsed="1"/>
+    <w:lsdException w:name="Table Web 3" w:semiHidden="1" w:unhideWhenUsed="1"/>
+    <w:lsdException w:name="Balloon Text" w:semiHidden="1" w:unhideWhenUsed="1"/>
+    <w:lsdException w:name="Table Grid" w:uiPriority="39"/>
+    <w:lsdException w:name="Table Theme" w:semiHidden="1" w:unhideWhenUsed="1"/>
+    <w:lsdException w:name="Placeholder Text" w:semiHidden="1"/>
+    <w:lsdException w:name="No Spacing" w:uiPriority="1" w:qFormat="1"/>
+    <w:lsdException w:name="Light Shading" w:uiPriority="60"/>
+    <w:lsdException w:name="Light List" w:uiPriority="61"/>
+    <w:lsdException w:name="Light Grid" w:uiPriority="62"/>
+    <w:lsdException w:name="Medium Shading 1" w:uiPriority="63"/>
+    <w:lsdException w:name="Medium Shading 2" w:uiPriority="64"/>
+    <w:lsdException w:name="Medium List 1" w:uiPriority="65"/>
+    <w:lsdException w:name="Medium List 2" w:uiPriority="66"/>
+    <w:lsdException w:name="Medium Grid 1" w:uiPriority="67"/>
+    <w:lsdException w:name="Medium Grid 2" w:uiPriority="68"/>
+    <w:lsdException w:name="Medium Grid 3" w:uiPriority="69"/>
+    <w:lsdException w:name="Dark List" w:uiPriority="70"/>
+    <w:lsdException w:name="Colorful Shading" w:uiPriority="71"/>
+    <w:lsdException w:name="Colorful List" w:uiPriority="72"/>
+    <w:lsdException w:name="Colorful Grid" w:uiPriority="73"/>
+    <w:lsdException w:name="Light Shading Accent 1" w:uiPriority="60"/>
+    <w:lsdException w:name="Light List Accent 1" w:uiPriority="61"/>
+    <w:lsdException w:name="Light Grid Accent 1" w:uiPriority="62"/>
+    <w:lsdException w:name="Medium Shading 1 Accent 1" w:uiPriority="63"/>
+    <w:lsdException w:name="Medium Shading 2 Accent 1" w:uiPriority="64"/>
+    <w:lsdException w:name="Medium List 1 Accent 1" w:uiPriority="65"/>
+    <w:lsdException w:name="Revision" w:semiHidden="1"/>
+    <w:lsdException w:name="List Paragraph" w:uiPriority="34" w:qFormat="1"/>
+    <w:lsdException w:name="Quote" w:uiPriority="29" w:qFormat="1"/>
+    <w:lsdException w:name="Intense Quote" w:uiPriority="30" w:qFormat="1"/>
+    <w:lsdException w:name="Medium List 2 Accent 1" w:uiPriority="66"/>
+    <w:lsdException w:name="Medium Grid 1 Accent 1" w:uiPriority="67"/>
+    <w:lsdException w:name="Medium Grid 2 Accent 1" w:uiPriority="68"/>
+    <w:lsdException w:name="Medium Grid 3 Accent 1" w:uiPriority="69"/>
+    <w:lsdException w:name="Dark List Accent 1" w:uiPriority="70"/>
+    <w:lsdException w:name="Colorful Shading Accent 1" w:uiPriority="71"/>
+    <w:lsdException w:name="Colorful List Accent 1" w:uiPriority="72"/>
+    <w:lsdException w:name="Colorful Grid Accent 1" w:uiPriority="73"/>
+    <w:lsdException w:name="Light Shading Accent 2" w:uiPriority="60"/>
+    <w:lsdException w:name="Light List Accent 2" w:uiPriority="61"/>
+    <w:lsdException w:name="Light Grid Accent 2" w:uiPriority="62"/>
+    <w:lsdException w:name="Medium Shading 1 Accent 2" w:uiPriority="63"/>
+    <w:lsdException w:name="Medium Shading 2 Accent 2" w:uiPriority="64"/>
+    <w:lsdException w:name="Medium List 1 Accent 2" w:uiPriority="65"/>
+    <w:lsdException w:name="Medium List 2 Accent 2" w:uiPriority="66"/>
+    <w:lsdException w:name="Medium Grid 1 Accent 2" w:uiPriority="67"/>
+    <w:lsdException w:name="Medium Grid 2 Accent 2" w:uiPriority="68"/>
+    <w:lsdException w:name="Medium Grid 3 Accent 2" w:uiPriority="69"/>
+    <w:lsdException w:name="Dark List Accent 2" w:uiPriority="70"/>
+    <w:lsdException w:name="Colorful Shading Accent 2" w:uiPriority="71"/>
+    <w:lsdException w:name="Colorful List Accent 2" w:uiPriority="72"/>
+    <w:lsdException w:name="Colorful Grid Accent 2" w:uiPriority="73"/>
+    <w:lsdException w:name="Light Shading Accent 3" w:uiPriority="60"/>
+    <w:lsdException w:name="Light List Accent 3" w:uiPriority="61"/>
+    <w:lsdException w:name="Light Grid Accent 3" w:uiPriority="62"/>
+    <w:lsdException w:name="Medium Shading 1 Accent 3" w:uiPriority="63"/>
+    <w:lsdException w:name="Medium Shading 2 Accent 3" w:uiPriority="64"/>
+    <w:lsdException w:name="Medium List 1 Accent 3" w:uiPriority="65"/>
+    <w:lsdException w:name="Medium List 2 Accent 3" w:uiPriority="66"/>
+    <w:lsdException w:name="Medium Grid 1 Accent 3" w:uiPriority="67"/>
+    <w:lsdException w:name="Medium Grid 2 Accent 3" w:uiPriority="68"/>
+    <w:lsdException w:name="Medium Grid 3 Accent 3" w:uiPriority="69"/>
+    <w:lsdException w:name="Dark List Accent 3" w:uiPriority="70"/>
+    <w:lsdException w:name="Colorful Shading Accent 3" w:uiPriority="71"/>
+    <w:lsdException w:name="Colorful List Accent 3" w:uiPriority="72"/>
+    <w:lsdException w:name="Colorful Grid Accent 3" w:uiPriority="73"/>
+    <w:lsdException w:name="Light Shading Accent 4" w:uiPriority="60"/>
+    <w:lsdException w:name="Light List Accent 4" w:uiPriority="61"/>
+    <w:lsdException w:name="Light Grid Accent 4" w:uiPriority="62"/>
+    <w:lsdException w:name="Medium Shading 1 Accent 4" w:uiPriority="63"/>
+    <w:lsdException w:name="Medium Shading 2 Accent 4" w:uiPriority="64"/>
+    <w:lsdException w:name="Medium List 1 Accent 4" w:uiPriority="65"/>
+    <w:lsdException w:name="Medium List 2 Accent 4" w:uiPriority="66"/>
+    <w:lsdException w:name="Medium Grid 1 Accent 4" w:uiPriority="67"/>
+    <w:lsdException w:name="Medium Grid 2 Accent 4" w:uiPriority="68"/>
+    <w:lsdException w:name="Medium Grid 3 Accent 4" w:uiPriority="69"/>
+    <w:lsdException w:name="Dark List Accent 4" w:uiPriority="70"/>
+    <w:lsdException w:name="Colorful Shading Accent 4" w:uiPriority="71"/>
+    <w:lsdException w:name="Colorful List Accent 4" w:uiPriority="72"/>
+    <w:lsdException w:name="Colorful Grid Accent 4" w:uiPriority="73"/>
+    <w:lsdException w:name="Light Shading Accent 5" w:uiPriority="60"/>
+    <w:lsdException w:name="Light List Accent 5" w:uiPriority="61"/>
+    <w:lsdException w:name="Light Grid Accent 5" w:uiPriority="62"/>
+    <w:lsdException w:name="Medium Shading 1 Accent 5" w:uiPriority="63"/>
+    <w:lsdException w:name="Medium Shading 2 Accent 5" w:uiPriority="64"/>
+    <w:lsdException w:name="Medium List 1 Accent 5" w:uiPriority="65"/>
+    <w:lsdException w:name="Medium List 2 Accent 5" w:uiPriority="66"/>
+    <w:lsdException w:name="Medium Grid 1 Accent 5" w:uiPriority="67"/>
+    <w:lsdException w:name="Medium Grid 2 Accent 5" w:uiPriority="68"/>
+    <w:lsdException w:name="Medium Grid 3 Accent 5" w:uiPriority="69"/>
+    <w:lsdException w:name="Dark List Accent 5" w:uiPriority="70"/>
+    <w:lsdException w:name="Colorful Shading Accent 5" w:uiPriority="71"/>
+    <w:lsdException w:name="Colorful List Accent 5" w:uiPriority="72"/>
+    <w:lsdException w:name="Colorful Grid Accent 5" w:uiPriority="73"/>
+    <w:lsdException w:name="Light Shading Accent 6" w:uiPriority="60"/>
+    <w:lsdException w:name="Light List Accent 6" w:uiPriority="61"/>
+    <w:lsdException w:name="Light Grid Accent 6" w:uiPriority="62"/>
+    <w:lsdException w:name="Medium Shading 1 Accent 6" w:uiPriority="63"/>
+    <w:lsdException w:name="Medium Shading 2 Accent 6" w:uiPriority="64"/>
+    <w:lsdException w:name="Medium List 1 Accent 6" w:uiPriority="65"/>
+    <w:lsdException w:name="Medium List 2 Accent 6" w:uiPriority="66"/>
+    <w:lsdException w:name="Medium Grid 1 Accent 6" w:uiPriority="67"/>
+    <w:lsdException w:name="Medium Grid 2 Accent 6" w:uiPriority="68"/>
+    <w:lsdException w:name="Medium Grid 3 Accent 6" w:uiPriority="69"/>
+    <w:lsdException w:name="Dark List Accent 6" w:uiPriority="70"/>
+    <w:lsdException w:name="Colorful Shading Accent 6" w:uiPriority="71"/>
+    <w:lsdException w:name="Colorful List Accent 6" w:uiPriority="72"/>
+    <w:lsdException w:name="Colorful Grid Accent 6" w:uiPriority="73"/>
+    <w:lsdException w:name="Subtle Emphasis" w:uiPriority="19" w:qFormat="1"/>
+    <w:lsdException w:name="Intense Emphasis" w:uiPriority="21" w:qFormat="1"/>
+    <w:lsdException w:name="Subtle Reference" w:uiPriority="31" w:qFormat="1"/>
+    <w:lsdException w:name="Intense Reference" w:uiPriority="32" w:qFormat="1"/>
+    <w:lsdException w:name="Book Title" w:uiPriority="33" w:qFormat="1"/>
+    <w:lsdException w:name="Bibliography" w:semiHidden="1" w:uiPriority="37" w:unhideWhenUsed="1"/>
+    <w:lsdException w:name="TOC Heading" w:semiHidden="1" w:uiPriority="39" w:unhideWhenUsed="1" w:qFormat="1"/>
+    <w:lsdException w:name="Plain Table 1" w:uiPriority="41"/>
+    <w:lsdException w:name="Plain Table 2" w:uiPriority="42"/>
+    <w:lsdException w:name="Plain Table 3" w:uiPriority="43"/>
+    <w:lsdException w:name="Plain Table 4" w:uiPriority="44"/>
+    <w:lsdException w:name="Plain Table 5" w:uiPriority="45"/>
+    <w:lsdException w:name="Grid Table Light" w:uiPriority="40"/>
+    <w:lsdException w:name="Grid Table 1 Light" w:uiPriority="46"/>
+    <w:lsdException w:name="Grid Table 2" w:uiPriority="47"/>
+    <w:lsdException w:name="Grid Table 3" w:uiPriority="48"/>
+    <w:lsdException w:name="Grid Table 4" w:uiPriority="49"/>
+    <w:lsdException w:name="Grid Table 5 Dark" w:uiPriority="50"/>
+    <w:lsdException w:name="Grid Table 6 Colorful" w:uiPriority="51"/>
+    <w:lsdException w:name="Grid Table 7 Colorful" w:uiPriority="52"/>
+    <w:lsdException w:name="Grid Table 1 Light Accent 1" w:uiPriority="46"/>
+    <w:lsdException w:name="Grid Table 2 Accent 1" w:uiPriority="47"/>
+    <w:lsdException w:name="Grid Table 3 Accent 1" w:uiPriority="48"/>
+    <w:lsdException w:name="Grid Table 4 Accent 1" w:uiPriority="49"/>
+    <w:lsdException w:name="Grid Table 5 Dark Accent 1" w:uiPriority="50"/>
+    <w:lsdException w:name="Grid Table 6 Colorful Accent 1" w:uiPriority="51"/>
+    <w:lsdException w:name="Grid Table 7 Colorful Accent 1" w:uiPriority="52"/>
+    <w:lsdException w:name="Grid Table 1 Light Accent 2" w:uiPriority="46"/>
+    <w:lsdException w:name="Grid Table 2 Accent 2" w:uiPriority="47"/>
+    <w:lsdException w:name="Grid Table 3 Accent 2" w:uiPriority="48"/>
+    <w:lsdException w:name="Grid Table 4 Accent 2" w:uiPriority="49"/>
+    <w:lsdException w:name="Grid Table 5 Dark Accent 2" w:uiPriority="50"/>
+    <w:lsdException w:name="Grid Table 6 Colorful Accent 2" w:uiPriority="51"/>
+    <w:lsdException w:name="Grid Table 7 Colorful Accent 2" w:uiPriority="52"/>
+    <w:lsdException w:name="Grid Table 1 Light Accent 3" w:uiPriority="46"/>
+    <w:lsdException w:name="Grid Table 2 Accent 3" w:uiPriority="47"/>
+    <w:lsdException w:name="Grid Table 3 Accent 3" w:uiPriority="48"/>
+    <w:lsdException w:name="Grid Table 4 Accent 3" w:uiPriority="49"/>
+    <w:lsdException w:name="Grid Table 5 Dark Accent 3" w:uiPriority="50"/>
+    <w:lsdException w:name="Grid Table 6 Colorful Accent 3" w:uiPriority="51"/>
+    <w:lsdException w:name="Grid Table 7 Colorful Accent 3" w:uiPriority="52"/>
+    <w:lsdException w:name="Grid Table 1 Light Accent 4" w:uiPriority="46"/>
+    <w:lsdException w:name="Grid Table 2 Accent 4" w:uiPriority="47"/>
+    <w:lsdException w:name="Grid Table 3 Accent 4" w:uiPriority="48"/>
+    <w:lsdException w:name="Grid Table 4 Accent 4" w:uiPriority="49"/>
+    <w:lsdException w:name="Grid Table 5 Dark Accent 4" w:uiPriority="50"/>
+    <w:lsdException w:name="Grid Table 6 Colorful Accent 4" w:uiPriority="51"/>
+    <w:lsdException w:name="Grid Table 7 Colorful Accent 4" w:uiPriority="52"/>
+    <w:lsdException w:name="Grid Table 1 Light Accent 5" w:uiPriority="46"/>
+    <w:lsdException w:name="Grid Table 2 Accent 5" w:uiPriority="47"/>
+    <w:lsdException w:name="Grid Table 3 Accent 5" w:uiPriority="48"/>
+    <w:lsdException w:name="Grid Table 4 Accent 5" w:uiPriority="49"/>
+    <w:lsdException w:name="Grid Table 5 Dark Accent 5" w:uiPriority="50"/>
+    <w:lsdException w:name="Grid Table 6 Colorful Accent 5" w:uiPriority="51"/>
+    <w:lsdException w:name="Grid Table 7 Colorful Accent 5" w:uiPriority="52"/>
+    <w:lsdException w:name="Grid Table 1 Light Accent 6" w:uiPriority="46"/>
+    <w:lsdException w:name="Grid Table 2 Accent 6" w:uiPriority="47"/>
+    <w:lsdException w:name="Grid Table 3 Accent 6" w:uiPriority="48"/>
+    <w:lsdException w:name="Grid Table 4 Accent 6" w:uiPriority="49"/>
+    <w:lsdException w:name="Grid Table 5 Dark Accent 6" w:uiPriority="50"/>
+    <w:lsdException w:name="Grid Table 6 Colorful Accent 6" w:uiPriority="51"/>
+    <w:lsdException w:name="Grid Table 7 Colorful Accent 6" w:uiPriority="52"/>
+    <w:lsdException w:name="List Table 1 Light" w:uiPriority="46"/>
+    <w:lsdException w:name="List Table 2" w:uiPriority="47"/>
+    <w:lsdException w:name="List Table 3" w:uiPriority="48"/>
+    <w:lsdException w:name="List Table 4" w:uiPriority="49"/>
+    <w:lsdException w:name="List Table 5 Dark" w:uiPriority="50"/>
+    <w:lsdException w:name="List Table 6 Colorful" w:uiPriority="51"/>
+    <w:lsdException w:name="List Table 7 Colorful" w:uiPriority="52"/>
+    <w:lsdException w:name="List Table 1 Light Accent 1" w:uiPriority="46"/>
+    <w:lsdException w:name="List Table 2 Accent 1" w:uiPriority="47"/>
+    <w:lsdException w:name="List Table 3 Accent 1" w:uiPriority="48"/>
+    <w:lsdException w:name="List Table 4 Accent 1" w:uiPriority="49"/>
+    <w:lsdException w:name="List Table 5 Dark Accent 1" w:uiPriority="50"/>
+    <w:lsdException w:name="List Table 6 Colorful Accent 1" w:uiPriority="51"/>
+    <w:lsdException w:name="List Table 7 Colorful Accent 1" w:uiPriority="52"/>
+    <w:lsdException w:name="List Table 1 Light Accent 2" w:uiPriority="46"/>
+    <w:lsdException w:name="List Table 2 Accent 2" w:uiPriority="47"/>
+    <w:lsdException w:name="List Table 3 Accent 2" w:uiPriority="48"/>
+    <w:lsdException w:name="List Table 4 Accent 2" w:uiPriority="49"/>
+    <w:lsdException w:name="List Table 5 Dark Accent 2" w:uiPriority="50"/>
+    <w:lsdException w:name="List Table 6 Colorful Accent 2" w:uiPriority="51"/>
+    <w:lsdException w:name="List Table 7 Colorful Accent 2" w:uiPriority="52"/>
+    <w:lsdException w:name="List Table 1 Light Accent 3" w:uiPriority="46"/>
+    <w:lsdException w:name="List Table 2 Accent 3" w:uiPriority="47"/>
+    <w:lsdException w:name="List Table 3 Accent 3" w:uiPriority="48"/>
+    <w:lsdException w:name="List Table 4 Accent 3" w:uiPriority="49"/>
+    <w:lsdException w:name="List Table 5 Dark Accent 3" w:uiPriority="50"/>
+    <w:lsdException w:name="List Table 6 Colorful Accent 3" w:uiPriority="51"/>
+    <w:lsdException w:name="List Table 7 Colorful Accent 3" w:uiPriority="52"/>
+    <w:lsdException w:name="List Table 1 Light Accent 4" w:uiPriority="46"/>
+    <w:lsdException w:name="List Table 2 Accent 4" w:uiPriority="47"/>
+    <w:lsdException w:name="List Table 3 Accent 4" w:uiPriority="48"/>
+    <w:lsdException w:name="List Table 4 Accent 4" w:uiPriority="49"/>
+    <w:lsdException w:name="List Table 5 Dark Accent 4" w:uiPriority="50"/>
+    <w:lsdException w:name="List Table 6 Colorful Accent 4" w:uiPriority="51"/>
+    <w:lsdException w:name="List Table 7 Colorful Accent 4" w:uiPriority="52"/>
+    <w:lsdException w:name="List Table 1 Light Accent 5" w:uiPriority="46"/>
+    <w:lsdException w:name="List Table 2 Accent 5" w:uiPriority="47"/>
+    <w:lsdException w:name="List Table 3 Accent 5" w:uiPriority="48"/>
+    <w:lsdException w:name="List Table 4 Accent 5" w:uiPriority="49"/>
+    <w:lsdException w:name="List Table 5 Dark Accent 5" w:uiPriority="50"/>
+    <w:lsdException w:name="List Table 6 Colorful Accent 5" w:uiPriority="51"/>
+    <w:lsdException w:name="List Table 7 Colorful Accent 5" w:uiPriority="52"/>
+    <w:lsdException w:name="List Table 1 Light Accent 6" w:uiPriority="46"/>
+    <w:lsdException w:name="List Table 2 Accent 6" w:uiPriority="47"/>
+    <w:lsdException w:name="List Table 3 Accent 6" w:uiPriority="48"/>
+    <w:lsdException w:name="List Table 4 Accent 6" w:uiPriority="49"/>
+    <w:lsdException w:name="List Table 5 Dark Accent 6" w:uiPriority="50"/>
+    <w:lsdException w:name="List Table 6 Colorful Accent 6" w:uiPriority="51"/>
+    <w:lsdException w:name="List Table 7 Colorful Accent 6" w:uiPriority="52"/>
+    <w:lsdException w:name="Mention" w:semiHidden="1" w:unhideWhenUsed="1"/>
+    <w:lsdException w:name="Smart Hyperlink" w:semiHidden="1" w:unhideWhenUsed="1"/>
+    <w:lsdException w:name="Hashtag" w:semiHidden="1" w:unhideWhenUsed="1"/>
+    <w:lsdException w:name="Unresolved Mention" w:semiHidden="1" w:unhideWhenUsed="1"/>
+    <w:lsdException w:name="Smart Link" w:semiHidden="1" w:unhideWhenUsed="1"/>
+  </w:latentStyles>
+  <w:style w:type="paragraph" w:default="1" w:styleId="Normal">
+    <w:name w:val="Normal"/>
+    <w:qFormat/>
+  </w:style>
+  <w:style w:type="character" w:default="1" w:styleId="DefaultParagraphFont">
+    <w:name w:val="Default Paragraph Font"/>
+    <w:uiPriority w:val="1"/>
+    <w:semiHidden/>
+    <w:unhideWhenUsed/>
+  </w:style>
+  <w:style w:type="table" w:default="1" w:styleId="TableNormal">
+    <w:name w:val="Normal Table"/>
+    <w:uiPriority w:val="99"/>
+    <w:semiHidden/>
+    <w:unhideWhenUsed/>
+    <w:tblPr>
+      <w:tblInd w:w="0" w:type="dxa"/>
+      <w:tblCellMar>
+        <w:top w:w="0" w:type="dxa"/>
+        <w:left w:w="108" w:type="dxa"/>
+        <w:bottom w:w="0" w:type="dxa"/>
+        <w:right w:w="108" w:type="dxa"/>
+      </w:tblCellMar>
+    </w:tblPr>
+  </w:style>
+  <w:style w:type="numbering" w:default="1" w:styleId="NoList">
+    <w:name w:val="No List"/>
+    <w:uiPriority w:val="99"/>
+    <w:semiHidden/>
+    <w:unhideWhenUsed/>
+  </w:style>
+  <w:style w:type="character" w:styleId="PlaceholderText">
+    <w:name w:val="Placeholder Text"/>
+    <w:basedOn w:val="DefaultParagraphFont"/>
+    <w:uiPriority w:val="99"/>
+    <w:semiHidden/>
+    <w:rsid w:val="00F433DC"/>
+    <w:rPr>
+      <w:color w:val="808080"/>
+    </w:rPr>
+  </w:style>
+  <w:style w:type="paragraph" w:customStyle="1" w:styleId="E6BFB80C726A4DD3A0AE36E624CBC2F5">
+    <w:name w:val="E6BFB80C726A4DD3A0AE36E624CBC2F5"/>
+    <w:rsid w:val="00F433DC"/>
+  </w:style>
+  <w:style w:type="paragraph" w:customStyle="1" w:styleId="D418B6C756C84B65A285CEC2773E31BF">
+    <w:name w:val="D418B6C756C84B65A285CEC2773E31BF"/>
+    <w:rsid w:val="00F433DC"/>
+  </w:style>
+  <w:style w:type="paragraph" w:customStyle="1" w:styleId="04078FE3DAC7413592A71C259B9DCFD3">
+    <w:name w:val="04078FE3DAC7413592A71C259B9DCFD3"/>
+    <w:rsid w:val="00F433DC"/>
+  </w:style>
+  <w:style w:type="paragraph" w:customStyle="1" w:styleId="AE94E83C43DE4CF98FFD7F9760CA6668">
+    <w:name w:val="AE94E83C43DE4CF98FFD7F9760CA6668"/>
+    <w:rsid w:val="00F433DC"/>
+  </w:style>
+  <w:style w:type="paragraph" w:customStyle="1" w:styleId="A2E1E9E46E4E4CE7B5E66BA65FF211D5">
+    <w:name w:val="A2E1E9E46E4E4CE7B5E66BA65FF211D5"/>
+    <w:rsid w:val="00F433DC"/>
+  </w:style>
+  <w:style w:type="paragraph" w:customStyle="1" w:styleId="D8303E7A25C2432E842B014A18027C34">
+    <w:name w:val="D8303E7A25C2432E842B014A18027C34"/>
+    <w:rsid w:val="00F433DC"/>
+  </w:style>
+</w:styles>
+</file>
+
+<file path=word/glossary/webSettings.xml><?xml version="1.0" encoding="utf-8"?>
+<w:webSettings xmlns:mc="http://schemas.openxmlformats.org/markup-compatibility/2006" xmlns:r="http://schemas.openxmlformats.org/officeDocument/2006/relationships" xmlns:w="http://schemas.openxmlformats.org/wordprocessingml/2006/main" xmlns:w14="http://schemas.microsoft.com/office/word/2010/wordml" xmlns:w15="http://schemas.microsoft.com/office/word/2012/wordml" xmlns:w16cex="http://schemas.microsoft.com/office/word/2018/wordml/cex" xmlns:w16cid="http://schemas.microsoft.com/office/word/2016/wordml/cid" xmlns:w16="http://schemas.microsoft.com/office/word/2018/wordml" xmlns:w16du="http://schemas.microsoft.com/office/word/2023/wordml/word16du" xmlns:w16sdtdh="http://schemas.microsoft.com/office/word/2020/wordml/sdtdatahash" xmlns:w16sdtfl="http://schemas.microsoft.com/office/word/2024/wordml/sdtformatlock" xmlns:w16se="http://schemas.microsoft.com/office/word/2015/wordml/symex" mc:Ignorable="w14 w15 w16se w16cid w16 w16cex w16sdtdh w16sdtfl w16du">
+  <w:optimizeForBrowser/>
+  <w:allowPNG/>
+</w:webSettings>
+</file>
+
 <file path=word/theme/theme1.xml><?xml version="1.0" encoding="utf-8"?>
 <a:theme xmlns:a="http://schemas.openxmlformats.org/drawingml/2006/main" name="Office Theme">
   <a:themeElements>

--- a/templates/CMIS/TB-NCD-HetHopDong.docx
+++ b/templates/CMIS/TB-NCD-HetHopDong.docx
@@ -1311,17 +1311,16 @@
           <w:szCs w:val="28"/>
           <w:lang w:val="vi-VN"/>
         </w:rPr>
-        <w:t xml:space="preserve"> {N</w:t>
-      </w:r>
-      <w:r>
-        <w:rPr>
-          <w:rFonts w:ascii="Times New Roman" w:hAnsi="Times New Roman" w:cs="Times New Roman"/>
-          <w:color w:val="000000"/>
-          <w:sz w:val="28"/>
-          <w:szCs w:val="28"/>
-          <w:lang w:val="vi-VN"/>
-        </w:rPr>
-        <w:t>GAY</w:t>
+        <w:t xml:space="preserve"> {</w:t>
+      </w:r>
+      <w:r>
+        <w:rPr>
+          <w:rFonts w:ascii="Times New Roman" w:hAnsi="Times New Roman" w:cs="Times New Roman"/>
+          <w:color w:val="000000"/>
+          <w:sz w:val="28"/>
+          <w:szCs w:val="28"/>
+        </w:rPr>
+        <w:t>Ngay</w:t>
       </w:r>
       <w:r>
         <w:rPr>
@@ -4349,8 +4348,11 @@
   </w:compat>
   <w:rsids>
     <w:rsidRoot w:val="00F433DC"/>
+    <w:rsid w:val="005D3B6C"/>
     <w:rsid w:val="006C08E1"/>
+    <w:rsid w:val="008A0C40"/>
     <w:rsid w:val="00907160"/>
+    <w:rsid w:val="00BA2E35"/>
     <w:rsid w:val="00F433DC"/>
   </w:rsids>
   <m:mathPr>
@@ -4812,18 +4814,6 @@
       <w:color w:val="808080"/>
     </w:rPr>
   </w:style>
-  <w:style w:type="paragraph" w:customStyle="1" w:styleId="E6BFB80C726A4DD3A0AE36E624CBC2F5">
-    <w:name w:val="E6BFB80C726A4DD3A0AE36E624CBC2F5"/>
-    <w:rsid w:val="00F433DC"/>
-  </w:style>
-  <w:style w:type="paragraph" w:customStyle="1" w:styleId="D418B6C756C84B65A285CEC2773E31BF">
-    <w:name w:val="D418B6C756C84B65A285CEC2773E31BF"/>
-    <w:rsid w:val="00F433DC"/>
-  </w:style>
-  <w:style w:type="paragraph" w:customStyle="1" w:styleId="04078FE3DAC7413592A71C259B9DCFD3">
-    <w:name w:val="04078FE3DAC7413592A71C259B9DCFD3"/>
-    <w:rsid w:val="00F433DC"/>
-  </w:style>
   <w:style w:type="paragraph" w:customStyle="1" w:styleId="AE94E83C43DE4CF98FFD7F9760CA6668">
     <w:name w:val="AE94E83C43DE4CF98FFD7F9760CA6668"/>
     <w:rsid w:val="00F433DC"/>

--- a/templates/CMIS/TB-NCD-HetHopDong.docx
+++ b/templates/CMIS/TB-NCD-HetHopDong.docx
@@ -697,7 +697,8 @@
           <w:szCs w:val="28"/>
           <w:lang w:val="vi-VN"/>
         </w:rPr>
-        <w:t xml:space="preserve">          Địa chỉ: </w:t>
+        <w:tab/>
+        <w:t xml:space="preserve">Địa chỉ </w:t>
       </w:r>
       <w:r>
         <w:rPr>
@@ -707,7 +708,17 @@
           <w:szCs w:val="28"/>
           <w:lang w:val="vi-VN"/>
         </w:rPr>
-        <w:t>{DIA_CHI}.</w:t>
+        <w:t>sử dụng điện</w:t>
+      </w:r>
+      <w:r>
+        <w:rPr>
+          <w:rFonts w:ascii="Times New Roman" w:hAnsi="Times New Roman"/>
+          <w:color w:val="000000"/>
+          <w:sz w:val="28"/>
+          <w:szCs w:val="28"/>
+          <w:lang w:val="vi-VN"/>
+        </w:rPr>
+        <w:t>: {DCHI_DIEMDO}.</w:t>
       </w:r>
     </w:p>
     <w:p>
@@ -732,52 +743,6 @@
           <w:szCs w:val="28"/>
           <w:lang w:val="vi-VN"/>
         </w:rPr>
-        <w:tab/>
-        <w:t xml:space="preserve">Địa chỉ </w:t>
-      </w:r>
-      <w:r>
-        <w:rPr>
-          <w:rFonts w:ascii="Times New Roman" w:hAnsi="Times New Roman"/>
-          <w:color w:val="000000"/>
-          <w:sz w:val="28"/>
-          <w:szCs w:val="28"/>
-          <w:lang w:val="vi-VN"/>
-        </w:rPr>
-        <w:t>sử dụng điện</w:t>
-      </w:r>
-      <w:r>
-        <w:rPr>
-          <w:rFonts w:ascii="Times New Roman" w:hAnsi="Times New Roman"/>
-          <w:color w:val="000000"/>
-          <w:sz w:val="28"/>
-          <w:szCs w:val="28"/>
-          <w:lang w:val="vi-VN"/>
-        </w:rPr>
-        <w:t>: {DCHI_DIEMDO}.</w:t>
-      </w:r>
-    </w:p>
-    <w:p>
-      <w:pPr>
-        <w:tabs>
-          <w:tab w:val="left" w:pos="720"/>
-        </w:tabs>
-        <w:spacing w:before="120" w:after="120"/>
-        <w:rPr>
-          <w:rFonts w:ascii="Times New Roman" w:hAnsi="Times New Roman"/>
-          <w:color w:val="000000"/>
-          <w:sz w:val="28"/>
-          <w:szCs w:val="28"/>
-          <w:lang w:val="vi-VN"/>
-        </w:rPr>
-      </w:pPr>
-      <w:r>
-        <w:rPr>
-          <w:rFonts w:ascii="Times New Roman" w:hAnsi="Times New Roman"/>
-          <w:color w:val="000000"/>
-          <w:sz w:val="28"/>
-          <w:szCs w:val="28"/>
-          <w:lang w:val="vi-VN"/>
-        </w:rPr>
         <w:t xml:space="preserve">          Mã khách hàng: </w:t>
       </w:r>
       <w:r>
@@ -857,7 +822,37 @@
           <w:szCs w:val="28"/>
           <w:lang w:val="vi-VN"/>
         </w:rPr>
-        <w:t>Căn cứ h</w:t>
+        <w:t xml:space="preserve">Căn cứ </w:t>
+      </w:r>
+      <w:r>
+        <w:rPr>
+          <w:rFonts w:ascii="Times New Roman" w:hAnsi="Times New Roman" w:cs="Times New Roman"/>
+          <w:color w:val="000000"/>
+          <w:sz w:val="28"/>
+          <w:szCs w:val="28"/>
+          <w:lang w:val="vi-VN"/>
+        </w:rPr>
+        <w:t>hiệu lực</w:t>
+      </w:r>
+      <w:r>
+        <w:rPr>
+          <w:rFonts w:ascii="Times New Roman" w:hAnsi="Times New Roman" w:cs="Times New Roman"/>
+          <w:color w:val="000000"/>
+          <w:sz w:val="28"/>
+          <w:szCs w:val="28"/>
+          <w:lang w:val="vi-VN"/>
+        </w:rPr>
+        <w:t xml:space="preserve"> </w:t>
+      </w:r>
+      <w:r>
+        <w:rPr>
+          <w:rFonts w:ascii="Times New Roman" w:hAnsi="Times New Roman" w:cs="Times New Roman"/>
+          <w:color w:val="000000"/>
+          <w:sz w:val="28"/>
+          <w:szCs w:val="28"/>
+          <w:lang w:val="vi-VN"/>
+        </w:rPr>
+        <w:t>h</w:t>
       </w:r>
       <w:r>
         <w:rPr>
@@ -907,17 +902,17 @@
           <w:szCs w:val="28"/>
           <w:lang w:val="vi-VN"/>
         </w:rPr>
-        <w:t xml:space="preserve">ký kết </w:t>
-      </w:r>
-      <w:r>
-        <w:rPr>
-          <w:rFonts w:ascii="Times New Roman" w:hAnsi="Times New Roman" w:cs="Times New Roman"/>
-          <w:color w:val="000000"/>
-          <w:sz w:val="28"/>
-          <w:szCs w:val="28"/>
-          <w:lang w:val="vi-VN"/>
-        </w:rPr>
-        <w:t>đã</w:t>
+        <w:t>ký kết</w:t>
+      </w:r>
+      <w:r>
+        <w:rPr>
+          <w:rFonts w:ascii="Times New Roman" w:hAnsi="Times New Roman" w:cs="Times New Roman"/>
+          <w:color w:val="000000"/>
+          <w:sz w:val="28"/>
+          <w:szCs w:val="28"/>
+          <w:lang w:val="vi-VN"/>
+        </w:rPr>
+        <w:t>,</w:t>
       </w:r>
       <w:r>
         <w:rPr>
@@ -937,17 +932,107 @@
           <w:szCs w:val="28"/>
           <w:lang w:val="vi-VN"/>
         </w:rPr>
-        <w:t xml:space="preserve">gần </w:t>
-      </w:r>
-      <w:r>
-        <w:rPr>
-          <w:rFonts w:ascii="Times New Roman" w:hAnsi="Times New Roman" w:cs="Times New Roman"/>
-          <w:color w:val="000000"/>
-          <w:sz w:val="28"/>
-          <w:szCs w:val="28"/>
-          <w:lang w:val="vi-VN"/>
-        </w:rPr>
-        <w:t>hết hiệu lực</w:t>
+        <w:t>Điện lực</w:t>
+      </w:r>
+      <w:r>
+        <w:rPr>
+          <w:rFonts w:ascii="Times New Roman" w:hAnsi="Times New Roman" w:cs="Times New Roman"/>
+          <w:color w:val="000000"/>
+          <w:sz w:val="28"/>
+          <w:szCs w:val="28"/>
+          <w:lang w:val="vi-VN"/>
+        </w:rPr>
+        <w:t xml:space="preserve"> Xuân Lộc</w:t>
+      </w:r>
+      <w:r>
+        <w:rPr>
+          <w:rFonts w:ascii="Times New Roman" w:hAnsi="Times New Roman" w:cs="Times New Roman"/>
+          <w:color w:val="000000"/>
+          <w:sz w:val="28"/>
+          <w:szCs w:val="28"/>
+          <w:lang w:val="vi-VN"/>
+        </w:rPr>
+        <w:t xml:space="preserve"> đã gửi thông báo cho </w:t>
+      </w:r>
+      <w:r>
+        <w:rPr>
+          <w:rFonts w:ascii="Times New Roman" w:hAnsi="Times New Roman" w:cs="Times New Roman"/>
+          <w:color w:val="000000"/>
+          <w:sz w:val="28"/>
+          <w:szCs w:val="28"/>
+          <w:lang w:val="vi-VN"/>
+        </w:rPr>
+        <w:t>khách hàng</w:t>
+      </w:r>
+      <w:r>
+        <w:rPr>
+          <w:rFonts w:ascii="Times New Roman" w:hAnsi="Times New Roman" w:cs="Times New Roman"/>
+          <w:color w:val="000000"/>
+          <w:sz w:val="28"/>
+          <w:szCs w:val="28"/>
+          <w:lang w:val="vi-VN"/>
+        </w:rPr>
+        <w:t xml:space="preserve"> để ký lại </w:t>
+      </w:r>
+      <w:r>
+        <w:rPr>
+          <w:rFonts w:ascii="Times New Roman" w:hAnsi="Times New Roman" w:cs="Times New Roman"/>
+          <w:color w:val="000000"/>
+          <w:sz w:val="28"/>
+          <w:szCs w:val="28"/>
+          <w:lang w:val="vi-VN"/>
+        </w:rPr>
+        <w:t>HĐMBĐ</w:t>
+      </w:r>
+      <w:r>
+        <w:rPr>
+          <w:rFonts w:ascii="Times New Roman" w:hAnsi="Times New Roman" w:cs="Times New Roman"/>
+          <w:color w:val="000000"/>
+          <w:sz w:val="28"/>
+          <w:szCs w:val="28"/>
+          <w:lang w:val="vi-VN"/>
+        </w:rPr>
+        <w:t xml:space="preserve"> mới.</w:t>
+      </w:r>
+      <w:r>
+        <w:rPr>
+          <w:rFonts w:ascii="Times New Roman" w:hAnsi="Times New Roman" w:cs="Times New Roman"/>
+          <w:color w:val="000000"/>
+          <w:sz w:val="28"/>
+          <w:szCs w:val="28"/>
+          <w:lang w:val="vi-VN"/>
+        </w:rPr>
+        <w:t xml:space="preserve"> </w:t>
+      </w:r>
+      <w:r>
+        <w:rPr>
+          <w:rFonts w:ascii="Times New Roman" w:hAnsi="Times New Roman" w:cs="Times New Roman"/>
+          <w:color w:val="000000"/>
+          <w:sz w:val="28"/>
+          <w:szCs w:val="28"/>
+          <w:lang w:val="vi-VN"/>
+        </w:rPr>
+        <w:t>Tuy nhiê</w:t>
+      </w:r>
+      <w:r>
+        <w:rPr>
+          <w:rFonts w:ascii="Times New Roman" w:hAnsi="Times New Roman" w:cs="Times New Roman"/>
+          <w:color w:val="000000"/>
+          <w:sz w:val="28"/>
+          <w:szCs w:val="28"/>
+          <w:lang w:val="vi-VN"/>
+        </w:rPr>
+        <w:t>n</w:t>
+      </w:r>
+      <w:r>
+        <w:rPr>
+          <w:rFonts w:ascii="Times New Roman" w:hAnsi="Times New Roman" w:cs="Times New Roman"/>
+          <w:color w:val="000000"/>
+          <w:sz w:val="28"/>
+          <w:szCs w:val="28"/>
+          <w:lang w:val="vi-VN"/>
+        </w:rPr>
+        <w:t xml:space="preserve"> đến nay</w:t>
       </w:r>
       <w:r>
         <w:rPr>
@@ -997,47 +1082,37 @@
           <w:szCs w:val="28"/>
           <w:lang w:val="vi-VN"/>
         </w:rPr>
-        <w:t xml:space="preserve"> đã gửi thông báo cho </w:t>
-      </w:r>
-      <w:r>
-        <w:rPr>
-          <w:rFonts w:ascii="Times New Roman" w:hAnsi="Times New Roman" w:cs="Times New Roman"/>
-          <w:color w:val="000000"/>
-          <w:sz w:val="28"/>
-          <w:szCs w:val="28"/>
-          <w:lang w:val="vi-VN"/>
-        </w:rPr>
-        <w:t>khách hàng</w:t>
-      </w:r>
-      <w:r>
-        <w:rPr>
-          <w:rFonts w:ascii="Times New Roman" w:hAnsi="Times New Roman" w:cs="Times New Roman"/>
-          <w:color w:val="000000"/>
-          <w:sz w:val="28"/>
-          <w:szCs w:val="28"/>
-          <w:lang w:val="vi-VN"/>
-        </w:rPr>
-        <w:t xml:space="preserve"> để ký lại </w:t>
-      </w:r>
-      <w:r>
-        <w:rPr>
-          <w:rFonts w:ascii="Times New Roman" w:hAnsi="Times New Roman" w:cs="Times New Roman"/>
-          <w:color w:val="000000"/>
-          <w:sz w:val="28"/>
-          <w:szCs w:val="28"/>
-          <w:lang w:val="vi-VN"/>
-        </w:rPr>
-        <w:t>HĐMBĐ</w:t>
-      </w:r>
-      <w:r>
-        <w:rPr>
-          <w:rFonts w:ascii="Times New Roman" w:hAnsi="Times New Roman" w:cs="Times New Roman"/>
-          <w:color w:val="000000"/>
-          <w:sz w:val="28"/>
-          <w:szCs w:val="28"/>
-          <w:lang w:val="vi-VN"/>
-        </w:rPr>
-        <w:t xml:space="preserve"> mới.</w:t>
+        <w:t xml:space="preserve"> vẫn chưa </w:t>
+      </w:r>
+      <w:r>
+        <w:rPr>
+          <w:rFonts w:ascii="Times New Roman" w:hAnsi="Times New Roman" w:cs="Times New Roman"/>
+          <w:color w:val="000000"/>
+          <w:sz w:val="28"/>
+          <w:szCs w:val="28"/>
+          <w:lang w:val="vi-VN"/>
+        </w:rPr>
+        <w:t xml:space="preserve">nhận được </w:t>
+      </w:r>
+      <w:r>
+        <w:rPr>
+          <w:rFonts w:ascii="Times New Roman" w:hAnsi="Times New Roman" w:cs="Times New Roman"/>
+          <w:color w:val="000000"/>
+          <w:sz w:val="28"/>
+          <w:szCs w:val="28"/>
+          <w:lang w:val="vi-VN"/>
+        </w:rPr>
+        <w:t>phản hồi của quý khách hàng.</w:t>
+      </w:r>
+      <w:r>
+        <w:rPr>
+          <w:rFonts w:ascii="Times New Roman" w:hAnsi="Times New Roman" w:cs="Times New Roman"/>
+          <w:color w:val="000000"/>
+          <w:sz w:val="28"/>
+          <w:szCs w:val="28"/>
+          <w:lang w:val="vi-VN"/>
+        </w:rPr>
+        <w:t xml:space="preserve"> Do đó,</w:t>
       </w:r>
       <w:r>
         <w:rPr>
@@ -1057,67 +1132,565 @@
           <w:szCs w:val="28"/>
           <w:lang w:val="vi-VN"/>
         </w:rPr>
-        <w:t>Tuy nhiên</w:t>
-      </w:r>
-      <w:r>
-        <w:rPr>
-          <w:rFonts w:ascii="Times New Roman" w:hAnsi="Times New Roman" w:cs="Times New Roman"/>
-          <w:color w:val="000000"/>
-          <w:sz w:val="28"/>
-          <w:szCs w:val="28"/>
-          <w:lang w:val="vi-VN"/>
-        </w:rPr>
-        <w:t xml:space="preserve">, đến nay </w:t>
-      </w:r>
-      <w:r>
-        <w:rPr>
-          <w:rFonts w:ascii="Times New Roman" w:hAnsi="Times New Roman" w:cs="Times New Roman"/>
-          <w:color w:val="000000"/>
-          <w:sz w:val="28"/>
-          <w:szCs w:val="28"/>
-          <w:lang w:val="vi-VN"/>
-        </w:rPr>
-        <w:t>Điện lực</w:t>
-      </w:r>
-      <w:r>
-        <w:rPr>
-          <w:rFonts w:ascii="Times New Roman" w:hAnsi="Times New Roman" w:cs="Times New Roman"/>
-          <w:color w:val="000000"/>
-          <w:sz w:val="28"/>
-          <w:szCs w:val="28"/>
-          <w:lang w:val="vi-VN"/>
-        </w:rPr>
-        <w:t xml:space="preserve"> Xuân Lộc</w:t>
-      </w:r>
-      <w:r>
-        <w:rPr>
-          <w:rFonts w:ascii="Times New Roman" w:hAnsi="Times New Roman" w:cs="Times New Roman"/>
-          <w:color w:val="000000"/>
-          <w:sz w:val="28"/>
-          <w:szCs w:val="28"/>
-          <w:lang w:val="vi-VN"/>
-        </w:rPr>
-        <w:t xml:space="preserve"> vẫn chưa </w:t>
-      </w:r>
-      <w:r>
-        <w:rPr>
-          <w:rFonts w:ascii="Times New Roman" w:hAnsi="Times New Roman" w:cs="Times New Roman"/>
-          <w:color w:val="000000"/>
-          <w:sz w:val="28"/>
-          <w:szCs w:val="28"/>
-          <w:lang w:val="vi-VN"/>
-        </w:rPr>
-        <w:t>nhận được nội dung</w:t>
-      </w:r>
-      <w:r>
-        <w:rPr>
-          <w:rFonts w:ascii="Times New Roman" w:hAnsi="Times New Roman" w:cs="Times New Roman"/>
-          <w:color w:val="000000"/>
-          <w:sz w:val="28"/>
-          <w:szCs w:val="28"/>
-          <w:lang w:val="vi-VN"/>
-        </w:rPr>
-        <w:t xml:space="preserve"> phản hồi của quý khách hàng.</w:t>
+        <w:t xml:space="preserve">Điện lực Xuân Lộc </w:t>
+      </w:r>
+      <w:r>
+        <w:rPr>
+          <w:rFonts w:ascii="Times New Roman" w:hAnsi="Times New Roman" w:cs="Times New Roman"/>
+          <w:color w:val="000000"/>
+          <w:sz w:val="28"/>
+          <w:szCs w:val="28"/>
+          <w:lang w:val="vi-VN"/>
+        </w:rPr>
+        <w:t>buộc lòng phải n</w:t>
+      </w:r>
+      <w:r>
+        <w:rPr>
+          <w:rFonts w:ascii="Times New Roman" w:hAnsi="Times New Roman" w:cs="Times New Roman"/>
+          <w:color w:val="000000"/>
+          <w:sz w:val="28"/>
+          <w:szCs w:val="28"/>
+          <w:lang w:val="vi-VN"/>
+        </w:rPr>
+        <w:t>gừng cấp điện</w:t>
+      </w:r>
+      <w:r>
+        <w:rPr>
+          <w:rFonts w:ascii="Times New Roman" w:hAnsi="Times New Roman" w:cs="Times New Roman"/>
+          <w:color w:val="000000"/>
+          <w:sz w:val="28"/>
+          <w:szCs w:val="28"/>
+          <w:lang w:val="vi-VN"/>
+        </w:rPr>
+        <w:t xml:space="preserve"> của quý</w:t>
+      </w:r>
+      <w:r>
+        <w:rPr>
+          <w:rFonts w:ascii="Times New Roman" w:hAnsi="Times New Roman" w:cs="Times New Roman"/>
+          <w:color w:val="000000"/>
+          <w:sz w:val="28"/>
+          <w:szCs w:val="28"/>
+          <w:lang w:val="vi-VN"/>
+        </w:rPr>
+        <w:t xml:space="preserve"> khách hàng</w:t>
+      </w:r>
+      <w:r>
+        <w:rPr>
+          <w:rFonts w:ascii="Times New Roman" w:hAnsi="Times New Roman" w:cs="Times New Roman"/>
+          <w:color w:val="000000"/>
+          <w:sz w:val="28"/>
+          <w:szCs w:val="28"/>
+          <w:lang w:val="vi-VN"/>
+        </w:rPr>
+        <w:t xml:space="preserve"> </w:t>
+      </w:r>
+      <w:r>
+        <w:rPr>
+          <w:rFonts w:ascii="Times New Roman" w:hAnsi="Times New Roman"/>
+          <w:color w:val="000000"/>
+          <w:sz w:val="28"/>
+          <w:szCs w:val="28"/>
+          <w:lang w:val="vi-VN"/>
+        </w:rPr>
+        <w:t>với nội dung cụ thể như sau</w:t>
+      </w:r>
+      <w:r>
+        <w:rPr>
+          <w:rFonts w:ascii="Times New Roman" w:hAnsi="Times New Roman" w:cs="Times New Roman"/>
+          <w:color w:val="000000"/>
+          <w:sz w:val="28"/>
+          <w:szCs w:val="28"/>
+          <w:lang w:val="vi-VN"/>
+        </w:rPr>
+        <w:t>:</w:t>
+      </w:r>
+    </w:p>
+    <w:p>
+      <w:pPr>
+        <w:tabs>
+          <w:tab w:val="left" w:pos="720"/>
+        </w:tabs>
+        <w:spacing w:before="120"/>
+        <w:ind w:firstLine="990"/>
+        <w:jc w:val="both"/>
+        <w:rPr>
+          <w:rFonts w:ascii="Times New Roman" w:hAnsi="Times New Roman" w:cs="Times New Roman"/>
+          <w:color w:val="000000"/>
+          <w:sz w:val="28"/>
+          <w:szCs w:val="28"/>
+          <w:lang w:val="vi-VN"/>
+        </w:rPr>
+      </w:pPr>
+      <w:r>
+        <w:rPr>
+          <w:rFonts w:ascii="Times New Roman" w:hAnsi="Times New Roman" w:cs="Times New Roman"/>
+          <w:color w:val="000000"/>
+          <w:sz w:val="28"/>
+          <w:szCs w:val="28"/>
+          <w:lang w:val="vi-VN"/>
+        </w:rPr>
+        <w:t xml:space="preserve"> - Thời gian</w:t>
+      </w:r>
+      <w:r>
+        <w:rPr>
+          <w:rFonts w:ascii="Times New Roman" w:hAnsi="Times New Roman" w:cs="Times New Roman"/>
+          <w:color w:val="000000"/>
+          <w:sz w:val="28"/>
+          <w:szCs w:val="28"/>
+          <w:lang w:val="vi-VN"/>
+        </w:rPr>
+        <w:t xml:space="preserve"> bắt đầu ngừng cung cấp điện:</w:t>
+      </w:r>
+      <w:r>
+        <w:rPr>
+          <w:rFonts w:ascii="Times New Roman" w:hAnsi="Times New Roman" w:cs="Times New Roman"/>
+          <w:color w:val="000000"/>
+          <w:sz w:val="28"/>
+          <w:szCs w:val="28"/>
+          <w:lang w:val="vi-VN"/>
+        </w:rPr>
+        <w:t xml:space="preserve"> </w:t>
+      </w:r>
+      <w:r>
+        <w:rPr>
+          <w:rFonts w:ascii="Times New Roman" w:hAnsi="Times New Roman" w:cs="Times New Roman"/>
+          <w:color w:val="000000"/>
+          <w:sz w:val="28"/>
+          <w:szCs w:val="28"/>
+          <w:lang w:val="vi-VN"/>
+        </w:rPr>
+        <w:t>10</w:t>
+      </w:r>
+      <w:r>
+        <w:rPr>
+          <w:rFonts w:ascii="Times New Roman" w:hAnsi="Times New Roman" w:cs="Times New Roman"/>
+          <w:color w:val="000000"/>
+          <w:sz w:val="28"/>
+          <w:szCs w:val="28"/>
+          <w:lang w:val="vi-VN"/>
+        </w:rPr>
+        <w:t xml:space="preserve"> giờ </w:t>
+      </w:r>
+      <w:r>
+        <w:rPr>
+          <w:rFonts w:ascii="Times New Roman" w:hAnsi="Times New Roman" w:cs="Times New Roman"/>
+          <w:color w:val="000000"/>
+          <w:sz w:val="28"/>
+          <w:szCs w:val="28"/>
+          <w:lang w:val="vi-VN"/>
+        </w:rPr>
+        <w:t>3</w:t>
+      </w:r>
+      <w:r>
+        <w:rPr>
+          <w:rFonts w:ascii="Times New Roman" w:hAnsi="Times New Roman" w:cs="Times New Roman"/>
+          <w:color w:val="000000"/>
+          <w:sz w:val="28"/>
+          <w:szCs w:val="28"/>
+          <w:lang w:val="vi-VN"/>
+        </w:rPr>
+        <w:t>0</w:t>
+      </w:r>
+      <w:r>
+        <w:rPr>
+          <w:rFonts w:ascii="Times New Roman" w:hAnsi="Times New Roman" w:cs="Times New Roman"/>
+          <w:color w:val="000000"/>
+          <w:sz w:val="28"/>
+          <w:szCs w:val="28"/>
+          <w:lang w:val="vi-VN"/>
+        </w:rPr>
+        <w:t xml:space="preserve"> {</w:t>
+      </w:r>
+      <w:r>
+        <w:rPr>
+          <w:rFonts w:ascii="Times New Roman" w:hAnsi="Times New Roman" w:cs="Times New Roman"/>
+          <w:color w:val="000000"/>
+          <w:sz w:val="28"/>
+          <w:szCs w:val="28"/>
+          <w:lang w:val="vi-VN"/>
+        </w:rPr>
+        <w:t>Ngay</w:t>
+      </w:r>
+      <w:r>
+        <w:rPr>
+          <w:rFonts w:ascii="Times New Roman" w:hAnsi="Times New Roman" w:cs="Times New Roman"/>
+          <w:color w:val="000000"/>
+          <w:sz w:val="28"/>
+          <w:szCs w:val="28"/>
+          <w:lang w:val="vi-VN"/>
+        </w:rPr>
+        <w:t>1 | dmy}</w:t>
+      </w:r>
+      <w:r>
+        <w:rPr>
+          <w:rFonts w:ascii="Times New Roman" w:hAnsi="Times New Roman" w:cs="Times New Roman"/>
+          <w:color w:val="000000"/>
+          <w:sz w:val="28"/>
+          <w:szCs w:val="28"/>
+          <w:lang w:val="vi-VN"/>
+        </w:rPr>
+        <w:t>.</w:t>
+      </w:r>
+    </w:p>
+    <w:p>
+      <w:pPr>
+        <w:tabs>
+          <w:tab w:val="left" w:pos="720"/>
+        </w:tabs>
+        <w:spacing w:before="120"/>
+        <w:ind w:firstLine="990"/>
+        <w:jc w:val="both"/>
+        <w:rPr>
+          <w:rFonts w:ascii="Times New Roman" w:hAnsi="Times New Roman" w:cs="Times New Roman"/>
+          <w:color w:val="000000"/>
+          <w:sz w:val="28"/>
+          <w:szCs w:val="28"/>
+          <w:lang w:val="vi-VN"/>
+        </w:rPr>
+      </w:pPr>
+      <w:r>
+        <w:rPr>
+          <w:rFonts w:ascii="Times New Roman" w:hAnsi="Times New Roman" w:cs="Times New Roman"/>
+          <w:color w:val="000000"/>
+          <w:sz w:val="28"/>
+          <w:szCs w:val="28"/>
+          <w:lang w:val="vi-VN"/>
+        </w:rPr>
+        <w:t xml:space="preserve"> - Địa điểm </w:t>
+      </w:r>
+      <w:r>
+        <w:rPr>
+          <w:rFonts w:ascii="Times New Roman" w:hAnsi="Times New Roman" w:cs="Times New Roman"/>
+          <w:color w:val="000000"/>
+          <w:sz w:val="28"/>
+          <w:szCs w:val="28"/>
+          <w:lang w:val="vi-VN"/>
+        </w:rPr>
+        <w:t>ngừng cung cấp điện</w:t>
+      </w:r>
+      <w:r>
+        <w:rPr>
+          <w:rFonts w:ascii="Times New Roman" w:hAnsi="Times New Roman" w:cs="Times New Roman"/>
+          <w:color w:val="000000"/>
+          <w:sz w:val="28"/>
+          <w:szCs w:val="28"/>
+          <w:lang w:val="vi-VN"/>
+        </w:rPr>
+        <w:t>:</w:t>
+      </w:r>
+      <w:r>
+        <w:rPr>
+          <w:rFonts w:ascii="Times New Roman" w:hAnsi="Times New Roman" w:cs="Times New Roman"/>
+          <w:color w:val="000000"/>
+          <w:sz w:val="28"/>
+          <w:szCs w:val="28"/>
+          <w:lang w:val="vi-VN"/>
+        </w:rPr>
+        <w:t xml:space="preserve"> </w:t>
+      </w:r>
+      <w:r>
+        <w:rPr>
+          <w:rFonts w:ascii="Times New Roman" w:hAnsi="Times New Roman" w:cs="Times New Roman"/>
+          <w:color w:val="000000"/>
+          <w:sz w:val="28"/>
+          <w:szCs w:val="28"/>
+          <w:lang w:val="vi-VN"/>
+        </w:rPr>
+        <w:t>Vị trí sử dụng điện của Quý khách hàng tại địa chỉ {DCHI_DIEMDO}</w:t>
+      </w:r>
+      <w:r>
+        <w:rPr>
+          <w:rFonts w:ascii="Times New Roman" w:hAnsi="Times New Roman" w:cs="Times New Roman"/>
+          <w:color w:val="000000"/>
+          <w:sz w:val="28"/>
+          <w:szCs w:val="28"/>
+          <w:lang w:val="vi-VN"/>
+        </w:rPr>
+        <w:t>.</w:t>
+      </w:r>
+    </w:p>
+    <w:p>
+      <w:pPr>
+        <w:tabs>
+          <w:tab w:val="left" w:pos="720"/>
+        </w:tabs>
+        <w:spacing w:before="120"/>
+        <w:ind w:firstLine="990"/>
+        <w:jc w:val="both"/>
+        <w:rPr>
+          <w:rFonts w:ascii="Times New Roman" w:hAnsi="Times New Roman" w:cs="Times New Roman"/>
+          <w:color w:val="000000"/>
+          <w:sz w:val="28"/>
+          <w:szCs w:val="28"/>
+          <w:lang w:val="vi-VN"/>
+        </w:rPr>
+      </w:pPr>
+      <w:r>
+        <w:rPr>
+          <w:rFonts w:ascii="Times New Roman" w:hAnsi="Times New Roman" w:cs="Times New Roman"/>
+          <w:color w:val="000000"/>
+          <w:sz w:val="28"/>
+          <w:szCs w:val="28"/>
+          <w:lang w:val="vi-VN"/>
+        </w:rPr>
+        <w:t xml:space="preserve"> - Lý do</w:t>
+      </w:r>
+      <w:r>
+        <w:rPr>
+          <w:rFonts w:ascii="Times New Roman" w:hAnsi="Times New Roman" w:cs="Times New Roman"/>
+          <w:color w:val="000000"/>
+          <w:sz w:val="28"/>
+          <w:szCs w:val="28"/>
+          <w:lang w:val="vi-VN"/>
+        </w:rPr>
+        <w:t xml:space="preserve"> ngừng cung cấp điện</w:t>
+      </w:r>
+      <w:r>
+        <w:rPr>
+          <w:rFonts w:ascii="Times New Roman" w:hAnsi="Times New Roman" w:cs="Times New Roman"/>
+          <w:color w:val="000000"/>
+          <w:sz w:val="28"/>
+          <w:szCs w:val="28"/>
+          <w:lang w:val="vi-VN"/>
+        </w:rPr>
+        <w:t>:</w:t>
+      </w:r>
+      <w:r>
+        <w:rPr>
+          <w:rFonts w:ascii="Times New Roman" w:hAnsi="Times New Roman" w:cs="Times New Roman"/>
+          <w:color w:val="000000"/>
+          <w:sz w:val="28"/>
+          <w:szCs w:val="28"/>
+          <w:lang w:val="vi-VN"/>
+        </w:rPr>
+        <w:t xml:space="preserve"> </w:t>
+      </w:r>
+      <w:r>
+        <w:rPr>
+          <w:rFonts w:ascii="Times New Roman" w:hAnsi="Times New Roman" w:cs="Times New Roman"/>
+          <w:color w:val="000000"/>
+          <w:sz w:val="28"/>
+          <w:szCs w:val="28"/>
+          <w:lang w:val="vi-VN"/>
+        </w:rPr>
+        <w:t xml:space="preserve">HĐMBĐ </w:t>
+      </w:r>
+      <w:r>
+        <w:rPr>
+          <w:rFonts w:ascii="Times New Roman" w:hAnsi="Times New Roman" w:cs="Times New Roman"/>
+          <w:color w:val="000000"/>
+          <w:sz w:val="28"/>
+          <w:szCs w:val="28"/>
+          <w:lang w:val="vi-VN"/>
+        </w:rPr>
+        <w:t>đã hết hiệu lực</w:t>
+      </w:r>
+      <w:r>
+        <w:rPr>
+          <w:rFonts w:ascii="Times New Roman" w:hAnsi="Times New Roman" w:cs="Times New Roman"/>
+          <w:color w:val="000000"/>
+          <w:sz w:val="28"/>
+          <w:szCs w:val="28"/>
+          <w:lang w:val="vi-VN"/>
+        </w:rPr>
+        <w:t>,</w:t>
+      </w:r>
+      <w:r>
+        <w:rPr>
+          <w:rFonts w:ascii="Times New Roman" w:hAnsi="Times New Roman" w:cs="Times New Roman"/>
+          <w:color w:val="000000"/>
+          <w:sz w:val="28"/>
+          <w:szCs w:val="28"/>
+          <w:lang w:val="vi-VN"/>
+        </w:rPr>
+        <w:t xml:space="preserve"> </w:t>
+      </w:r>
+      <w:r>
+        <w:rPr>
+          <w:rFonts w:ascii="Times New Roman" w:hAnsi="Times New Roman" w:cs="Times New Roman"/>
+          <w:color w:val="000000"/>
+          <w:sz w:val="28"/>
+          <w:szCs w:val="28"/>
+          <w:lang w:val="vi-VN"/>
+        </w:rPr>
+        <w:t xml:space="preserve">khách hàng {TEN_KHANG} </w:t>
+      </w:r>
+      <w:r>
+        <w:rPr>
+          <w:rFonts w:ascii="Times New Roman" w:hAnsi="Times New Roman" w:cs="Times New Roman"/>
+          <w:color w:val="000000"/>
+          <w:sz w:val="28"/>
+          <w:szCs w:val="28"/>
+          <w:lang w:val="vi-VN"/>
+        </w:rPr>
+        <w:t xml:space="preserve">không thực hiện ký kết lại </w:t>
+      </w:r>
+      <w:r>
+        <w:rPr>
+          <w:rFonts w:ascii="Times New Roman" w:hAnsi="Times New Roman" w:cs="Times New Roman"/>
+          <w:color w:val="000000"/>
+          <w:sz w:val="28"/>
+          <w:szCs w:val="28"/>
+          <w:lang w:val="vi-VN"/>
+        </w:rPr>
+        <w:t xml:space="preserve">HĐMBĐ </w:t>
+      </w:r>
+      <w:r>
+        <w:rPr>
+          <w:rFonts w:ascii="Times New Roman" w:hAnsi="Times New Roman" w:cs="Times New Roman"/>
+          <w:color w:val="000000"/>
+          <w:sz w:val="28"/>
+          <w:szCs w:val="28"/>
+          <w:lang w:val="vi-VN"/>
+        </w:rPr>
+        <w:t>mới</w:t>
+      </w:r>
+      <w:r>
+        <w:rPr>
+          <w:rFonts w:ascii="Times New Roman" w:hAnsi="Times New Roman" w:cs="Times New Roman"/>
+          <w:color w:val="000000"/>
+          <w:sz w:val="28"/>
+          <w:szCs w:val="28"/>
+          <w:lang w:val="vi-VN"/>
+        </w:rPr>
+        <w:t>.</w:t>
+      </w:r>
+    </w:p>
+    <w:p>
+      <w:pPr>
+        <w:tabs>
+          <w:tab w:val="left" w:pos="720"/>
+        </w:tabs>
+        <w:spacing w:before="120"/>
+        <w:ind w:firstLine="990"/>
+        <w:jc w:val="both"/>
+        <w:rPr>
+          <w:rFonts w:ascii="Times New Roman" w:hAnsi="Times New Roman" w:cs="Times New Roman"/>
+          <w:color w:val="000000"/>
+          <w:sz w:val="28"/>
+          <w:szCs w:val="28"/>
+          <w:lang w:val="vi-VN"/>
+        </w:rPr>
+      </w:pPr>
+      <w:r>
+        <w:rPr>
+          <w:rFonts w:ascii="Times New Roman" w:hAnsi="Times New Roman" w:cs="Times New Roman"/>
+          <w:color w:val="000000"/>
+          <w:sz w:val="28"/>
+          <w:szCs w:val="28"/>
+          <w:lang w:val="vi-VN"/>
+        </w:rPr>
+        <w:t xml:space="preserve">- Thời gian dự kiến tái lập điện: </w:t>
+      </w:r>
+      <w:r>
+        <w:rPr>
+          <w:rFonts w:ascii="Times New Roman" w:hAnsi="Times New Roman" w:cs="Times New Roman"/>
+          <w:color w:val="000000"/>
+          <w:sz w:val="28"/>
+          <w:szCs w:val="28"/>
+          <w:lang w:val="vi-VN"/>
+        </w:rPr>
+        <w:t xml:space="preserve">Sau </w:t>
+      </w:r>
+      <w:r>
+        <w:rPr>
+          <w:rFonts w:ascii="Times New Roman" w:hAnsi="Times New Roman" w:cs="Times New Roman"/>
+          <w:color w:val="000000"/>
+          <w:sz w:val="28"/>
+          <w:szCs w:val="28"/>
+          <w:lang w:val="vi-VN"/>
+        </w:rPr>
+        <w:t xml:space="preserve">khi </w:t>
+      </w:r>
+      <w:r>
+        <w:rPr>
+          <w:rFonts w:ascii="Times New Roman" w:hAnsi="Times New Roman" w:cs="Times New Roman"/>
+          <w:color w:val="000000"/>
+          <w:sz w:val="28"/>
+          <w:szCs w:val="28"/>
+          <w:lang w:val="vi-VN"/>
+        </w:rPr>
+        <w:t>hai bên</w:t>
+      </w:r>
+      <w:r>
+        <w:rPr>
+          <w:rFonts w:ascii="Times New Roman" w:hAnsi="Times New Roman" w:cs="Times New Roman"/>
+          <w:color w:val="000000"/>
+          <w:sz w:val="28"/>
+          <w:szCs w:val="28"/>
+          <w:lang w:val="vi-VN"/>
+        </w:rPr>
+        <w:t xml:space="preserve"> thực hiện ký kết </w:t>
+      </w:r>
+      <w:r>
+        <w:rPr>
+          <w:rFonts w:ascii="Times New Roman" w:hAnsi="Times New Roman" w:cs="Times New Roman"/>
+          <w:color w:val="000000"/>
+          <w:sz w:val="28"/>
+          <w:szCs w:val="28"/>
+          <w:lang w:val="vi-VN"/>
+        </w:rPr>
+        <w:t xml:space="preserve">HĐMBĐ </w:t>
+      </w:r>
+      <w:r>
+        <w:rPr>
+          <w:rFonts w:ascii="Times New Roman" w:hAnsi="Times New Roman" w:cs="Times New Roman"/>
+          <w:color w:val="000000"/>
+          <w:sz w:val="28"/>
+          <w:szCs w:val="28"/>
+          <w:lang w:val="vi-VN"/>
+        </w:rPr>
+        <w:t>hoàn tất</w:t>
+      </w:r>
+      <w:r>
+        <w:rPr>
+          <w:rFonts w:ascii="Times New Roman" w:hAnsi="Times New Roman" w:cs="Times New Roman"/>
+          <w:color w:val="000000"/>
+          <w:sz w:val="28"/>
+          <w:szCs w:val="28"/>
+          <w:lang w:val="vi-VN"/>
+        </w:rPr>
+        <w:t xml:space="preserve"> và Quý khách hàng </w:t>
+      </w:r>
+      <w:r>
+        <w:rPr>
+          <w:rFonts w:ascii="Times New Roman" w:hAnsi="Times New Roman" w:cs="Times New Roman"/>
+          <w:color w:val="000000"/>
+          <w:sz w:val="28"/>
+          <w:szCs w:val="28"/>
+          <w:lang w:val="vi-VN"/>
+        </w:rPr>
+        <w:t>thanh toán</w:t>
+      </w:r>
+      <w:r>
+        <w:rPr>
+          <w:rFonts w:ascii="Times New Roman" w:hAnsi="Times New Roman" w:cs="Times New Roman"/>
+          <w:color w:val="000000"/>
+          <w:sz w:val="28"/>
+          <w:szCs w:val="28"/>
+          <w:lang w:val="vi-VN"/>
+        </w:rPr>
+        <w:t xml:space="preserve"> hoàn tất</w:t>
+      </w:r>
+      <w:r>
+        <w:rPr>
+          <w:rFonts w:ascii="Times New Roman" w:hAnsi="Times New Roman" w:cs="Times New Roman"/>
+          <w:color w:val="000000"/>
+          <w:sz w:val="28"/>
+          <w:szCs w:val="28"/>
+          <w:lang w:val="vi-VN"/>
+        </w:rPr>
+        <w:t xml:space="preserve"> các chi phí phát sinh</w:t>
+      </w:r>
+      <w:r>
+        <w:rPr>
+          <w:rFonts w:ascii="Times New Roman" w:hAnsi="Times New Roman" w:cs="Times New Roman"/>
+          <w:color w:val="000000"/>
+          <w:sz w:val="28"/>
+          <w:szCs w:val="28"/>
+          <w:lang w:val="vi-VN"/>
+        </w:rPr>
+        <w:t>.</w:t>
       </w:r>
     </w:p>
     <w:p>
@@ -1144,337 +1717,17 @@
           <w:szCs w:val="28"/>
           <w:lang w:val="vi-VN"/>
         </w:rPr>
-        <w:t xml:space="preserve">Điện lực Xuân Lộc </w:t>
-      </w:r>
-      <w:r>
-        <w:rPr>
-          <w:rFonts w:ascii="Times New Roman" w:hAnsi="Times New Roman" w:cs="Times New Roman"/>
-          <w:color w:val="000000"/>
-          <w:sz w:val="28"/>
-          <w:szCs w:val="28"/>
-          <w:lang w:val="vi-VN"/>
-        </w:rPr>
-        <w:t>buộc lòng phải n</w:t>
-      </w:r>
-      <w:r>
-        <w:rPr>
-          <w:rFonts w:ascii="Times New Roman" w:hAnsi="Times New Roman" w:cs="Times New Roman"/>
-          <w:color w:val="000000"/>
-          <w:sz w:val="28"/>
-          <w:szCs w:val="28"/>
-          <w:lang w:val="vi-VN"/>
-        </w:rPr>
-        <w:t>gừng cấp điện</w:t>
-      </w:r>
-      <w:r>
-        <w:rPr>
-          <w:rFonts w:ascii="Times New Roman" w:hAnsi="Times New Roman" w:cs="Times New Roman"/>
-          <w:color w:val="000000"/>
-          <w:sz w:val="28"/>
-          <w:szCs w:val="28"/>
-          <w:lang w:val="vi-VN"/>
-        </w:rPr>
-        <w:t xml:space="preserve"> của quý</w:t>
-      </w:r>
-      <w:r>
-        <w:rPr>
-          <w:rFonts w:ascii="Times New Roman" w:hAnsi="Times New Roman" w:cs="Times New Roman"/>
-          <w:color w:val="000000"/>
-          <w:sz w:val="28"/>
-          <w:szCs w:val="28"/>
-          <w:lang w:val="vi-VN"/>
-        </w:rPr>
-        <w:t xml:space="preserve"> khách hàng</w:t>
-      </w:r>
-      <w:r>
-        <w:rPr>
-          <w:rFonts w:ascii="Times New Roman" w:hAnsi="Times New Roman" w:cs="Times New Roman"/>
-          <w:color w:val="000000"/>
-          <w:sz w:val="28"/>
-          <w:szCs w:val="28"/>
-          <w:lang w:val="vi-VN"/>
-        </w:rPr>
-        <w:t xml:space="preserve"> </w:t>
-      </w:r>
-      <w:r>
-        <w:rPr>
-          <w:rFonts w:ascii="Times New Roman" w:hAnsi="Times New Roman"/>
-          <w:color w:val="000000"/>
-          <w:sz w:val="28"/>
-          <w:szCs w:val="28"/>
-          <w:lang w:val="vi-VN"/>
-        </w:rPr>
-        <w:t>với nội dung cụ thể như sau</w:t>
-      </w:r>
-      <w:r>
-        <w:rPr>
-          <w:rFonts w:ascii="Times New Roman" w:hAnsi="Times New Roman" w:cs="Times New Roman"/>
-          <w:color w:val="000000"/>
-          <w:sz w:val="28"/>
-          <w:szCs w:val="28"/>
-          <w:lang w:val="vi-VN"/>
-        </w:rPr>
-        <w:t>:</w:t>
-      </w:r>
-    </w:p>
-    <w:p>
-      <w:pPr>
-        <w:tabs>
-          <w:tab w:val="left" w:pos="720"/>
-        </w:tabs>
-        <w:spacing w:before="120"/>
-        <w:ind w:firstLine="990"/>
-        <w:jc w:val="both"/>
-        <w:rPr>
-          <w:rFonts w:ascii="Times New Roman" w:hAnsi="Times New Roman" w:cs="Times New Roman"/>
-          <w:color w:val="000000"/>
-          <w:sz w:val="28"/>
-          <w:szCs w:val="28"/>
-          <w:lang w:val="vi-VN"/>
-        </w:rPr>
-      </w:pPr>
-      <w:r>
-        <w:rPr>
-          <w:rFonts w:ascii="Times New Roman" w:hAnsi="Times New Roman" w:cs="Times New Roman"/>
-          <w:color w:val="000000"/>
-          <w:sz w:val="28"/>
-          <w:szCs w:val="28"/>
-          <w:lang w:val="vi-VN"/>
-        </w:rPr>
-        <w:t xml:space="preserve"> - Thời gian</w:t>
-      </w:r>
-      <w:r>
-        <w:rPr>
-          <w:rFonts w:ascii="Times New Roman" w:hAnsi="Times New Roman" w:cs="Times New Roman"/>
-          <w:color w:val="000000"/>
-          <w:sz w:val="28"/>
-          <w:szCs w:val="28"/>
-          <w:lang w:val="vi-VN"/>
-        </w:rPr>
-        <w:t xml:space="preserve"> bắt đầu ngừng cung cấp điện:</w:t>
-      </w:r>
-      <w:r>
-        <w:rPr>
-          <w:rFonts w:ascii="Times New Roman" w:hAnsi="Times New Roman" w:cs="Times New Roman"/>
-          <w:color w:val="000000"/>
-          <w:sz w:val="28"/>
-          <w:szCs w:val="28"/>
-          <w:lang w:val="vi-VN"/>
-        </w:rPr>
-        <w:t xml:space="preserve"> </w:t>
-      </w:r>
-      <w:r>
-        <w:rPr>
-          <w:rFonts w:ascii="Times New Roman" w:hAnsi="Times New Roman" w:cs="Times New Roman"/>
-          <w:color w:val="000000"/>
-          <w:sz w:val="28"/>
-          <w:szCs w:val="28"/>
-          <w:lang w:val="vi-VN"/>
-        </w:rPr>
-        <w:t>10</w:t>
-      </w:r>
-      <w:r>
-        <w:rPr>
-          <w:rFonts w:ascii="Times New Roman" w:hAnsi="Times New Roman" w:cs="Times New Roman"/>
-          <w:color w:val="000000"/>
-          <w:sz w:val="28"/>
-          <w:szCs w:val="28"/>
-          <w:lang w:val="vi-VN"/>
-        </w:rPr>
-        <w:t xml:space="preserve"> giờ </w:t>
-      </w:r>
-      <w:r>
-        <w:rPr>
-          <w:rFonts w:ascii="Times New Roman" w:hAnsi="Times New Roman" w:cs="Times New Roman"/>
-          <w:color w:val="000000"/>
-          <w:sz w:val="28"/>
-          <w:szCs w:val="28"/>
-          <w:lang w:val="vi-VN"/>
-        </w:rPr>
-        <w:t>3</w:t>
-      </w:r>
-      <w:r>
-        <w:rPr>
-          <w:rFonts w:ascii="Times New Roman" w:hAnsi="Times New Roman" w:cs="Times New Roman"/>
-          <w:color w:val="000000"/>
-          <w:sz w:val="28"/>
-          <w:szCs w:val="28"/>
-          <w:lang w:val="vi-VN"/>
-        </w:rPr>
-        <w:t>0</w:t>
-      </w:r>
-      <w:r>
-        <w:rPr>
-          <w:rFonts w:ascii="Times New Roman" w:hAnsi="Times New Roman" w:cs="Times New Roman"/>
-          <w:color w:val="000000"/>
-          <w:sz w:val="28"/>
-          <w:szCs w:val="28"/>
-          <w:lang w:val="vi-VN"/>
-        </w:rPr>
-        <w:t xml:space="preserve"> {</w:t>
-      </w:r>
-      <w:r>
-        <w:rPr>
-          <w:rFonts w:ascii="Times New Roman" w:hAnsi="Times New Roman" w:cs="Times New Roman"/>
-          <w:color w:val="000000"/>
-          <w:sz w:val="28"/>
-          <w:szCs w:val="28"/>
-        </w:rPr>
-        <w:t>Ngay</w:t>
-      </w:r>
-      <w:r>
-        <w:rPr>
-          <w:rFonts w:ascii="Times New Roman" w:hAnsi="Times New Roman" w:cs="Times New Roman"/>
-          <w:color w:val="000000"/>
-          <w:sz w:val="28"/>
-          <w:szCs w:val="28"/>
-          <w:lang w:val="vi-VN"/>
-        </w:rPr>
-        <w:t>1 | dmy}</w:t>
-      </w:r>
-      <w:r>
-        <w:rPr>
-          <w:rFonts w:ascii="Times New Roman" w:hAnsi="Times New Roman" w:cs="Times New Roman"/>
-          <w:color w:val="000000"/>
-          <w:sz w:val="28"/>
-          <w:szCs w:val="28"/>
-          <w:lang w:val="vi-VN"/>
-        </w:rPr>
-        <w:t>.</w:t>
-      </w:r>
-    </w:p>
-    <w:p>
-      <w:pPr>
-        <w:tabs>
-          <w:tab w:val="left" w:pos="720"/>
-        </w:tabs>
-        <w:spacing w:before="120"/>
-        <w:ind w:firstLine="990"/>
-        <w:jc w:val="both"/>
-        <w:rPr>
-          <w:rFonts w:ascii="Times New Roman" w:hAnsi="Times New Roman" w:cs="Times New Roman"/>
-          <w:color w:val="000000"/>
-          <w:sz w:val="28"/>
-          <w:szCs w:val="28"/>
-          <w:lang w:val="vi-VN"/>
-        </w:rPr>
-      </w:pPr>
-      <w:r>
-        <w:rPr>
-          <w:rFonts w:ascii="Times New Roman" w:hAnsi="Times New Roman" w:cs="Times New Roman"/>
-          <w:color w:val="000000"/>
-          <w:sz w:val="28"/>
-          <w:szCs w:val="28"/>
-          <w:lang w:val="vi-VN"/>
-        </w:rPr>
-        <w:t xml:space="preserve"> - Địa điểm </w:t>
-      </w:r>
-      <w:r>
-        <w:rPr>
-          <w:rFonts w:ascii="Times New Roman" w:hAnsi="Times New Roman" w:cs="Times New Roman"/>
-          <w:color w:val="000000"/>
-          <w:sz w:val="28"/>
-          <w:szCs w:val="28"/>
-          <w:lang w:val="vi-VN"/>
-        </w:rPr>
-        <w:t>ngừng cung cấp điện</w:t>
-      </w:r>
-      <w:r>
-        <w:rPr>
-          <w:rFonts w:ascii="Times New Roman" w:hAnsi="Times New Roman" w:cs="Times New Roman"/>
-          <w:color w:val="000000"/>
-          <w:sz w:val="28"/>
-          <w:szCs w:val="28"/>
-          <w:lang w:val="vi-VN"/>
-        </w:rPr>
-        <w:t>:</w:t>
-      </w:r>
-      <w:r>
-        <w:rPr>
-          <w:rFonts w:ascii="Times New Roman" w:hAnsi="Times New Roman" w:cs="Times New Roman"/>
-          <w:color w:val="000000"/>
-          <w:sz w:val="28"/>
-          <w:szCs w:val="28"/>
-          <w:lang w:val="vi-VN"/>
-        </w:rPr>
-        <w:t xml:space="preserve"> </w:t>
-      </w:r>
-      <w:r>
-        <w:rPr>
-          <w:rFonts w:ascii="Times New Roman" w:hAnsi="Times New Roman" w:cs="Times New Roman"/>
-          <w:color w:val="000000"/>
-          <w:sz w:val="28"/>
-          <w:szCs w:val="28"/>
-          <w:lang w:val="vi-VN"/>
-        </w:rPr>
-        <w:t>Vị trí sử dụng điện của Quý khách hàng tại địa chỉ {DCHI_DIEMDO}</w:t>
-      </w:r>
-      <w:r>
-        <w:rPr>
-          <w:rFonts w:ascii="Times New Roman" w:hAnsi="Times New Roman" w:cs="Times New Roman"/>
-          <w:color w:val="000000"/>
-          <w:sz w:val="28"/>
-          <w:szCs w:val="28"/>
-          <w:lang w:val="vi-VN"/>
-        </w:rPr>
-        <w:t>.</w:t>
-      </w:r>
-    </w:p>
-    <w:p>
-      <w:pPr>
-        <w:tabs>
-          <w:tab w:val="left" w:pos="720"/>
-        </w:tabs>
-        <w:spacing w:before="120"/>
-        <w:ind w:firstLine="990"/>
-        <w:jc w:val="both"/>
-        <w:rPr>
-          <w:rFonts w:ascii="Times New Roman" w:hAnsi="Times New Roman" w:cs="Times New Roman"/>
-          <w:color w:val="000000"/>
-          <w:sz w:val="28"/>
-          <w:szCs w:val="28"/>
-          <w:lang w:val="vi-VN"/>
-        </w:rPr>
-      </w:pPr>
-      <w:r>
-        <w:rPr>
-          <w:rFonts w:ascii="Times New Roman" w:hAnsi="Times New Roman" w:cs="Times New Roman"/>
-          <w:color w:val="000000"/>
-          <w:sz w:val="28"/>
-          <w:szCs w:val="28"/>
-          <w:lang w:val="vi-VN"/>
-        </w:rPr>
-        <w:t xml:space="preserve"> - Lý do</w:t>
-      </w:r>
-      <w:r>
-        <w:rPr>
-          <w:rFonts w:ascii="Times New Roman" w:hAnsi="Times New Roman" w:cs="Times New Roman"/>
-          <w:color w:val="000000"/>
-          <w:sz w:val="28"/>
-          <w:szCs w:val="28"/>
-          <w:lang w:val="vi-VN"/>
-        </w:rPr>
-        <w:t xml:space="preserve"> ngừng cung cấp điện</w:t>
-      </w:r>
-      <w:r>
-        <w:rPr>
-          <w:rFonts w:ascii="Times New Roman" w:hAnsi="Times New Roman" w:cs="Times New Roman"/>
-          <w:color w:val="000000"/>
-          <w:sz w:val="28"/>
-          <w:szCs w:val="28"/>
-          <w:lang w:val="vi-VN"/>
-        </w:rPr>
-        <w:t>:</w:t>
-      </w:r>
-      <w:r>
-        <w:rPr>
-          <w:rFonts w:ascii="Times New Roman" w:hAnsi="Times New Roman" w:cs="Times New Roman"/>
-          <w:color w:val="000000"/>
-          <w:sz w:val="28"/>
-          <w:szCs w:val="28"/>
-          <w:lang w:val="vi-VN"/>
-        </w:rPr>
-        <w:t xml:space="preserve"> </w:t>
+        <w:t>S</w:t>
+      </w:r>
+      <w:r>
+        <w:rPr>
+          <w:rFonts w:ascii="Times New Roman" w:hAnsi="Times New Roman" w:cs="Times New Roman"/>
+          <w:color w:val="000000"/>
+          <w:sz w:val="28"/>
+          <w:szCs w:val="28"/>
+          <w:lang w:val="vi-VN"/>
+        </w:rPr>
+        <w:t xml:space="preserve">au 05 ngày kể từ ngày ngừng cấp điện mà </w:t>
       </w:r>
       <w:r>
         <w:rPr>
@@ -1494,260 +1747,6 @@
           <w:szCs w:val="28"/>
           <w:lang w:val="vi-VN"/>
         </w:rPr>
-        <w:t>đã hết hiệu lực</w:t>
-      </w:r>
-      <w:r>
-        <w:rPr>
-          <w:rFonts w:ascii="Times New Roman" w:hAnsi="Times New Roman" w:cs="Times New Roman"/>
-          <w:color w:val="000000"/>
-          <w:sz w:val="28"/>
-          <w:szCs w:val="28"/>
-          <w:lang w:val="vi-VN"/>
-        </w:rPr>
-        <w:t>,</w:t>
-      </w:r>
-      <w:r>
-        <w:rPr>
-          <w:rFonts w:ascii="Times New Roman" w:hAnsi="Times New Roman" w:cs="Times New Roman"/>
-          <w:color w:val="000000"/>
-          <w:sz w:val="28"/>
-          <w:szCs w:val="28"/>
-          <w:lang w:val="vi-VN"/>
-        </w:rPr>
-        <w:t xml:space="preserve"> </w:t>
-      </w:r>
-      <w:r>
-        <w:rPr>
-          <w:rFonts w:ascii="Times New Roman" w:hAnsi="Times New Roman" w:cs="Times New Roman"/>
-          <w:color w:val="000000"/>
-          <w:sz w:val="28"/>
-          <w:szCs w:val="28"/>
-          <w:lang w:val="vi-VN"/>
-        </w:rPr>
-        <w:t xml:space="preserve">khách hàng {TEN_KHANG} </w:t>
-      </w:r>
-      <w:r>
-        <w:rPr>
-          <w:rFonts w:ascii="Times New Roman" w:hAnsi="Times New Roman" w:cs="Times New Roman"/>
-          <w:color w:val="000000"/>
-          <w:sz w:val="28"/>
-          <w:szCs w:val="28"/>
-          <w:lang w:val="vi-VN"/>
-        </w:rPr>
-        <w:t xml:space="preserve">không thực hiện ký kết lại </w:t>
-      </w:r>
-      <w:r>
-        <w:rPr>
-          <w:rFonts w:ascii="Times New Roman" w:hAnsi="Times New Roman" w:cs="Times New Roman"/>
-          <w:color w:val="000000"/>
-          <w:sz w:val="28"/>
-          <w:szCs w:val="28"/>
-          <w:lang w:val="vi-VN"/>
-        </w:rPr>
-        <w:t xml:space="preserve">HĐMBĐ </w:t>
-      </w:r>
-      <w:r>
-        <w:rPr>
-          <w:rFonts w:ascii="Times New Roman" w:hAnsi="Times New Roman" w:cs="Times New Roman"/>
-          <w:color w:val="000000"/>
-          <w:sz w:val="28"/>
-          <w:szCs w:val="28"/>
-          <w:lang w:val="vi-VN"/>
-        </w:rPr>
-        <w:t>mới</w:t>
-      </w:r>
-      <w:r>
-        <w:rPr>
-          <w:rFonts w:ascii="Times New Roman" w:hAnsi="Times New Roman" w:cs="Times New Roman"/>
-          <w:color w:val="000000"/>
-          <w:sz w:val="28"/>
-          <w:szCs w:val="28"/>
-          <w:lang w:val="vi-VN"/>
-        </w:rPr>
-        <w:t>.</w:t>
-      </w:r>
-    </w:p>
-    <w:p>
-      <w:pPr>
-        <w:tabs>
-          <w:tab w:val="left" w:pos="720"/>
-        </w:tabs>
-        <w:spacing w:before="120"/>
-        <w:ind w:firstLine="990"/>
-        <w:jc w:val="both"/>
-        <w:rPr>
-          <w:rFonts w:ascii="Times New Roman" w:hAnsi="Times New Roman" w:cs="Times New Roman"/>
-          <w:color w:val="000000"/>
-          <w:sz w:val="28"/>
-          <w:szCs w:val="28"/>
-          <w:lang w:val="vi-VN"/>
-        </w:rPr>
-      </w:pPr>
-      <w:r>
-        <w:rPr>
-          <w:rFonts w:ascii="Times New Roman" w:hAnsi="Times New Roman" w:cs="Times New Roman"/>
-          <w:color w:val="000000"/>
-          <w:sz w:val="28"/>
-          <w:szCs w:val="28"/>
-          <w:lang w:val="vi-VN"/>
-        </w:rPr>
-        <w:t xml:space="preserve">- Thời gian dự kiến tái lập điện: </w:t>
-      </w:r>
-      <w:r>
-        <w:rPr>
-          <w:rFonts w:ascii="Times New Roman" w:hAnsi="Times New Roman" w:cs="Times New Roman"/>
-          <w:color w:val="000000"/>
-          <w:sz w:val="28"/>
-          <w:szCs w:val="28"/>
-          <w:lang w:val="vi-VN"/>
-        </w:rPr>
-        <w:t xml:space="preserve">Sau </w:t>
-      </w:r>
-      <w:r>
-        <w:rPr>
-          <w:rFonts w:ascii="Times New Roman" w:hAnsi="Times New Roman" w:cs="Times New Roman"/>
-          <w:color w:val="000000"/>
-          <w:sz w:val="28"/>
-          <w:szCs w:val="28"/>
-          <w:lang w:val="vi-VN"/>
-        </w:rPr>
-        <w:t xml:space="preserve">khi </w:t>
-      </w:r>
-      <w:r>
-        <w:rPr>
-          <w:rFonts w:ascii="Times New Roman" w:hAnsi="Times New Roman" w:cs="Times New Roman"/>
-          <w:color w:val="000000"/>
-          <w:sz w:val="28"/>
-          <w:szCs w:val="28"/>
-          <w:lang w:val="vi-VN"/>
-        </w:rPr>
-        <w:t>hai bên</w:t>
-      </w:r>
-      <w:r>
-        <w:rPr>
-          <w:rFonts w:ascii="Times New Roman" w:hAnsi="Times New Roman" w:cs="Times New Roman"/>
-          <w:color w:val="000000"/>
-          <w:sz w:val="28"/>
-          <w:szCs w:val="28"/>
-          <w:lang w:val="vi-VN"/>
-        </w:rPr>
-        <w:t xml:space="preserve"> thực hiện ký kết </w:t>
-      </w:r>
-      <w:r>
-        <w:rPr>
-          <w:rFonts w:ascii="Times New Roman" w:hAnsi="Times New Roman" w:cs="Times New Roman"/>
-          <w:color w:val="000000"/>
-          <w:sz w:val="28"/>
-          <w:szCs w:val="28"/>
-          <w:lang w:val="vi-VN"/>
-        </w:rPr>
-        <w:t xml:space="preserve">HĐMBĐ </w:t>
-      </w:r>
-      <w:r>
-        <w:rPr>
-          <w:rFonts w:ascii="Times New Roman" w:hAnsi="Times New Roman" w:cs="Times New Roman"/>
-          <w:color w:val="000000"/>
-          <w:sz w:val="28"/>
-          <w:szCs w:val="28"/>
-          <w:lang w:val="vi-VN"/>
-        </w:rPr>
-        <w:t>hoàn tất</w:t>
-      </w:r>
-      <w:r>
-        <w:rPr>
-          <w:rFonts w:ascii="Times New Roman" w:hAnsi="Times New Roman" w:cs="Times New Roman"/>
-          <w:color w:val="000000"/>
-          <w:sz w:val="28"/>
-          <w:szCs w:val="28"/>
-          <w:lang w:val="vi-VN"/>
-        </w:rPr>
-        <w:t xml:space="preserve"> và Quý khách hàng đóng</w:t>
-      </w:r>
-      <w:r>
-        <w:rPr>
-          <w:rFonts w:ascii="Times New Roman" w:hAnsi="Times New Roman" w:cs="Times New Roman"/>
-          <w:color w:val="000000"/>
-          <w:sz w:val="28"/>
-          <w:szCs w:val="28"/>
-          <w:lang w:val="vi-VN"/>
-        </w:rPr>
-        <w:t xml:space="preserve"> hoàn tất</w:t>
-      </w:r>
-      <w:r>
-        <w:rPr>
-          <w:rFonts w:ascii="Times New Roman" w:hAnsi="Times New Roman" w:cs="Times New Roman"/>
-          <w:color w:val="000000"/>
-          <w:sz w:val="28"/>
-          <w:szCs w:val="28"/>
-          <w:lang w:val="vi-VN"/>
-        </w:rPr>
-        <w:t xml:space="preserve"> các chi phí phát sinh</w:t>
-      </w:r>
-      <w:r>
-        <w:rPr>
-          <w:rFonts w:ascii="Times New Roman" w:hAnsi="Times New Roman" w:cs="Times New Roman"/>
-          <w:color w:val="000000"/>
-          <w:sz w:val="28"/>
-          <w:szCs w:val="28"/>
-          <w:lang w:val="vi-VN"/>
-        </w:rPr>
-        <w:t>.</w:t>
-      </w:r>
-    </w:p>
-    <w:p>
-      <w:pPr>
-        <w:tabs>
-          <w:tab w:val="left" w:pos="720"/>
-        </w:tabs>
-        <w:spacing w:before="120"/>
-        <w:ind w:firstLine="720"/>
-        <w:jc w:val="both"/>
-        <w:rPr>
-          <w:rFonts w:ascii="Times New Roman" w:hAnsi="Times New Roman" w:cs="Times New Roman"/>
-          <w:color w:val="000000"/>
-          <w:sz w:val="28"/>
-          <w:szCs w:val="28"/>
-          <w:lang w:val="vi-VN"/>
-        </w:rPr>
-      </w:pPr>
-      <w:r>
-        <w:rPr>
-          <w:rFonts w:ascii="Times New Roman" w:hAnsi="Times New Roman" w:cs="Times New Roman"/>
-          <w:color w:val="000000"/>
-          <w:sz w:val="28"/>
-          <w:szCs w:val="28"/>
-          <w:lang w:val="vi-VN"/>
-        </w:rPr>
-        <w:t>S</w:t>
-      </w:r>
-      <w:r>
-        <w:rPr>
-          <w:rFonts w:ascii="Times New Roman" w:hAnsi="Times New Roman" w:cs="Times New Roman"/>
-          <w:color w:val="000000"/>
-          <w:sz w:val="28"/>
-          <w:szCs w:val="28"/>
-          <w:lang w:val="vi-VN"/>
-        </w:rPr>
-        <w:t xml:space="preserve">au 05 ngày kể từ ngày ngừng cấp điện mà </w:t>
-      </w:r>
-      <w:r>
-        <w:rPr>
-          <w:rFonts w:ascii="Times New Roman" w:hAnsi="Times New Roman" w:cs="Times New Roman"/>
-          <w:color w:val="000000"/>
-          <w:sz w:val="28"/>
-          <w:szCs w:val="28"/>
-          <w:lang w:val="vi-VN"/>
-        </w:rPr>
-        <w:t xml:space="preserve">HĐMBĐ </w:t>
-      </w:r>
-      <w:r>
-        <w:rPr>
-          <w:rFonts w:ascii="Times New Roman" w:hAnsi="Times New Roman" w:cs="Times New Roman"/>
-          <w:color w:val="000000"/>
-          <w:sz w:val="28"/>
-          <w:szCs w:val="28"/>
-          <w:lang w:val="vi-VN"/>
-        </w:rPr>
         <w:t xml:space="preserve">vẫn </w:t>
       </w:r>
       <w:r>
@@ -1778,27 +1777,7 @@
           <w:szCs w:val="28"/>
           <w:lang w:val="vi-VN"/>
         </w:rPr>
-        <w:t xml:space="preserve"> sẽ thực hiện thu hồi hệ thống đo đếm và </w:t>
-      </w:r>
-      <w:r>
-        <w:rPr>
-          <w:rFonts w:ascii="Times New Roman" w:hAnsi="Times New Roman" w:cs="Times New Roman"/>
-          <w:color w:val="000000"/>
-          <w:sz w:val="28"/>
-          <w:szCs w:val="28"/>
-          <w:lang w:val="vi-VN"/>
-        </w:rPr>
-        <w:t xml:space="preserve">đơn phương </w:t>
-      </w:r>
-      <w:r>
-        <w:rPr>
-          <w:rFonts w:ascii="Times New Roman" w:hAnsi="Times New Roman" w:cs="Times New Roman"/>
-          <w:color w:val="000000"/>
-          <w:sz w:val="28"/>
-          <w:szCs w:val="28"/>
-          <w:lang w:val="vi-VN"/>
-        </w:rPr>
-        <w:t>thanh lý hợp đồng</w:t>
+        <w:t xml:space="preserve"> sẽ thực hiện thu hồi hệ thống đo đếm và thanh lý hợp đồng</w:t>
       </w:r>
       <w:r>
         <w:rPr>
@@ -4348,11 +4327,13 @@
   </w:compat>
   <w:rsids>
     <w:rsidRoot w:val="00F433DC"/>
+    <w:rsid w:val="003C6970"/>
     <w:rsid w:val="005D3B6C"/>
     <w:rsid w:val="006C08E1"/>
     <w:rsid w:val="008A0C40"/>
     <w:rsid w:val="00907160"/>
     <w:rsid w:val="00BA2E35"/>
+    <w:rsid w:val="00C0745A"/>
     <w:rsid w:val="00F433DC"/>
   </w:rsids>
   <m:mathPr>
